--- a/docs/maintenance/AI开发项目_Bug记录模板.docx
+++ b/docs/maintenance/AI开发项目_Bug记录模板.docx
@@ -3474,6 +3474,111 @@
       </w:pPr>
       <w:r>
         <w:t>新增音频响度、静默窗口、循环接缝、独立通道、失败回退、关闭声音、停止清理、离线缓存和旧频率禁止测试；隔离完整回归 128/128 个测试文件、282/282 项断言通过。状态：代码和音频结构验证完成，待用户真机听感确认。</w:t>
+      </w:r>
+    </w:p>
+    <w:p/>
+    <w:p>
+      <w:pPr>
+        <w:pStyle w:val="Heading1"/>
+      </w:pPr>
+      <w:r>
+        <w:t>Bug 40：内置图片入口下线后仍可能被旧状态或旧页面调用（v811，2026-08-06）</w:t>
+      </w:r>
+    </w:p>
+    <w:p>
+      <w:pPr>
+        <w:pStyle w:val="Heading2"/>
+      </w:pPr>
+      <w:r>
+        <w:t>现象与根因</w:t>
+      </w:r>
+    </w:p>
+    <w:p>
+      <w:pPr>
+        <w:pStyle w:val="ListBullet"/>
+      </w:pPr>
+      <w:r>
+        <w:t>现象：AI 账户仍展示图片生成开关、测试按钮、图片套餐和扣费说明；后台也保留内置图片部署与计费线路，不符合本轮全部下线要求。</w:t>
+      </w:r>
+    </w:p>
+    <w:p>
+      <w:pPr>
+        <w:pStyle w:val="ListBullet"/>
+      </w:pPr>
+      <w:r>
+        <w:t>确认根因：内置图片能力分散在 UI、localStorage 中的 aiImage.enabled、前端路由判断和 phone-ai 的 action=image 计费动作。仅删可见按钮时，旧缓存页面仍能直接请求后台，并存在继续创建新扣费单的风险。</w:t>
+      </w:r>
+    </w:p>
+    <w:p>
+      <w:pPr>
+        <w:pStyle w:val="ListBullet"/>
+      </w:pPr>
+      <w:r>
+        <w:t>影响范围：AI 账户图片区域、内部图片路由、后台图片配置/计费、部署说明、版本缓存和相关测试。外部 AI真图、识图、付款截图、历史账单不属于待删除范围。</w:t>
+      </w:r>
+    </w:p>
+    <w:p>
+      <w:pPr>
+        <w:pStyle w:val="Heading2"/>
+      </w:pPr>
+      <w:r>
+        <w:t>修复与失败方案规避</w:t>
+      </w:r>
+    </w:p>
+    <w:p>
+      <w:pPr>
+        <w:pStyle w:val="ListBullet"/>
+      </w:pPr>
+      <w:r>
+        <w:t>完整移除内置图片开关、套餐、测试生成入口和全部相关说明；前端不再读取旧启用状态，也不再把内置中转作为图片可用线路。</w:t>
+      </w:r>
+    </w:p>
+    <w:p>
+      <w:pPr>
+        <w:pStyle w:val="ListBullet"/>
+      </w:pPr>
+      <w:r>
+        <w:t>后台删除图片模型与备用线路配置、新图片生成和新图片扣费逻辑；对旧客户端 action=image 请求先返回 410，再终止后续账户和扣费处理。</w:t>
+      </w:r>
+    </w:p>
+    <w:p>
+      <w:pPr>
+        <w:pStyle w:val="ListBullet"/>
+      </w:pPr>
+      <w:r>
+        <w:t>失败方案规避：禁止只用 CSS 隐藏、只删除按钮或只清理新用户默认值；这些方案无法覆盖旧缓存和已保存状态，也无法阻止直接请求服务端。</w:t>
+      </w:r>
+    </w:p>
+    <w:p>
+      <w:pPr>
+        <w:pStyle w:val="ListBullet"/>
+      </w:pPr>
+      <w:r>
+        <w:t>兼容处理：保留外部图片生成、识图和付款凭证上传；保留历史“生图”账目显示和旧挂单超时退款，避免下线功能时破坏财务可追溯性。</w:t>
+      </w:r>
+    </w:p>
+    <w:p>
+      <w:pPr>
+        <w:pStyle w:val="Heading2"/>
+      </w:pPr>
+      <w:r>
+        <w:t>测试结果</w:t>
+      </w:r>
+    </w:p>
+    <w:p>
+      <w:pPr>
+        <w:pStyle w:val="ListBullet"/>
+      </w:pPr>
+      <w:r>
+        <w:t>新增/更新回归断言，验证界面无内置图片入口与文案、后台拒绝发生在 charge 调用之前、历史挂单退款仍存在、外部 AI真图及付款截图不受影响。</w:t>
+      </w:r>
+    </w:p>
+    <w:p>
+      <w:pPr>
+        <w:pStyle w:val="ListBullet"/>
+      </w:pPr>
+      <w:r>
+        <w:t>语法检查通过；隔离完整回归 128/128 个测试文件、282/282 项断言通过。</w:t>
       </w:r>
     </w:p>
     <w:sectPr>

--- a/docs/maintenance/AI开发项目_Bug记录模板.docx
+++ b/docs/maintenance/AI开发项目_Bug记录模板.docx
@@ -3579,6 +3579,192 @@
       </w:pPr>
       <w:r>
         <w:t>语法检查通过；隔离完整回归 128/128 个测试文件、282/282 项断言通过。</w:t>
+      </w:r>
+    </w:p>
+    <w:p>
+      <w:r>
+        <w:br w:type="page"/>
+      </w:r>
+    </w:p>
+    <w:p>
+      <w:pPr>
+        <w:pStyle w:val="Heading1"/>
+      </w:pPr>
+      <w:r>
+        <w:t>Bug 41：线上微信角色比线下约会明显程序化（v812，2026-08-06）</w:t>
+      </w:r>
+    </w:p>
+    <w:p>
+      <w:pPr>
+        <w:pStyle w:val="Heading2"/>
+      </w:pPr>
+      <w:r>
+        <w:t>现象、历史对比与根因</w:t>
+      </w:r>
+    </w:p>
+    <w:p>
+      <w:pPr>
+        <w:pStyle w:val="ListBullet"/>
+      </w:pPr>
+      <w:r>
+        <w:t>现象：同一角色在线下约会里语言自然、像真人，回到线上微信后容易短促、客服腔、机械追问、被挂断后固定质问，甚至被系统心情和亲密度推着走。</w:t>
+      </w:r>
+    </w:p>
+    <w:p>
+      <w:pPr>
+        <w:pStyle w:val="ListBullet"/>
+      </w:pPr>
+      <w:r>
+        <w:t>历史对比确认：7 月 7 日凌晨版本没有亲密度阶段、行为规划器、持续情绪、猜疑或关系强制策略；7 月 7 日晚先加入亲密度，7 月 11 日加入行为/情绪规划，7 月 29 日加入猜疑与极端关系策略。后续功能层层叠加使线上提示和回复后处理远重于线下。</w:t>
+      </w:r>
+    </w:p>
+    <w:p>
+      <w:pPr>
+        <w:pStyle w:val="ListBullet"/>
+      </w:pPr>
+      <w:r>
+        <w:t>直接根因：线上同时受 buildSystem 动态提示、aiReply 行为计划、心情/亲密度状态更新、电话失败强制文案和多轮纠错改写控制；部分电话系统记录还以 user 身份送入模型，进一步让角色误以为用户说了系统文案。</w:t>
+      </w:r>
+    </w:p>
+    <w:p>
+      <w:pPr>
+        <w:pStyle w:val="ListBullet"/>
+      </w:pPr>
+      <w:r>
+        <w:t>影响范围：仅微信线上自然模式测试链、聊天顶部心情条和电话结束后的线上承接。线下约会、稳定微信模式、主动来电概率、通话核心、锁软件执行均不应改动。</w:t>
+      </w:r>
+    </w:p>
+    <w:p>
+      <w:pPr>
+        <w:pStyle w:val="Heading2"/>
+      </w:pPr>
+      <w:r>
+        <w:t>修复与失败方案规避</w:t>
+      </w:r>
+    </w:p>
+    <w:p>
+      <w:pPr>
+        <w:pStyle w:val="ListBullet"/>
+      </w:pPr>
+      <w:r>
+        <w:t>在“微信自然模式（测试）”中关闭亲密度、心情值、情绪余温、记仇压力、猜疑、关系强制、行为/权力规划和系统活动安排；功能提示按本轮话题懒加载。</w:t>
+      </w:r>
+    </w:p>
+    <w:p>
+      <w:pPr>
+        <w:pStyle w:val="ListBullet"/>
+      </w:pPr>
+      <w:r>
+        <w:t>电话未接、拒接、挂断改为只注入真实事件事实，允许角色自主发消息、回拨或保持安静；system 记录保持 system 身份，不再伪装成用户发言。</w:t>
+      </w:r>
+    </w:p>
+    <w:p>
+      <w:pPr>
+        <w:pStyle w:val="ListBullet"/>
+      </w:pPr>
+      <w:r>
+        <w:t>失败方案规避：禁止只改一句提示词却保留后面的关系检查和强制重写；禁止兜底模型重新启用心情控制器；禁止整版回退到 7 月旧代码；禁止为了自然感删除锁软件或主动来电执行链。</w:t>
+      </w:r>
+    </w:p>
+    <w:p>
+      <w:pPr>
+        <w:pStyle w:val="ListBullet"/>
+      </w:pPr>
+      <w:r>
+        <w:t>英文名不再被中文防飙英文规则一刀切禁止；是否可用取决于人设和历史是否已经建立该称呼。</w:t>
+      </w:r>
+    </w:p>
+    <w:p>
+      <w:pPr>
+        <w:pStyle w:val="Heading2"/>
+      </w:pPr>
+      <w:r>
+        <w:t>测试结果</w:t>
+      </w:r>
+    </w:p>
+    <w:p>
+      <w:pPr>
+        <w:pStyle w:val="ListBullet"/>
+      </w:pPr>
+      <w:r>
+        <w:t>新增 wechat-autonomy-mode 与扩展 wechat-natural-mode 测试，覆盖功能规则懒加载、兜底不恢复心情控制器、system 事件身份、[保持安静]、英文名边界、主动来电保留和锁软件执行链。</w:t>
+      </w:r>
+    </w:p>
+    <w:p>
+      <w:pPr>
+        <w:pStyle w:val="ListBullet"/>
+      </w:pPr>
+      <w:r>
+        <w:t>锁软件、任务情侣限制、拒接/挂断、主动联系及完整项目回归均通过；完整结果 296/296。</w:t>
+      </w:r>
+    </w:p>
+    <w:p>
+      <w:r>
+        <w:br w:type="page"/>
+      </w:r>
+    </w:p>
+    <w:p>
+      <w:pPr>
+        <w:pStyle w:val="Heading1"/>
+      </w:pPr>
+      <w:r>
+        <w:t>Bug 42：电子宠物项圈和装饰过少（v812，2026-08-06）</w:t>
+      </w:r>
+    </w:p>
+    <w:p>
+      <w:pPr>
+        <w:pStyle w:val="Heading2"/>
+      </w:pPr>
+      <w:r>
+        <w:t>现象与根因</w:t>
+      </w:r>
+    </w:p>
+    <w:p>
+      <w:pPr>
+        <w:pStyle w:val="ListBullet"/>
+      </w:pPr>
+      <w:r>
+        <w:t>现象：衣帽间的项圈只有软绒项圈一款，装饰选择过少，无法满足持续养成和换装需求。</w:t>
+      </w:r>
+    </w:p>
+    <w:p>
+      <w:pPr>
+        <w:pStyle w:val="ListBullet"/>
+      </w:pPr>
+      <w:r>
+        <w:t>根因：PET_WEAR 只登记了一个 neck 商品，petSvg 又用单个 collar 条件硬编码渲染；即使只补商品数据，没有对应 SVG 分支也只会显示购买文字，不会出现在宠物身上。</w:t>
+      </w:r>
+    </w:p>
+    <w:p>
+      <w:pPr>
+        <w:pStyle w:val="ListBullet"/>
+      </w:pPr>
+      <w:r>
+        <w:t>影响范围：pet-game.js 的装扮目录、商城、衣帽间和实时 SVG 预览；宠物成长、喂养、拖动和持久化结构不需修改。</w:t>
+      </w:r>
+    </w:p>
+    <w:p>
+      <w:pPr>
+        <w:pStyle w:val="Heading2"/>
+      </w:pPr>
+      <w:r>
+        <w:t>修复与测试</w:t>
+      </w:r>
+    </w:p>
+    <w:p>
+      <w:pPr>
+        <w:pStyle w:val="ListBullet"/>
+      </w:pPr>
+      <w:r>
+        <w:t>新增 5 款颈部装饰，使项圈/领巾共 6 款；同时新增 3 款头饰和 3 款衣服。将身体、颈部、头部渲染拆为独立 SVG 选择函数，每件商品都有真实可见造型。</w:t>
+      </w:r>
+    </w:p>
+    <w:p>
+      <w:pPr>
+        <w:pStyle w:val="ListBullet"/>
+      </w:pPr>
+      <w:r>
+        <w:t>静态测试断言至少 6 个 neck 商品、12 个新增名称和三个渲染器均接入 petSvg；浏览器实测商品列表、购买入口、佩戴选中状态和全身预览正常。</w:t>
       </w:r>
     </w:p>
     <w:sectPr>

--- a/docs/maintenance/AI开发项目_Bug记录模板.docx
+++ b/docs/maintenance/AI开发项目_Bug记录模板.docx
@@ -3765,6 +3765,113 @@
       </w:pPr>
       <w:r>
         <w:t>静态测试断言至少 6 个 neck 商品、12 个新增名称和三个渲染器均接入 petSvg；浏览器实测商品列表、购买入口、佩戴选中状态和全身预览正常。</w:t>
+      </w:r>
+    </w:p>
+    <w:p>
+      <w:r>
+        <w:br w:type="page"/>
+      </w:r>
+    </w:p>
+    <w:p>
+      <w:pPr>
+        <w:pStyle w:val="Heading1"/>
+      </w:pPr>
+      <w:r>
+        <w:t>Bug 43：自然模式仍被久未回复与后台行为链干预（2026-08-06）</w:t>
+      </w:r>
+    </w:p>
+    <w:p>
+      <w:r>
+        <w:t>现象：开启微信自然模式后，角色仍可能因为用户久未回复而固定催促、按程序指定的查岗/分享主题主动联系，或在电话静默后被要求表现担心、委屈并自动重拨。</w:t>
+      </w:r>
+    </w:p>
+    <w:p>
+      <w:r>
+        <w:t>根因：主回复中的情绪、亲密度和行为规划虽已关闭，但 buildSystem 的长间隔说明、旧 phone_idle 桥、极端失联计时器、主动消息计划器和通话静默升级仍是独立入口；部分系统备注还以 user 角色注入，模型容易误认成用户要求。</w:t>
+      </w:r>
+    </w:p>
+    <w:p>
+      <w:r>
+        <w:t>影响范围：app.js 的微信系统提示构建、后台主动联系、久未打开桥、疑虑/行为状态、通话静默与通话提示；软件锁执行链仅做回归验证，没有修改。</w:t>
+      </w:r>
+    </w:p>
+    <w:p>
+      <w:pPr>
+        <w:pStyle w:val="ListBullet"/>
+      </w:pPr>
+      <w:r>
+        <w:t>把长间隔与在线状态改成中性事实，不再写“你一直没理我”或要求承认等待时长。</w:t>
+      </w:r>
+    </w:p>
+    <w:p>
+      <w:pPr>
+        <w:pStyle w:val="ListBullet"/>
+      </w:pPr>
+      <w:r>
+        <w:t>自然主动联系使用 autonomy 计划，角色自行选择微信、来电或安静；关闭随机来电抽签和程序推断的当前活动。</w:t>
+      </w:r>
+    </w:p>
+    <w:p>
+      <w:pPr>
+        <w:pStyle w:val="ListBullet"/>
+      </w:pPr>
+      <w:r>
+        <w:t>自然模式停止心情值变化、亲密度变化、疑虑与行为账本更新，以及久未打开、失联升级、步数提醒和到点追事的强制消息。</w:t>
+      </w:r>
+    </w:p>
+    <w:p>
+      <w:pPr>
+        <w:pStyle w:val="ListBullet"/>
+      </w:pPr>
+      <w:r>
+        <w:t>自然模式的系统事件统一以 system 角色注入，不再伪装为用户消息。</w:t>
+      </w:r>
+    </w:p>
+    <w:p>
+      <w:pPr>
+        <w:pStyle w:val="ListBullet"/>
+      </w:pPr>
+      <w:r>
+        <w:t>通话移除固定黏人规则；静默事实允许角色自行开口、挂断或保持安静，不自动重拨。</w:t>
+      </w:r>
+    </w:p>
+    <w:p>
+      <w:pPr>
+        <w:pStyle w:val="ListBullet"/>
+      </w:pPr>
+      <w:r>
+        <w:t>验证：微信自主模式、主动联系、电话格式、主动电话能力、软件锁及完整测试套件。</w:t>
+      </w:r>
+    </w:p>
+    <w:p>
+      <w:pPr>
+        <w:pStyle w:val="ListBullet"/>
+      </w:pPr>
+      <w:r>
+        <w:t>禁止重复失败方案：不能只删主提示词中的心情段落；必须同时审计独立定时器、事件桥、后处理和通话专用提示。</w:t>
+      </w:r>
+    </w:p>
+    <w:p>
+      <w:pPr>
+        <w:pStyle w:val="Heading2"/>
+      </w:pPr>
+      <w:r>
+        <w:t>Bug 43 追加排查：仍有后台入口绕过自然模式</w:t>
+      </w:r>
+    </w:p>
+    <w:p>
+      <w:r>
+        <w:t>根因：节日、每日心情及内嵌心情/记仇标签使用独立后台入口，没有经过普通微信回复的自然模式保护。</w:t>
+      </w:r>
+    </w:p>
+    <w:p>
+      <w:r>
+        <w:t>修复：自然模式停用节日强制祝福与角色每日心情自动生成；微信和通话不再写入心情、记仇及自动消气状态；日程提醒改用自然模式提示，只保留用户明确设定的提醒事实。</w:t>
+      </w:r>
+    </w:p>
+    <w:p>
+      <w:r>
+        <w:t>回归边界：稳定模式不变；主动来电标签、软件锁、自然语言锁定与授权检查不变。</w:t>
       </w:r>
     </w:p>
     <w:sectPr>

--- a/docs/maintenance/AI开发项目_Bug记录模板.docx
+++ b/docs/maintenance/AI开发项目_Bug记录模板.docx
@@ -4270,6 +4270,44 @@
       <w:pPr/>
       <w:r>
         <w:t>风险与边界：历史上已混入 c.summaries 且没有账号来源标记的旧总结无法安全自动判断归属，本版不做猜测式拆分；若用户仍看到某条旧污染总结，可在大号的对话总结页手动删除。新产生的数据会严格隔离。</w:t>
+      </w:r>
+    </w:p>
+    <w:p>
+      <w:pPr>
+        <w:pStyle w:val="Heading1"/>
+      </w:pPr>
+      <w:r>
+        <w:t>Bug 49：后台三款来电铃声听感几乎相同且偏音乐型（v824，2026-08-06）</w:t>
+      </w:r>
+    </w:p>
+    <w:p>
+      <w:r>
+        <w:t>现象：设置里虽然提供三款来电铃声，但实际试听都像同一段柔和背景音乐，区别很小；用户希望改成接近消息提示音的“叮咚、叮咚”短铃，并明确要求三款全部替换。</w:t>
+      </w:r>
+    </w:p>
+    <w:p>
+      <w:r>
+        <w:t>根因：三段旧 WAV 都是相同的 8 秒暖和弦设计，使用相近的低音铺底、慢起音、长包络和旋律结构。选择保存与播放路径本身正常，问题在素材声学特征过于接近，不是按钮失效或电话播放串线。</w:t>
+      </w:r>
+    </w:p>
+    <w:p>
+      <w:r>
+        <w:t>影响范围：assets 下三段来电 WAV、设置中的名称/说明、生成脚本、Service Worker 缓存号和来电素材测试。消息提示音、主动拨号音、电话接通链、角色逻辑和软件锁不在修改范围。</w:t>
+      </w:r>
+    </w:p>
+    <w:p>
+      <w:r>
+        <w:t>修复：三段素材全部重做为非音乐型循环短铃，保留原 key 与文件路径兼容已有选择；新增叮咚轻铃、清脆双响、木质叮咚三种明显不同的提示音式双响，并升级 v824 缓存。</w:t>
+      </w:r>
+    </w:p>
+    <w:p>
+      <w:r>
+        <w:t>失败尝试：第一轮新素材已去掉旋律，但文件末尾仍残留未衰减音量，循环接缝出现可测跳变；木质款还有接近一秒的空档。该版本未交付，随后增加首尾短淡化并缩短低音款重复间隔。以后不能只确认文件能播放，必须同时检测接缝和最长静默段。</w:t>
+      </w:r>
+    </w:p>
+    <w:p>
+      <w:r>
+        <w:t>验证：三款峰值约 -13.15 dBFS，循环接缝低于可闻爆音阈值，波形两两相关度低于 0.25；针对性测试 6/6、完整 Node 回归 318/318 通过。浏览器本地启动正常，但未绕过正常邀请码授权去操作真实设置页。</w:t>
       </w:r>
     </w:p>
     <w:sectPr>

--- a/docs/maintenance/AI开发项目_Bug记录模板.docx
+++ b/docs/maintenance/AI开发项目_Bug记录模板.docx
@@ -11920,6 +11920,44 @@
           <w:sz w:val="21"/>
         </w:rPr>
         <w:t>验证：Windows 完整 Node 回归 865／865 通过，PhoneWeb.bundle 由共享清单重建；独立云数据库补偿迁移与两个 APNs 函数已部署。Mac 编译、签名以及全新 v1007 包的真实 iPhone 入聊、朋友圈、内心格式、发热与半屏卡顿验收仍未完成。</w:t>
+      </w:r>
+    </w:p>
+    <w:p>
+      <w:pPr>
+        <w:pStyle w:val="Heading1"/>
+      </w:pPr>
+      <w:r>
+        <w:t>2026-08-21｜v1011｜AI 迁移 401、朋友圈固定主模型、后台单线路超时</w:t>
+      </w:r>
+    </w:p>
+    <w:p>
+      <w:r>
+        <w:t>现象：网页与私人 App 的角色语音同时突然报 HTTP 401；普通微信能回复而朋友圈评论持续失败；立即模拟后台主动消息长期显示调用当前模型，最终没有 APNs 通知，并会拖慢普通微信。</w:t>
+      </w:r>
+    </w:p>
+    <w:p>
+      <w:r>
+        <w:t>语音根因：AI_BACKEND_URL 已迁到 lovbzibismsjqvjujilz，但 aiRelay 请求头仍固定使用旧 lkhlyfpssmrjkkzhuzag 的 GATE_KEY。真实网关对照为新地址＋新 Key 返回 200，新地址＋旧 Key 返回 401 Invalid API key。外置 Mossland／Fish 的 external_tts 也经过 aiRelay，所以被同一网关错误连带影响；不是用户外置平台 Key 或余额失效。</w:t>
+      </w:r>
+    </w:p>
+    <w:p>
+      <w:r>
+        <w:t>朋友圈根因：普通微信请求明确传 aux:c.model==='aux'，朋友圈自 7 月 30 日以来一直漏传角色模型选择，固定走主模型；当角色实际选择副模型或主线路后来不可用时，表现为只有朋友圈失败。v1003 加入真实失败状态后问题变得可见，v1008 扩大的上下文又增加了超时概率。后台测试早于或晚于朋友圈操作都不改变此独立根因。</w:t>
+      </w:r>
+    </w:p>
+    <w:p>
+      <w:r>
+        <w:t>后台根因：独立云任务日志明确记录 one_minute_test 失败在 profile-current:timeout，未生成 outbox，因而根本未到 APNs。APNs 令牌与其他历史 outbox 已有 Apple 接受记录；不能把此故障误判为通知权限。独立云没有内置模型 Secrets，服务器只同步一条当前外置线路，18 秒超时后又隔 60 秒重跑，形成长时间占用。</w:t>
+      </w:r>
+    </w:p>
+    <w:p>
+      <w:r>
+        <w:t>修复：aiCoreKey(url) 按目标项目 origin 选择对应公开 Key；朋友圈传入角色实际主／副模型选择并缩减上下文；后台同步当前与备用两条外置线路，单线路 27 秒、有界总时限，显式测试不再跨分钟重试。全程不修改用户外置平台配置，不生成假角色回复。</w:t>
+      </w:r>
+    </w:p>
+    <w:p>
+      <w:r>
+        <w:t>验证：新 phone-ai 地址＋新 Key 在线返回 200，新地址＋旧 Key 返回 401；专项测试覆盖地址／Key 同项目、朋友圈副模型、真实失败不伪造、后台双线路与单轮释放。phone-role-push 已部署 ACTIVE v9。仍需新安装包在真实 iPhone 验证三项最终用户结果。</w:t>
       </w:r>
     </w:p>
     <w:sectPr>

--- a/docs/maintenance/AI开发项目_Bug记录模板.docx
+++ b/docs/maintenance/AI开发项目_Bug记录模板.docx
@@ -11958,6 +11958,39 @@
     <w:p>
       <w:r>
         <w:t>验证：新 phone-ai 地址＋新 Key 在线返回 200，新地址＋旧 Key 返回 401；专项测试覆盖地址／Key 同项目、朋友圈副模型、真实失败不伪造、后台双线路与单轮释放。phone-role-push 已部署 ACTIVE v9。仍需新安装包在真实 iPhone 验证三项最终用户结果。</w:t>
+      </w:r>
+    </w:p>
+    <w:p>
+      <w:pPr>
+        <w:pStyle w:val="Heading1"/>
+      </w:pPr>
+      <w:r>
+        <w:t>2026-08-21｜v1012｜朋友圈跳动、图片问号、相册删除、伴生控制与定位过早失败</w:t>
+      </w:r>
+    </w:p>
+    <w:p>
+      <w:r>
+        <w:t>现象：朋友圈真实回复已经成功，但落地时整页闪动并上下跳；角色生图点开先显示问号，稍后才闪出；共同相册不能单张删除；小事簿打不开且私人 App 锁屏头像消失；角色自动伴生操作显示失败而同一动作手动成功；前台定位 8 秒报失败，但后台稍后又能读取到同一真实位置。</w:t>
+      </w:r>
+    </w:p>
+    <w:p>
+      <w:r>
+        <w:t>根因：朋友圈回复完成后仍触发整页重绘；图片查看器在 idb 短引用和网络资源解析前直接给 img；相册缺少来源安全的精确 tombstone；旧小事簿 tags 可能不是数组，私人头像 idb 缓存未就绪；原生控制在已执行后仍等待 HealthKit 刷新，网页可能先超时；定位先单独等 8 秒，再串行读其他数据，与 Core Location 的真实回调时间不匹配。</w:t>
+      </w:r>
+    </w:p>
+    <w:p>
+      <w:r>
+        <w:t>修复：朋友圈只刷新目标社交区并保持滚动；图片解析、解码、错误状态分离；共同相册新增单张删除且不伤原聊天；标签兼容数组／字符串，头像缓存异步恢复；控制队列、严格 executed 回执和一次短暂错误重试；定位与健康／屏幕时间并发，并给真实位置 18 秒窗口。</w:t>
+      </w:r>
+    </w:p>
+    <w:p>
+      <w:r>
+        <w:t>新增家庭位置：用户只能用十分钟内的新鲜真实坐标设置，精度太差拒绝保存；家庭半径考虑定位 accuracy，范围重叠按在家，明确离开才显示原地点。规则同步给独立云后台，避免前台说在家而后台主动消息误说在外。</w:t>
+      </w:r>
+    </w:p>
+    <w:p>
+      <w:r>
+        <w:t>验证：伴生专项 56／56、语音与跨模块定向 92／92、全量 890／890，git diff --check 通过，私人包两个入口哈希一致。Mac 编译和真实 iPhone 尚未完成，不能把 Windows 结果写成真机成功。</w:t>
       </w:r>
     </w:p>
     <w:sectPr>

--- a/docs/maintenance/AI开发项目_Bug记录模板.docx
+++ b/docs/maintenance/AI开发项目_Bug记录模板.docx
@@ -11991,6 +11991,49 @@
     <w:p>
       <w:r>
         <w:t>验证：伴生专项 56／56、语音与跨模块定向 92／92、全量 890／890，git diff --check 通过，私人包两个入口哈希一致。Mac 编译和真实 iPhone 尚未完成，不能把 Windows 结果写成真机成功。</w:t>
+      </w:r>
+    </w:p>
+    <w:p>
+      <w:pPr>
+        <w:pStyle w:val="Heading1"/>
+      </w:pPr>
+      <w:r>
+        <w:t>2026-08-21｜公开 North 5.6 拒绝｜角色远程管理无法由审核员独立验证</w:t>
+      </w:r>
+    </w:p>
+    <w:p>
+      <w:r>
+        <w:t>现象：App Store Connect 拒绝 North 1.0，理由为 Guideline 5.6，称 App 出现通常与欺诈相关的异常行为，并认为有功能在审核过程中被故意隐藏。审核消息没有指出具体页面、步骤或截图；开发者回复询问后未收到进一步说明。</w:t>
+      </w:r>
+    </w:p>
+    <w:p>
+      <w:r>
+        <w:t>事实核对：被拒构建只包含公开 PhoneCompanionTest 伴生系统，没有完整私人“小手机”网页。界面始终显示“管理”和“真实同步”两个标签；源码中未发现 App Review、TestFlight、地区、模拟器、日期或设备型号门禁。真实同步要求 yb_ 目标和 8 位短时配对码，配对后可接收角色查看、锁定、解锁和限额命令。</w:t>
+      </w:r>
+    </w:p>
+    <w:p>
+      <w:r>
+        <w:t>根因判断：审核员只能看到需要外部小手机 ID 和配对码的入口，却没有可登录控制端、永久演示账号、预创建角色和可重复生成的新配对码，因此核心远程角色能力不可审核。原 Review Notes 只解释了本机 Screen Time 能力和可选网页配对，没有给出完整可执行访问，容易被理解为申报功能与审核期间可见行为不一致。</w:t>
+      </w:r>
+    </w:p>
+    <w:p>
+      <w:r>
+        <w:t>修复：建立公开 North 审核工程副本，公开改名并解释角色远程管理；新增登录保护的角色控制台、auth.uid() 绑定的预配置测试角色、十分钟一次性配对码、刷新／锁定／解锁／限额命令和设备回执列表；新增完整英文 Review Notes 模板和部署清单。支持页与隐私页同步披露角色控制端账户及命令边界。</w:t>
+      </w:r>
+    </w:p>
+    <w:p>
+      <w:r>
+        <w:t>旧缓存失败方案：只把新控制台文件加入 Service Worker 白名单仍不能保证第一次访问。已经被旧 Worker 控制的浏览器会在新 Worker 更新前先把新地址换成小手机主页。本轮改用旧版本已经长期放行的 north-support.html 稳定路径作为正式控制台入口，再 no-store 加载同源控制台，旧缓存实际复测通过。</w:t>
+      </w:r>
+    </w:p>
+    <w:p>
+      <w:r>
+        <w:t>安全边界：不删除角色远程管理，不上传私人 App，不加入审核专用暗门或万能配对码，不把账号密码写进 Git。控制台只向当前登录审核账号返回屏幕使用时间与所选 App 状态，不返回位置或健康快照；命令只有设备回执后才算完成。</w:t>
+      </w:r>
+    </w:p>
+    <w:p>
+      <w:r>
+        <w:t>验证结果：专项 7／7、JavaScript 语法、git diff --check、桌面与手机页面、旧 Service Worker 入口均通过。完整 Node 为 908／910，两个失败属于并行 v1018 持久化改动。Supabase 部署、永久审核账号、Mac 五 Target 编译、真实 iPhone 授权／配对／锁定／解锁／限额和 App Store 重新提交尚未完成，不能写成已上架或已通过审核。</w:t>
       </w:r>
     </w:p>
     <w:sectPr>

--- a/docs/maintenance/AI开发项目_Bug记录模板.docx
+++ b/docs/maintenance/AI开发项目_Bug记录模板.docx
@@ -12034,6 +12034,34 @@
     <w:p>
       <w:r>
         <w:t>验证结果：专项 7／7、JavaScript 语法、git diff --check、桌面与手机页面、旧 Service Worker 入口均通过。完整 Node 为 908／910，两个失败属于并行 v1018 持久化改动。Supabase 部署、永久审核账号、Mac 五 Target 编译、真实 iPhone 授权／配对／锁定／解锁／限额和 App Store 重新提交尚未完成，不能写成已上架或已通过审核。</w:t>
+      </w:r>
+    </w:p>
+    <w:p>
+      <w:pPr>
+        <w:pStyle w:val="Heading1"/>
+      </w:pPr>
+      <w:r>
+        <w:t>2026-08-21｜公开 North 审核 RPC 默认匿名执行权限</w:t>
+      </w:r>
+    </w:p>
+    <w:p>
+      <w:r>
+        <w:t>现象：202608210001 迁移首次部署后，审核表、三个 RPC 与 RLS 均存在，但远端 has_function_privilege 核验显示 anon 和 authenticated 都能执行三个 security definer 审核函数。</w:t>
+      </w:r>
+    </w:p>
+    <w:p>
+      <w:r>
+        <w:t>根因：该 hosted Supabase 项目的函数默认权限显式包含 anon=X。原迁移只执行 REVOKE ... FROM PUBLIC；撤销 PUBLIC 不会自动移除已经直接授予 anon 的权限，因此仅凭源码中的 PUBLIC revoke 不能证明匿名访问已关闭。</w:t>
+      </w:r>
+    </w:p>
+    <w:p>
+      <w:r>
+        <w:t>修复：三个函数统一改为 REVOKE ALL ... FROM PUBLIC, anon，再只向 authenticated 授予 EXECUTE；重新执行同一幂等迁移。专项测试增加对三条显式 anon revoke 的断言。</w:t>
+      </w:r>
+    </w:p>
+    <w:p>
+      <w:r>
+        <w:t>线上验证：review_accounts 表存在且 RLS=true；三个 RPC 均存在；anon_session、anon_pairing、anon_command 全部 false；authenticated 对应三项全部 true。账号密码登录与绑定到 auth.uid() 的 review_session 返回 200。</w:t>
       </w:r>
     </w:p>
     <w:sectPr>

--- a/docs/maintenance/AI开发项目_Bug记录模板.docx
+++ b/docs/maintenance/AI开发项目_Bug记录模板.docx
@@ -12062,6 +12062,49 @@
     <w:p>
       <w:r>
         <w:t>线上验证：review_accounts 表存在且 RLS=true；三个 RPC 均存在；anon_session、anon_pairing、anon_command 全部 false；authenticated 对应三项全部 true。账号密码登录与绑定到 auth.uid() 的 review_session 返回 200。</w:t>
+      </w:r>
+    </w:p>
+    <w:p>
+      <w:r>
+        <w:br w:type="page"/>
+      </w:r>
+    </w:p>
+    <w:p>
+      <w:r>
+        <w:rPr>
+          <w:b/>
+        </w:rPr>
+        <w:t>v1029｜真实外卖与角色钱包（2026-08-21）</w:t>
+      </w:r>
+    </w:p>
+    <w:p>
+      <w:r>
+        <w:t>需求／风险：旧外卖功能由聊天模型生成餐品、价格、好评、优惠和配送时间，并用 15 分钟计时模拟送达。若直接复用该路径承接现实付款，会把虚拟数据和真实金融结果混在一起，并可能让角色在平台失败时谎称已下单、已付款或已送达。</w:t>
+      </w:r>
+    </w:p>
+    <w:p>
+      <w:r>
+        <w:t>根因：旧状态只包含虚拟 food.cart／results 和虚构钱包扣款，没有真实平台报价 ID、订单 ID、支付回执、地址指纹、风险状态或订单状态同步；展示层还按种子补造评分、销量、距离、满减和配送分钟。</w:t>
+      </w:r>
+    </w:p>
+    <w:p>
+      <w:r>
+        <w:t>处理：新增独立 delivery.js 与 HTTPS 连接器契约；真实模式默认关闭并与虚拟模式硬隔离。真实商品卡仅在字段实际返回时显示评分、评论、优惠、距离和配送时间。角色标签在真实模式下进入搜索—真实候选—角色内部选择—创建订单—自动付款判定—事实回复状态机，失败不触发虚拟外卖。每角色外卖钱包与原虚构资金隔离，只有支付渠道 paid 回执后扣额。真实订单在外卖软件中轮询并展示平台状态，状态变化才触发角色模型提醒。</w:t>
+      </w:r>
+    </w:p>
+    <w:p>
+      <w:r>
+        <w:t>安全降级：真实模式开而连接器缺失、搜索失败、角色选择无效、创建／付款失败时，只显示真实失败或待付款；新地址、报价变化、20 分钟短时重复、平台风险、余额／额度不足均不自动付款。支付顺序为微信后支付宝。</w:t>
+      </w:r>
+    </w:p>
+    <w:p>
+      <w:r>
+        <w:t>验证结果：新增 real-delivery-mode.test.mjs 与 real-delivery-state-machine.test.mjs；手机尺寸实际检查默认虚拟、真实开关、自动付款联动、角色钱包和实时订单页，修复一次暗色弹窗次级文字对比度；控制台无错误。全量 934/934 通过。</w:t>
+      </w:r>
+    </w:p>
+    <w:p>
+      <w:r>
+        <w:t>未完成：未取得淘宝闪购／美团外卖正式接口与微信／支付宝代扣授权，未部署生产连接器；未在 Mac 编译签名，未覆盖安装到真实 iPhone，也未做真实小额订单、付款、退款、Webhook／APNs 联调。不能把客户端完成误写成现实平台已可付款。</w:t>
       </w:r>
     </w:p>
     <w:sectPr>

--- a/docs/maintenance/AI开发项目_Bug记录模板.docx
+++ b/docs/maintenance/AI开发项目_Bug记录模板.docx
@@ -12105,6 +12105,44 @@
     <w:p>
       <w:r>
         <w:t>未完成：未取得淘宝闪购／美团外卖正式接口与微信／支付宝代扣授权，未部署生产连接器；未在 Mac 编译签名，未覆盖安装到真实 iPhone，也未做真实小额订单、付款、退款、Webhook／APNs 联调。不能把客户端完成误写成现实平台已可付款。</w:t>
+      </w:r>
+    </w:p>
+    <w:p>
+      <w:r>
+        <w:br w:type="page"/>
+      </w:r>
+    </w:p>
+    <w:p>
+      <w:r>
+        <w:rPr>
+          <w:b/>
+        </w:rPr>
+        <w:t>v1029｜微信首页视觉热修（2026-08-21）</w:t>
+      </w:r>
+    </w:p>
+    <w:p>
+      <w:r>
+        <w:t>问题：原微信首页标题和底栏仍使用通用组件，标签为“好友／朋友圈”，顶部会呈现普通实色导航，底栏选中态与真实微信不同；置顶行和普通行缺少默认色差。用户还明确要求移除标题旁小耳朵和全部模拟红点。</w:t>
+      </w:r>
+    </w:p>
+    <w:p>
+      <w:r>
+        <w:t>根因：微信主页面复用了通用 nav／tabbar 和通用 SVG 图标，滚动层未延伸到固定导航后方，导致即使设置 backdrop-filter 也缺少真实透视层次；聊天行统一使用同一背景变量。</w:t>
+      </w:r>
+    </w:p>
+    <w:p>
+      <w:r>
+        <w:t>处理：只重构 renderWeChat、wxChats 的页面框架和专属 SVG／CSS，保留所有真实数据映射与点击行为。顶部导航固定，滚动层以负边距和等量内边距从其后方经过；底栏按四种选中态切换线框／实心 SVG；置顶行使用独立背景；微信页面的原生状态栏主题跟随 wxTheme。</w:t>
+      </w:r>
+    </w:p>
+    <w:p>
+      <w:r>
+        <w:t>缓存：不提升网页主版本，不带入并行 v1030；改用 v1029-wechat-home-1 Service Worker 热修标识和独立 shell cache，使线上 v1029 获取本次首页文件。</w:t>
+      </w:r>
+    </w:p>
+    <w:p>
+      <w:r>
+        <w:t>验证结果：干净基线 934/934 通过；浏览器计算值确认标题中心 195.2px／视口中心 195px、加号 29px、耳朵 0、红点 0、夜间置顶 rgb(32,32,35)／普通 rgb(25,25,27)、顶部 blur(36px)／底部 blur(34px)。</w:t>
       </w:r>
     </w:p>
     <w:sectPr>

--- a/docs/maintenance/AI开发项目_Bug记录模板.docx
+++ b/docs/maintenance/AI开发项目_Bug记录模板.docx
@@ -12143,6 +12143,39 @@
     <w:p>
       <w:r>
         <w:t>验证结果：干净基线 934/934 通过；浏览器计算值确认标题中心 195.2px／视口中心 195px、加号 29px、耳朵 0、红点 0、夜间置顶 rgb(32,32,35)／普通 rgb(25,25,27)、顶部 blur(36px)／底部 blur(34px)。</w:t>
+      </w:r>
+    </w:p>
+    <w:p>
+      <w:r>
+        <w:br w:type="page"/>
+      </w:r>
+    </w:p>
+    <w:p>
+      <w:r>
+        <w:rPr>
+          <w:b/>
+        </w:rPr>
+        <w:t>v1031｜微信更新提示未出现（2026-08-21）</w:t>
+      </w:r>
+    </w:p>
+    <w:p>
+      <w:r>
+        <w:t>问题：微信首页提交已进入远端 main，但用户设备已是 v1029，没有看到新版本提示；界面中的 v1029 名称仍是“真实外卖与角色钱包”。</w:t>
+      </w:r>
+    </w:p>
+    <w:p>
+      <w:r>
+        <w:t>根因：首次隔离发布只更换了 hotfix 和 shell cache 标识，却保留 APP_VER、BUILD 与 __NORTH_SHELL_BUILD__ 为 1029。更新提示按数字 BUILD 比较，同为 1029 时不会向已更新设备弹出。</w:t>
+      </w:r>
+    </w:p>
+    <w:p>
+      <w:r>
+        <w:t>处理：将本次微信发布独立升到 v1031，同步入口、修复页、Service Worker、静态资源查询参数、PhoneWebBundleInfo 和私人 Bundle；保留私人 iOS 1.0.150（150）和原生桥 25不变。</w:t>
+      </w:r>
+    </w:p>
+    <w:p>
+      <w:r>
+        <w:t>隔离：v1030 并行支付回执工作未被合入。结果：干净 origin/main 隔离工作树 934/934 通过，版本一致性和更新提示契约测试通过。</w:t>
       </w:r>
     </w:p>
     <w:sectPr>

--- a/docs/maintenance/AI开发项目_Bug记录模板.docx
+++ b/docs/maintenance/AI开发项目_Bug记录模板.docx
@@ -12176,6 +12176,39 @@
     <w:p>
       <w:r>
         <w:t>隔离：v1030 并行支付回执工作未被合入。结果：干净 origin/main 隔离工作树 934/934 通过，版本一致性和更新提示契约测试通过。</w:t>
+      </w:r>
+    </w:p>
+    <w:p>
+      <w:r>
+        <w:br w:type="page"/>
+      </w:r>
+    </w:p>
+    <w:p>
+      <w:r>
+        <w:rPr>
+          <w:b/>
+        </w:rPr>
+        <w:t>v1031｜其他工作区打包可能漏掉微信新版（2026-08-21）</w:t>
+      </w:r>
+    </w:p>
+    <w:p>
+      <w:r>
+        <w:t>问题：用户担心由另一工作区直接打私人包时，是否会自动带入 v1031 微信首页。</w:t>
+      </w:r>
+    </w:p>
+    <w:p>
+      <w:r>
+        <w:t>根因：Git 工作树隔离只共享对象库，不会自动把一个分支的提交应用到另一工作树。另一工作区若没有同步 main 或合入 v1031，打包必然漏掉本次微信修改。</w:t>
+      </w:r>
+    </w:p>
+    <w:p>
+      <w:r>
+        <w:t>处理：直接从干净 v1031 隔离工作树升级私人 iOS 1.0.152（152）并制作唯一 MacReady ZIP；他人后续打包时必须先同步已包含 v1031 的 main。</w:t>
+      </w:r>
+    </w:p>
+    <w:p>
+      <w:r>
+        <w:t>验证：针对性版本契约 69/69 通过，最终全量 934/934 通过；ZIP 文件数 176，SHA-256 99030991a41c420b4f531c49c2492fdfd29365a05b2888051d2090c4ed314195。</w:t>
       </w:r>
     </w:p>
     <w:sectPr>

--- a/docs/maintenance/AI开发项目_Bug记录模板.docx
+++ b/docs/maintenance/AI开发项目_Bug记录模板.docx
@@ -12105,6 +12105,44 @@
     <w:p>
       <w:r>
         <w:t>未完成：未取得淘宝闪购／美团外卖正式接口与微信／支付宝代扣授权，未部署生产连接器；未在 Mac 编译签名，未覆盖安装到真实 iPhone，也未做真实小额订单、付款、退款、Webhook／APNs 联调。不能把客户端完成误写成现实平台已可付款。</w:t>
+      </w:r>
+    </w:p>
+    <w:p>
+      <w:r>
+        <w:br w:type="page"/>
+      </w:r>
+    </w:p>
+    <w:p>
+      <w:r>
+        <w:rPr>
+          <w:b/>
+        </w:rPr>
+        <w:t>v1030｜真实外卖异步支付与退款账目闭环（2026-08-21）</w:t>
+      </w:r>
+    </w:p>
+    <w:p>
+      <w:r>
+        <w:t>现象：v1029 只有 pay_order 同步返回 paid 时才扣角色外卖额度。支付渠道若先返回处理中、后由轮询确认 paid，真实订单已付款但角色额度不会减少；退款后也没有返还额度，重复请求还缺少持久幂等号。</w:t>
+      </w:r>
+    </w:p>
+    <w:p>
+      <w:r>
+        <w:t>根因：钱包结算只位于 payOrder 的同步成功分支，order_status 合并状态时没有统一执行结算；订单未记录自动付款授权金额、付款请求号、已扣金额、扣款日期或退款幂等标记。</w:t>
+      </w:r>
+    </w:p>
+    <w:p>
+      <w:r>
+        <w:t>处理：新增 settleWallet 统一结算器，由同步付款回执和后续状态轮询共同调用。自动付款授权和请求号在请求发出前保存；paid 首次扣款、refunded 首次返还，重复回执不重复记账。创建请求号也持久保留以供网络失败重试。</w:t>
+      </w:r>
+    </w:p>
+    <w:p>
+      <w:r>
+        <w:t>相邻安全修复：增加本人确认地址动作；付款链接和商品图片使用协议白名单；能力回执可明确禁止自动付款；配送状态拒绝倒退；实付超过授权金额时自动关闭后续自动付款。</w:t>
+      </w:r>
+    </w:p>
+    <w:p>
+      <w:r>
+        <w:t>验证：real-delivery-mode、real-delivery-state-machine、real-delivery-settlement 定向测试 3/3 通过；全量 935/935 通过；git diff --check 无错误。尚未完成 Mac 编译签名和真实平台支付/退款联调。</w:t>
       </w:r>
     </w:p>
     <w:sectPr>

--- a/docs/maintenance/AI开发项目_Bug记录模板.docx
+++ b/docs/maintenance/AI开发项目_Bug记录模板.docx
@@ -12209,6 +12209,44 @@
     <w:p>
       <w:r>
         <w:t>验证：针对性版本契约 69/69 通过，最终全量 934/934 通过；ZIP 文件数 176，SHA-256 99030991a41c420b4f531c49c2492fdfd29365a05b2888051d2090c4ed314195。</w:t>
+      </w:r>
+    </w:p>
+    <w:p>
+      <w:r>
+        <w:br w:type="page"/>
+      </w:r>
+    </w:p>
+    <w:p>
+      <w:r>
+        <w:rPr>
+          <w:b/>
+        </w:rPr>
+        <w:t>v1037｜共同生活键盘、微信分隔条与好友头像修复（2026-08-22）</w:t>
+      </w:r>
+    </w:p>
+    <w:p>
+      <w:r>
+        <w:t>现象：共同生活输入框为了改变光标曾把原生 textarea 替换成 input，并加入焦点和尺寸修补，导致 iOS 键盘遮挡、输入框无法输入。微信旧好友与新好友聊天页还出现与背景同色但占据高度的整条分隔区域；附近好友与新朋友头像样式不统一。</w:t>
+      </w:r>
+    </w:p>
+    <w:p>
+      <w:r>
+        <w:t>根因：输入控件类型和焦点生命周期被视觉修补改变；聊天输入区的手动回复容器仍以整行背景参与布局；匿名好友头像没有走统一的占位渲染路径。</w:t>
+      </w:r>
+    </w:p>
+    <w:p>
+      <w:r>
+        <w:t>处理：恢复共同生活原生 textarea 与旧自动高度行为，仅设置 caret-color；移除替换控件、强制 focus、appearance、touch-action 和固定行高等逻辑。聊天心情气泡和“让ta回”按钮不删除，只把其外层整行容器改为透明、无边框且不占满宽度。匿名新好友统一输出灰色头像组件。</w:t>
+      </w:r>
+    </w:p>
+    <w:p>
+      <w:r>
+        <w:t>相邻完善：微信“我”页整套独立页面、收藏与取消收藏、朋友圈相册联动删除、扫一扫、微信设置、多账号切换、附近好友混合性格刷新、群聊主题跟随以及发现页返回路径均已加入专项测试。</w:t>
+      </w:r>
+    </w:p>
+    <w:p>
+      <w:r>
+        <w:t>验证：微信与键盘专项测试通过；共享网页与私人 PhoneWeb.bundle 完成一致性同步；全量 944/944 通过；git diff --check 无空白错误。尚未完成 Mac 编译签名和真实 iPhone 键盘、扫码、语音、长列表滚动及覆盖安装验证。</w:t>
       </w:r>
     </w:p>
     <w:sectPr>

--- a/docs/maintenance/AI开发项目_Bug记录模板.docx
+++ b/docs/maintenance/AI开发项目_Bug记录模板.docx
@@ -12209,44 +12209,6 @@
     <w:p>
       <w:r>
         <w:t>验证：针对性版本契约 69/69 通过，最终全量 934/934 通过；ZIP 文件数 176，SHA-256 99030991a41c420b4f531c49c2492fdfd29365a05b2888051d2090c4ed314195。</w:t>
-      </w:r>
-    </w:p>
-    <w:p>
-      <w:r>
-        <w:br w:type="page"/>
-      </w:r>
-    </w:p>
-    <w:p>
-      <w:r>
-        <w:rPr>
-          <w:b/>
-        </w:rPr>
-        <w:t>v1037｜共同生活键盘、微信分隔条与好友头像修复（2026-08-22）</w:t>
-      </w:r>
-    </w:p>
-    <w:p>
-      <w:r>
-        <w:t>现象：共同生活输入框为了改变光标曾把原生 textarea 替换成 input，并加入焦点和尺寸修补，导致 iOS 键盘遮挡、输入框无法输入。微信旧好友与新好友聊天页还出现与背景同色但占据高度的整条分隔区域；附近好友与新朋友头像样式不统一。</w:t>
-      </w:r>
-    </w:p>
-    <w:p>
-      <w:r>
-        <w:t>根因：输入控件类型和焦点生命周期被视觉修补改变；聊天输入区的手动回复容器仍以整行背景参与布局；匿名好友头像没有走统一的占位渲染路径。</w:t>
-      </w:r>
-    </w:p>
-    <w:p>
-      <w:r>
-        <w:t>处理：恢复共同生活原生 textarea 与旧自动高度行为，仅设置 caret-color；移除替换控件、强制 focus、appearance、touch-action 和固定行高等逻辑。聊天心情气泡和“让ta回”按钮不删除，只把其外层整行容器改为透明、无边框且不占满宽度。匿名新好友统一输出灰色头像组件。</w:t>
-      </w:r>
-    </w:p>
-    <w:p>
-      <w:r>
-        <w:t>相邻完善：微信“我”页整套独立页面、收藏与取消收藏、朋友圈相册联动删除、扫一扫、微信设置、多账号切换、附近好友混合性格刷新、群聊主题跟随以及发现页返回路径均已加入专项测试。</w:t>
-      </w:r>
-    </w:p>
-    <w:p>
-      <w:r>
-        <w:t>验证：微信与键盘专项测试通过；共享网页与私人 PhoneWeb.bundle 完成一致性同步；全量 944/944 通过；git diff --check 无空白错误。尚未完成 Mac 编译签名和真实 iPhone 键盘、扫码、语音、长列表滚动及覆盖安装验证。</w:t>
       </w:r>
     </w:p>
     <w:sectPr>

--- a/docs/maintenance/AI开发项目_Bug记录模板.docx
+++ b/docs/maintenance/AI开发项目_Bug记录模板.docx
@@ -12209,6 +12209,32 @@
     <w:p>
       <w:r>
         <w:t>验证：针对性版本契约 69/69 通过，最终全量 934/934 通过；ZIP 文件数 176，SHA-256 99030991a41c420b4f531c49c2492fdfd29365a05b2888051d2090c4ed314195。</w:t>
+      </w:r>
+    </w:p>
+    <w:p/>
+    <w:p>
+      <w:r>
+        <w:t>v1042 Bug 记录｜淘宝闪购图片验证与角色重复搜索（2026-08-22）</w:t>
+      </w:r>
+    </w:p>
+    <w:p>
+      <w:r>
+        <w:t>现象：淘宝闪购触发“请选择符合描述的所有图片”后，旧检测只识别主页面中的滑块／安全验证文字，无法识别跨框架图片验证；真实外卖失败回执生成角色回复时，通用外卖提示仍允许再次输出搜索标签，角色因此反复说“等一下给你找”并重新开一轮。</w:t>
+      </w:r>
+    </w:p>
+    <w:p>
+      <w:r>
+        <w:t>根因：riskCheck 只读取主 frame 的 body 且只匹配四类短语；搜索提取循环中没有持续复核验证页。角色外卖状态仅保存在内存中的进行中锁，失败结果没有持久终态；回执模型仍收到“可以开始真实搜索”的通用规则。</w:t>
+      </w:r>
+    </w:p>
+    <w:p>
+      <w:r>
+        <w:t>修复：汇总主页面与所有 frame 的可见文本，识别图片验证、验证码、滑块和访问频繁；验证出现时前置浏览器并等待用户手动处理，消失后原地续跑。搜索净耗时35秒、人工验证120秒、恢复后的角色运行态3分钟均有硬上限。每个角色持久记录本轮 running／completed／failed，回执生成及重开 App 后禁止自动重试；只有新用户消息晚于本轮结束时间才允许新一轮。</w:t>
+      </w:r>
+    </w:p>
+    <w:p>
+      <w:r>
+        <w:t>边界：没有实现验证码识别、点击、规避或反检测；没有修改普通聊天模型请求、主副模型切换、朋友圈或后台通知。失败时仍由真实角色模型按人设自然汇报，系统不得写固定角色台词。</w:t>
       </w:r>
     </w:p>
     <w:sectPr>

--- a/docs/maintenance/AI开发项目_Bug记录模板.docx
+++ b/docs/maintenance/AI开发项目_Bug记录模板.docx
@@ -12235,6 +12235,53 @@
     <w:p>
       <w:r>
         <w:t>边界：没有实现验证码识别、点击、规避或反检测；没有修改普通聊天模型请求、主副模型切换、朋友圈或后台通知。失败时仍由真实角色模型按人设自然汇报，系统不得写固定角色台词。</w:t>
+      </w:r>
+    </w:p>
+    <w:p/>
+    <w:p>
+      <w:r>
+        <w:t>v1042 Bug 补充｜同款点单反复进入图片验证（2026-08-22）</w:t>
+      </w:r>
+    </w:p>
+    <w:p>
+      <w:r>
+        <w:t>现象：即使用户之前已经成功找到同一杯饮品，下一次点单仍从全平台关键词搜索开始，平台可能再次弹出图片验证，重复人工操作使自动点单失去意义。</w:t>
+      </w:r>
+    </w:p>
+    <w:p>
+      <w:r>
+        <w:t>根因：持久化浏览器只复用了登录会话，没有保存已经由本人成功走通的真实店铺和商品入口；每轮都进入风控风险更高的全局搜索页。</w:t>
+      </w:r>
+    </w:p>
+    <w:p>
+      <w:r>
+        <w:t>修复：在首次成功读取同一真实商品规格后保存标准化商品路线；糖度、冰度、温度和杯型文字不参与路线键。后续直达店铺并重新读取当次价格、库存和规格；路线失效或超过30天时清除并仅回退一次全局搜索。若直达页触发验证，立即停止，禁止再开第二轮搜索。</w:t>
+      </w:r>
+    </w:p>
+    <w:p>
+      <w:r>
+        <w:t>验证：服务单元测试17/17通过，覆盖偏好变化命中、重启持久化、当前价格重读、30天过期、强制验证不二次搜索；本机服务重启预热且健康检查通过。未执行真实下单或支付。</w:t>
+      </w:r>
+    </w:p>
+    <w:p/>
+    <w:p>
+      <w:r>
+        <w:t>v1043 Bug 记录｜微信小号角色搜索缺失与同款外卖重复验证（2026-08-22）</w:t>
+      </w:r>
+    </w:p>
+    <w:p>
+      <w:r>
+        <w:t>现象：小号新的朋友只能筛好友申请，不能用角色微信号、手机号或名字找到并添加角色；白色主题空状态加号底色和角色气泡描边不符合界面设定。同一真实饮品每次都重新全平台搜索，容易反复进入图片验证。</w:t>
+      </w:r>
+    </w:p>
+    <w:p>
+      <w:r>
+        <w:t>修复：增加统一联系人搜索标准化和当前小号独立添加；补白色主题空状态样式并仅取消角色／对方气泡强制描边。真实外卖保存首次成功读取规格的店铺商品入口，直达后重读当次数据；临时网络失败不删除路线，入口失效才清除，直达遇验证不启动第二轮搜索。</w:t>
+      </w:r>
+    </w:p>
+    <w:p>
+      <w:r>
+        <w:t>验证：微信专项8/8、真实外卖服务18/18通过；完整网页自动化在发布前重新执行。网页和私人内置网页由同一清单重建并校验关键函数。Mac编译、签名和真实iPhone覆盖安装仍待完成。</w:t>
       </w:r>
     </w:p>
     <w:sectPr>

--- a/docs/maintenance/AI开发项目_Bug记录模板.docx
+++ b/docs/maintenance/AI开发项目_Bug记录模板.docx
@@ -12282,6 +12282,39 @@
     <w:p>
       <w:r>
         <w:t>验证：微信专项8/8、真实外卖服务18/18通过；完整网页自动化在发布前重新执行。网页和私人内置网页由同一清单重建并校验关键函数。Mac编译、签名和真实iPhone覆盖安装仍待完成。</w:t>
+      </w:r>
+    </w:p>
+    <w:p>
+      <w:r>
+        <w:br w:type="page"/>
+      </w:r>
+    </w:p>
+    <w:p>
+      <w:r>
+        <w:rPr>
+          <w:b/>
+        </w:rPr>
+        <w:t>v1045 Bug记录：微信运动、通话图片、布局与外卖精准路线</w:t>
+      </w:r>
+    </w:p>
+    <w:p>
+      <w:r>
+        <w:t>现象：微信运动入口缺失；约会顶部按钮重叠；角色自称页面横向溢出；通话和回放可能显示 raw idb 标识或丢失图片；亲属卡视觉扁平；外卖会因首家打烊、店内商品同名或重复全网搜索而失败并增加平台验证。</w:t>
+      </w:r>
+    </w:p>
+    <w:p>
+      <w:r>
+        <w:t>原因：已有真实计步未接回微信入口；多个顶部动作没有统一占位；部分本地图片路径未经过异步解析；外卖旧流程只记单一路线且商品匹配方向过宽，可能用更短的通用品名命中精确商品。</w:t>
+      </w:r>
+    </w:p>
+    <w:p>
+      <w:r>
+        <w:t>修复：恢复真实微信运动页面；调整顶部和角色编辑布局；通话及回放统一恢复本地图片；亲属卡保留额度、已用和绑定数据并重做卡面；外卖按同品牌同商品保存多门店路线，识别打烊并轮换，店内二次搜索，候选必须等于或包含保存的完整商品名。</w:t>
+      </w:r>
+    </w:p>
+    <w:p>
+      <w:r>
+        <w:t>验证：相关专项及完整自动测试共 983/983 通过；根网页和私人 PhoneWeb.bundle 关键功能同步。平台真人验证不绕过，支付宝付款仍由本人完成。</w:t>
       </w:r>
     </w:p>
     <w:sectPr>

--- a/docs/maintenance/AI开发项目_Bug记录模板.docx
+++ b/docs/maintenance/AI开发项目_Bug记录模板.docx
@@ -12315,6 +12315,49 @@
     <w:p>
       <w:r>
         <w:t>验证：相关专项及完整自动测试共 983/983 通过；根网页和私人 PhoneWeb.bundle 关键功能同步。平台真人验证不绕过，支付宝付款仍由本人完成。</w:t>
+      </w:r>
+    </w:p>
+    <w:p>
+      <w:r>
+        <w:br w:type="page"/>
+      </w:r>
+    </w:p>
+    <w:p>
+      <w:r>
+        <w:rPr>
+          <w:b/>
+        </w:rPr>
+        <w:t>v1048｜网页云恢复反向覆盖私人版本与外卖打烊循环（2026-08-23）</w:t>
+      </w:r>
+    </w:p>
+    <w:p>
+      <w:r>
+        <w:t>现象一：私人手机号备份和网页 Supabase backups 是两套独立快照；网页 cloudRestore 会整份替换本机状态，网页自动备份还可能把旧网页数据写回云端，用户无法保证私人版本是主数据源。</w:t>
+      </w:r>
+    </w:p>
+    <w:p>
+      <w:r>
+        <w:t>根因一：旧记录没有来源、修订号和并发条件，只有 updated_at；自动备份默认双向覆盖，首次绑定与并发修改没有冲突门槛，也没有恢复前回滚快照。</w:t>
+      </w:r>
+    </w:p>
+    <w:p>
+      <w:r>
+        <w:t>处理一：新增 private-primary 镜像元数据、单调 revision、来源与采集时间；私人端条件写入，网页端只拉取更高修订。首次绑定或网页本地变更弹出冲突确认，应用前保存 IndexedDB 回滚快照；网页自动备份发现私人主记录时立即停止。</w:t>
+      </w:r>
+    </w:p>
+    <w:p>
+      <w:r>
+        <w:t>现象二：真实外卖第一家店打烊或平台出现图片验证时，角色可能反复说等待、任务无限搜索，用户看不到明确结束原因。</w:t>
+      </w:r>
+    </w:p>
+    <w:p>
+      <w:r>
+        <w:t>处理二：已验证路线优先、最多三家、店内精确商品搜索；打烊自动换下一家，全部打烊立即结束并通知；验证码只暂停当前任务并等待人工完成，超时后设置冷却，不用规避检测的手段绕过平台验证。</w:t>
+      </w:r>
+    </w:p>
+    <w:p>
+      <w:r>
+        <w:t>验证：两份 app.js 语法通过；云同步/外卖/头像定向 38/38 通过；网页与私人 Bundle 的云同步实现逐字一致。完整 Node 测试、Mac 编译签名和真机云端/外卖联调在发布前继续执行并记录。</w:t>
       </w:r>
     </w:p>
     <w:sectPr>

--- a/docs/maintenance/AI开发项目_Bug记录模板.docx
+++ b/docs/maintenance/AI开发项目_Bug记录模板.docx
@@ -12358,6 +12358,49 @@
     <w:p>
       <w:r>
         <w:t>验证：两份 app.js 语法通过；云同步/外卖/头像定向 38/38 通过；网页与私人 Bundle 的云同步实现逐字一致。完整 Node 测试、Mac 编译签名和真机云端/外卖联调在发布前继续执行并记录。</w:t>
+      </w:r>
+    </w:p>
+    <w:p>
+      <w:r>
+        <w:br w:type="page"/>
+      </w:r>
+    </w:p>
+    <w:p>
+      <w:r>
+        <w:rPr>
+          <w:b/>
+        </w:rPr>
+        <w:t>v1049｜角色获准随便点后仍反复追问与多行气泡头像错位（2026-08-23）</w:t>
+      </w:r>
+    </w:p>
+    <w:p>
+      <w:r>
+        <w:t>现象一：用户已经明确表示“随便点／都喜欢”，角色仍继续要求选择品牌或口味；真实外卖随后还可能因为角色自己补写的检索词没有对应规格而错误判定失败。</w:t>
+      </w:r>
+    </w:p>
+    <w:p>
+      <w:r>
+        <w:t>根因一：候选与规格选择只接收最终搜索 query，无法区分用户真正说出的硬条件和角色为执行而生成的搜索词；长期偏好和搜索词因此可能被错误提升为本轮硬条件。</w:t>
+      </w:r>
+    </w:p>
+    <w:p>
+      <w:r>
+        <w:t>处理一：新增真实用户消息提取和自主授权识别，保存 userMessages 与 autonomous；候选和规格模型同时读取这份意图。自主授权时除过敏、忌口外直接由角色选择；未授权时仍只承认用户原话中的明确要求。规格不匹配原因必须列出缺少项和平台现有选项。</w:t>
+      </w:r>
+    </w:p>
+    <w:p>
+      <w:r>
+        <w:t>现象二：聊天头像放大后，多行气泡仍按整块高度垂直居中，头像落到气泡中段；旧气泡没有指向头像的小尖角。</w:t>
+      </w:r>
+    </w:p>
+    <w:p>
+      <w:r>
+        <w:t>处理二：消息行改为顶部对齐，气泡在双方对应侧增加继承底色的 CSS 尖角；尖角固定在头像中线附近并以 -5px 偏移保留小缝隙。</w:t>
+      </w:r>
+    </w:p>
+    <w:p>
+      <w:r>
+        <w:t>验证：网页与私人 bundle 关键代码同步；专项测试覆盖自主选择、不把检索词当硬条件、具体规格失败说明、头像顶部对齐和双方尖角。完整自动化、安装包结构、Mac 编译签名与真机验收按发布流程另行记录。</w:t>
       </w:r>
     </w:p>
     <w:sectPr>

--- a/docs/maintenance/AI开发项目_Bug记录模板.docx
+++ b/docs/maintenance/AI开发项目_Bug记录模板.docx
@@ -12401,6 +12401,39 @@
     <w:p>
       <w:r>
         <w:t>验证：网页与私人 bundle 关键代码同步；专项测试覆盖自主选择、不把检索词当硬条件、具体规格失败说明、头像顶部对齐和双方尖角。完整自动化、安装包结构、Mac 编译签名与真机验收按发布流程另行记录。</w:t>
+      </w:r>
+    </w:p>
+    <w:p>
+      <w:r>
+        <w:br w:type="page"/>
+      </w:r>
+    </w:p>
+    <w:p>
+      <w:r>
+        <w:rPr>
+          <w:b/>
+        </w:rPr>
+        <w:t>v1050 补充｜套餐提示被误识别为规格及缺少热饮时直接失败（2026-08-23）</w:t>
+      </w:r>
+    </w:p>
+    <w:p>
+      <w:r>
+        <w:t>现象：双杯或套餐商品弹层中的“已选、价格计算中、请选择 2 份、选规格”等提示文字被错误当成饮品选项，导致规格结构异常；商品没有热饮时流程直接失败，用户不知道该如何继续。</w:t>
+      </w:r>
+    </w:p>
+    <w:p>
+      <w:r>
+        <w:t>根因：浏览器解析器把规格弹层所有叶子文字等价处理，没有分离标题、选择数量提示和真实可点击选项；规格模型虽读取长期偏好，但缺少可恢复的澄清状态。</w:t>
+      </w:r>
+    </w:p>
+    <w:p>
+      <w:r>
+        <w:t>处理：新增规格噪声清洗、请选择 N 份计数保留和精确数量校验；新增每角色隔离的 30 分钟规格澄清状态。缺少关键温度／糖度等规格时先停止加购，由真实角色模型自然提问；用户换商品后丢弃旧报价并重新搜索一次。</w:t>
+      </w:r>
+    </w:p>
+    <w:p>
+      <w:r>
+        <w:t>验证：网页与私人 PhoneWeb.bundle 的 delivery.js 哈希一致；浏览器服务专项 29/29、真实外卖交接专项通过、项目全量 973/973；本地服务重启后 health、登录态和默认地址能力均正常。付款、验证码和平台风控仍保持本人确认边界。</w:t>
       </w:r>
     </w:p>
     <w:sectPr>

--- a/docs/maintenance/AI开发项目_Bug记录模板.docx
+++ b/docs/maintenance/AI开发项目_Bug记录模板.docx
@@ -12434,6 +12434,34 @@
     <w:p>
       <w:r>
         <w:t>验证：网页与私人 PhoneWeb.bundle 的 delivery.js 哈希一致；浏览器服务专项 29/29、真实外卖交接专项通过、项目全量 973/973；本地服务重启后 health、登录态和默认地址能力均正常。付款、验证码和平台风控仍保持本人确认边界。</w:t>
+      </w:r>
+    </w:p>
+    <w:p>
+      <w:pPr>
+        <w:pStyle w:val="Heading1"/>
+      </w:pPr>
+      <w:r>
+        <w:t>v1051 候选：首页模糊命中跳过店内搜索、加购后无结算与项圈不可配色（2026-08-23）</w:t>
+      </w:r>
+    </w:p>
+    <w:p>
+      <w:r>
+        <w:t>现象：平台外层搜索或门店首页只要出现名称近似的推荐商品，就会跳过店内搜索，导致用户明确说出的奶茶仍可能找不到；商品加入购物车后若金额不足起送价，页面没有“去结算”，角色也没有可恢复状态，用户只看到操作停住。</w:t>
+      </w:r>
+    </w:p>
+    <w:p>
+      <w:r>
+        <w:t>原因：旧流程把门店首页商品卡同时当作候选门店发现和最终商品目录；缺少店内搜索的固定第二阶段。结算按钮缺失时只返回通用错误，没有解析起送金额、差额与可恢复数量。微信归属头衔只有显示开关，CSS 颜色为固定默认值。</w:t>
+      </w:r>
+    </w:p>
+    <w:p>
+      <w:r>
+        <w:t>修复：每个候选门店执行一次真实店内商品搜索；缺少结算按钮时解析真实起送限制并撤回失败加购，随后保存同款续单状态，由角色按人设询问增加数量或换店。微信设置增加项圈气泡颜色与字体颜色，标题小气泡通过受限十六进制颜色变量渲染，恢复默认时删除自定义颜色。</w:t>
+      </w:r>
+    </w:p>
+    <w:p>
+      <w:r>
+        <w:t>验证：两份 app.js、wechat-me.js、delivery.js 与外卖浏览器脚本语法通过；网页和私人资源对应实现一致；外卖服务 31/31，完整自动测试 973/973，git diff --check 待最终维护文档写入后复核。未做 Mac 编译、签名及真机支付页验证。</w:t>
       </w:r>
     </w:p>
     <w:sectPr>

--- a/docs/maintenance/AI开发项目_Bug记录模板.docx
+++ b/docs/maintenance/AI开发项目_Bug记录模板.docx
@@ -12462,6 +12462,54 @@
     <w:p>
       <w:r>
         <w:t>验证：两份 app.js、wechat-me.js、delivery.js 与外卖浏览器脚本语法通过；网页和私人资源对应实现一致；外卖服务 31/31，完整自动测试 973/973，git diff --check 待最终维护文档写入后复核。未做 Mac 编译、签名及真机支付页验证。</w:t>
+      </w:r>
+    </w:p>
+    <w:p>
+      <w:r>
+        <w:br w:type="page"/>
+      </w:r>
+    </w:p>
+    <w:p>
+      <w:pPr>
+        <w:pStyle w:val="Heading1"/>
+      </w:pPr>
+      <w:r>
+        <w:t>v1054 真实外卖全天训练暴露的授权、续接与结算冲突（2026-08-24）</w:t>
+      </w:r>
+    </w:p>
+    <w:p>
+      <w:r>
+        <w:t>现象：旧一轮“随便点”仍在最近 30 分钟消息中时，新的普通聊天可能被当成自主点单授权；搜索未命中后角色询问商品名，用户回答却可能因为服务端已把任务标为 failed 而无法续接；部分曼玲粥测试中结构化清单被自然文本干扰，出现未要求的杭州小笼包；平台套餐规格文本在订单结果里完整重复。</w:t>
+      </w:r>
+    </w:p>
+    <w:p>
+      <w:r>
+        <w:t>根因一：roleRequestIntent 通过最近消息 joined 文本判断 autonomous，而不是只看当前回合。根因二：服务端 search 捕获任何异常后把授权任务设为 failed，与客户端 awaiting_clarification／revision 续接设计冲突。根因三：执行链曾让自然语言意图参与商品选择，弱化结构化清单权威性。根因四：平台确认页会在同一可见节点重复渲染规格字幕，采集器未做严格整段去重。</w:t>
+      </w:r>
+    </w:p>
+    <w:p>
+      <w:r>
+        <w:t>修复：自主授权只读取当前 actionMeta.userText；角色当前回合自主决定仍要求真实模型结构化动作。搜索异常把服务端任务恢复为 authorized，允许同 taskId 提高 revision 后续接，终态任务仍严格拒绝。结构化清单逐项校验，明确商品全部完成后才凑起送价和结算。对完全相同且整段重复的规格字幕做确定性折叠。</w:t>
+      </w:r>
+    </w:p>
+    <w:p>
+      <w:r>
+        <w:t>补充冲突修正：删除未调用但内容过时的七分类提示，把当前高成功率随机池从错误的六类收缩为奶茶、咖啡、麦当劳、KFC、粥；水果和甜品保留明确点单与有理由自主尝试能力，但不再虚报训练稳定度。麦当劳套餐、单份香芋派／菠萝派、奶茶加料、主食小吃、KFC 单品、优惠券与最终购物车继续使用既有专用规则。</w:t>
+      </w:r>
+    </w:p>
+    <w:p>
+      <w:r>
+        <w:t>验证：网页与私人 delivery.js 哈希一致；角色学习与交接专项通过；外卖浏览服务 143/143 通过，覆盖同 taskId 失败搜索续接、幂等创建、终态／过期拒绝、普通关键词不触发、结构化自主授权、麦当劳首页套餐、单份派、奶茶小料、主食清单、购物车核对、优惠券状态和待付款边界。完成升版后继续运行项目全量测试、ZIP 文件数／哈希／单入口检查。</w:t>
+      </w:r>
+    </w:p>
+    <w:p>
+      <w:r>
+        <w:t>真实页面证据：麦当劳早餐测试已到支付宝待付款，购物车仅一份“麦满分单人餐随心选”，平台总额 ¥26.90、优惠 ¥10.10、优惠券核验为无可用券；未进行付款。该结果证明流程可走通，但单次实测不能等价于 90% 成功率统计，成功率仍受门店营业、实时菜单、售罄、平台页面变化和人机验证影响。</w:t>
+      </w:r>
+    </w:p>
+    <w:p>
+      <w:r>
+        <w:t>发布复核追加：重新 stage 私人包后，测试发现旧 private-phone-web-transform 仍删除通话 phcallidentity 布局，manifest 也漏列 delivery-fallback-kangaroo.jpg，导致网页已修复而私人包回退。已删除过时 app／通话 CSS 转换并把兜底图加入清单；重新生成后 app.js、delivery.js 均与网页一致，兜底图存在，相关失败专项全部恢复通过。</w:t>
       </w:r>
     </w:p>
     <w:sectPr>

--- a/docs/maintenance/AI开发项目_Bug记录模板.docx
+++ b/docs/maintenance/AI开发项目_Bug记录模板.docx
@@ -12510,6 +12510,39 @@
     <w:p>
       <w:r>
         <w:t>发布复核追加：重新 stage 私人包后，测试发现旧 private-phone-web-transform 仍删除通话 phcallidentity 布局，manifest 也漏列 delivery-fallback-kangaroo.jpg，导致网页已修复而私人包回退。已删除过时 app／通话 CSS 转换并把兜底图加入清单；重新生成后 app.js、delivery.js 均与网页一致，兜底图存在，相关失败专项全部恢复通过。</w:t>
+      </w:r>
+    </w:p>
+    <w:p>
+      <w:pPr>
+        <w:pStyle w:val="Heading1"/>
+      </w:pPr>
+      <w:r>
+        <w:t>v1057／1.0.180 共同生活、宠物、电量与微信转账整合 Bug 记录（2026-08-24）</w:t>
+      </w:r>
+    </w:p>
+    <w:p>
+      <w:r>
+        <w:t>现象：共同生活入口偶发点击后不进入或重复触发；宠物从食盆拖拽后会误弹购买页；支持网页电量的浏览器恢复前台后不刷新且旧实现会伪造 88%；微信转账缺少完整明细、状态时间和一致的黑白主题。</w:t>
+      </w:r>
+    </w:p>
+    <w:p>
+      <w:r>
+        <w:t>根因：共同生活用可点击容器并同时承接合成点击，缺少单次动作闸门；宠物 pointerup 后浏览器仍派发 scene click；BatteryManager 只在首次启动绑定，未处理页面恢复且显示层使用硬编码兜底；转账卡片仍沿用直接收款和历史回执结构。</w:t>
+      </w:r>
+    </w:p>
+    <w:p>
+      <w:r>
+        <w:t>修复：增加 cohabActionTap 去重并让 cohabEnter 返回结果；增加宠物场景点击阻断窗口；重绑并刷新 BatteryManager，移除 88% 伪值；增加 transferDetail、幂等收款／退还、时间字段、存档指纹和主题样式，并隐藏旧重复回执。根网页改动同步到私人 Bundle。</w:t>
+      </w:r>
+    </w:p>
+    <w:p>
+      <w:r>
+        <w:t>失败尝试与收口：版本升级后的首轮全量为 1004/1006，失败集中在 real-delivery-learning 与 real-delivery-role-handoff。排查确认不是外卖逻辑退化，而是并行微信转账收尾后根 app.js 有两行图标／反馈调整未同步到私人 Bundle；补齐后两项专项恢复通过。</w:t>
+      </w:r>
+    </w:p>
+    <w:p>
+      <w:r>
+        <w:t>验证：根目录与私人 Bundle 的 app.js、pet-game.js 语法通过；共同生活、宠物、电量、转账及外卖交接专项通过；最终全量自动测试 1006/1006，git diff --check 与 ZIP 结构检查作为发布闸门。Windows 未执行 Xcode 编译、签名或真实 iPhone 验证。</w:t>
       </w:r>
     </w:p>
     <w:sectPr>

--- a/docs/maintenance/AI开发项目_Bug记录模板.docx
+++ b/docs/maintenance/AI开发项目_Bug记录模板.docx
@@ -12543,6 +12543,39 @@
     <w:p>
       <w:r>
         <w:t>验证：根目录与私人 Bundle 的 app.js、pet-game.js 语法通过；共同生活、宠物、电量、转账及外卖交接专项通过；最终全量自动测试 1006/1006，git diff --check 与 ZIP 结构检查作为发布闸门。Windows 未执行 Xcode 编译、签名或真实 iPhone 验证。</w:t>
+      </w:r>
+    </w:p>
+    <w:p>
+      <w:pPr>
+        <w:pStyle w:val="Heading1"/>
+      </w:pPr>
+      <w:r>
+        <w:t>v1058／1.0.181 共同生活、存储散热、转账回复与约会输入修复 Bug 记录（2026-08-24）</w:t>
+      </w:r>
+    </w:p>
+    <w:p>
+      <w:r>
+        <w:t>现象：部分账号的共同生活显示上班后进入、测试状态和返回都点不动，重新进入又被关闭；模式可能触发未获用户当回合授权的主动来电。个别手机同时出现图标空白、发热和存档快满误报。微信转账收下或退还后角色不知道结果。线下约会输入超过两行会顶住上方正文并出现很长的光标。</w:t>
+      </w:r>
+    </w:p>
+    <w:p>
+      <w:r>
+        <w:t>根因：共同生活动作同时承接触摸和合成点击且缺少可靠结果／持久化边界；来电授权把模式状态和当前用户命令混在一起；图片批量恢复对失败项重复尝试，存储提示混用了浏览器配额和手机容量；转账状态更新未把方向明确的事件交给现有真实模型链路；约会 textarea 使用固定单行高度，首次渲染时还没有稳定绑定输入监听。</w:t>
+      </w:r>
+    </w:p>
+    <w:p>
+      <w:r>
+        <w:t>修复：共同生活关键入口改为真实 button 并增加 cohabActionTap，cohabEnter 返回成功状态，开关立即保存；来电仅接受当前用户明确命令对应的模型决策。图片失败项延迟且限次重试，私人版读取原生容量。转账增加幂等的 transferCounterpartyReaction。约会输入增加 offInputAutoSize，并用页面级 input 监听覆盖首次渲染。</w:t>
+      </w:r>
+    </w:p>
+    <w:p>
+      <w:r>
+        <w:t>验证中的问题与收口：最初只在 offNarrationDecorate 内绑定 textarea，真实页面首次进入时监听尚未建立，浏览器测试暴露第一轮输入仍不会增高；改为页面级委托监听后，390×844 视口实测输入框高 90px、内容高 120px、内部滚动开启，输入栏与正文不重叠。</w:t>
+      </w:r>
+    </w:p>
+    <w:p>
+      <w:r>
+        <w:t>验证：根目录与私人 Bundle 的 JS 语法、关键文件一致性、共同生活通话闸门、存储散热、转账回复、约会输入及保护性回复链路专项通过；最终 Windows 全量 1014/1014。未在 Mac 执行 Xcode 编译、签名，也未做本版本真实 iPhone 安装验证。</w:t>
       </w:r>
     </w:p>
     <w:sectPr>

--- a/docs/maintenance/AI开发项目_Bug记录模板.docx
+++ b/docs/maintenance/AI开发项目_Bug记录模板.docx
@@ -12576,6 +12576,34 @@
     <w:p>
       <w:r>
         <w:t>验证：根目录与私人 Bundle 的 JS 语法、关键文件一致性、共同生活通话闸门、存储散热、转账回复、约会输入及保护性回复链路专项通过；最终 Windows 全量 1014/1014。未在 Mac 执行 Xcode 编译、签名，也未做本版本真实 iPhone 安装验证。</w:t>
+      </w:r>
+    </w:p>
+    <w:p>
+      <w:pPr>
+        <w:pStyle w:val="Heading1"/>
+      </w:pPr>
+      <w:r>
+        <w:t>v1059／1.0.182 真实外卖匹配与生活功能整合修复 Bug 记录（2026-08-25）</w:t>
+      </w:r>
+    </w:p>
+    <w:p>
+      <w:r>
+        <w:t>现象：真实店内搜索可见含撒汤或冰豆浆的商品，但系统可能报找不到；只搜撒汤时可能选中单品而非用户要求的单人套餐；说明文字中的添加被误拆为新商品。</w:t>
+      </w:r>
+    </w:p>
+    <w:p>
+      <w:r>
+        <w:t>根因：商品标题匹配过度依赖完整名称；套餐词没有作为独立必需项；冰字被前缀过滤误当规格；附加商品解析把添加中的加当成动作词；部分搜索页的可见标题与加购控件绑定不足。</w:t>
+      </w:r>
+    </w:p>
+    <w:p>
+      <w:r>
+        <w:t>修复：普通餐食增加受限的两字连续核心匹配并按可见顺序选择；套餐作为独立标题条件；撒汤单人套餐单独过滤；裸规格词只按完整词排除，因此冰豆浆保留；添加只有带一个／一份时才作为商品动作，结构化清单仍用加商品。</w:t>
+      </w:r>
+    </w:p>
+    <w:p>
+      <w:r>
+        <w:t>验证：外卖服务专项覆盖撒汤、套餐、普通餐食两字、奶茶咖啡隔离、过期任务、重复任务、澄清续接、优惠券和最终购物车；共享网页与私人 Bundle、普通回复、朋友圈、后台通知、外置语音及其他生活功能一并回归。未在 Mac 或真实 iPhone 完成本版本编译安装。</w:t>
       </w:r>
     </w:p>
     <w:sectPr>

--- a/docs/maintenance/AI开发项目_Bug记录模板.docx
+++ b/docs/maintenance/AI开发项目_Bug记录模板.docx
@@ -12604,6 +12604,34 @@
     <w:p>
       <w:r>
         <w:t>验证：外卖服务专项覆盖撒汤、套餐、普通餐食两字、奶茶咖啡隔离、过期任务、重复任务、澄清续接、优惠券和最终购物车；共享网页与私人 Bundle、普通回复、朋友圈、后台通知、外置语音及其他生活功能一并回归。未在 Mac 或真实 iPhone 完成本版本编译安装。</w:t>
+      </w:r>
+    </w:p>
+    <w:p>
+      <w:pPr>
+        <w:pStyle w:val="Heading1"/>
+      </w:pPr>
+      <w:r>
+        <w:t>v1060／1.0.183 微信忙碌与外卖澄清续接 Bug 记录（2026-08-25）</w:t>
+      </w:r>
+    </w:p>
+    <w:p>
+      <w:r>
+        <w:t>现象：真实外卖因起送价不足暂停后，角色列出煎饺和灌汤包，用户回答都要，角色虽自然回复同意但模型未返回结构化外卖动作，自动化因此没有继续。</w:t>
+      </w:r>
+    </w:p>
+    <w:p>
+      <w:r>
+        <w:t>根因：授权闸门只接收当前模型结构化动作；自然可见回复不能作为新任务授权。这一安全边界正确，但缺少对已有 minimum_order 澄清任务的窄范围答案解析。</w:t>
+      </w:r>
+    </w:p>
+    <w:p>
+      <w:r>
+        <w:t>修复：只从当前用户消息之前的角色候选句中提取名称，点名候选只补该项，明确全部才补全；使用原 taskId 进入既有换品续接，并记录消息标识防止重复。含糊回答不猜测、不启动。</w:t>
+      </w:r>
+    </w:p>
+    <w:p>
+      <w:r>
+        <w:t>验证：新增单选、全选、重复调用和含糊回答测试；全量回归覆盖外卖状态机、授权、普通角色回复、朋友圈、后台通知和私人语音隔离。</w:t>
       </w:r>
     </w:p>
     <w:sectPr>

--- a/docs/maintenance/AI开发项目_Bug记录模板.docx
+++ b/docs/maintenance/AI开发项目_Bug记录模板.docx
@@ -12632,6 +12632,34 @@
     <w:p>
       <w:r>
         <w:t>验证：新增单选、全选、重复调用和含糊回答测试；全量回归覆盖外卖状态机、授权、普通角色回复、朋友圈、后台通知和私人语音隔离。</w:t>
+      </w:r>
+    </w:p>
+    <w:p>
+      <w:pPr>
+        <w:pStyle w:val="Heading1"/>
+      </w:pPr>
+      <w:r>
+        <w:t>v1061／1.0.184 外卖同意直传与角色自主发起 Bug 记录（2026-08-25）</w:t>
+      </w:r>
+    </w:p>
+    <w:p>
+      <w:r>
+        <w:t>现象：用户首次明确说想吃什么，角色回复好、行、可以或等着，但真实模型没有同时输出外卖结构化动作，自动化没有启动；用户第二次重复要求后才可能启动。</w:t>
+      </w:r>
+    </w:p>
+    <w:p>
+      <w:r>
+        <w:t>根因：可见自然回复与结构化动作是两条输出，安全闸门不能把固定同意词直接当成授权；但原流程在当前合法回合缺少一次受限的真实模型动作补判。</w:t>
+      </w:r>
+    </w:p>
+    <w:p>
+      <w:r>
+        <w:t>修复：同一当前用户消息、账号、会话和角色回合内，只有明确点单语境加角色明确同意才允许一次隐藏补判。补判仍调用当前真实角色模型，只提取唯一结构化动作，不制造第二句固定角色回复。</w:t>
+      </w:r>
+    </w:p>
+    <w:p>
+      <w:r>
+        <w:t>验证：覆盖首次同意直传、已有澄清优先续接、同消息幂等、普通聊天加好不触发、当前角色自主结构化动作可触发、旧消息与页面恢复不得启动。</w:t>
       </w:r>
     </w:p>
     <w:sectPr>

--- a/docs/maintenance/AI开发项目_Bug记录模板.docx
+++ b/docs/maintenance/AI开发项目_Bug记录模板.docx
@@ -12660,6 +12660,34 @@
     <w:p>
       <w:r>
         <w:t>验证：覆盖首次同意直传、已有澄清优先续接、同消息幂等、普通聊天加好不触发、当前角色自主结构化动作可触发、旧消息与页面恢复不得启动。</w:t>
+      </w:r>
+    </w:p>
+    <w:p>
+      <w:pPr>
+        <w:pStyle w:val="Heading1"/>
+      </w:pPr>
+      <w:r>
+        <w:t>v1062／1.0.185 外卖澄清动作与同任务续接 Bug 记录（2026-08-25）</w:t>
+      </w:r>
+    </w:p>
+    <w:p>
+      <w:r>
+        <w:t>现象：起送价不足后角色列出煎饺、灌汤包，用户回答“都要”，角色回复“行”，但自动化无反应，外卖服务日志没有收到新请求。</w:t>
+      </w:r>
+    </w:p>
+    <w:p>
+      <w:r>
+        <w:t>根因：动作存在格式断层。检测器同时识别半角与中文全角外卖标签，因此跳过无动作兜底；真正执行器只解析半角标签。模型返回中文全角【真实外卖｜…】时，动作在最后一步被丢弃。原测试只覆盖半角动作与理想化聊天历史，未覆盖该组合。</w:t>
+      </w:r>
+    </w:p>
+    <w:p>
+      <w:r>
+        <w:t>修复：执行前把中文全角真实外卖标签规范为统一半角格式；角色列出的加购候选同时保存到原 taskId，续接优先读取任务候选，并保留受限历史兼容。</w:t>
+      </w:r>
+    </w:p>
+    <w:p>
+      <w:r>
+        <w:t>验证：新增全角动作规范化、候选持久化、都要续接、同 messageId 幂等、普通聊天不触发以及网页与私人 Bundle 一致性回归。</w:t>
       </w:r>
     </w:p>
     <w:sectPr>

--- a/docs/maintenance/AI开发项目_Bug记录模板.docx
+++ b/docs/maintenance/AI开发项目_Bug记录模板.docx
@@ -12688,6 +12688,34 @@
     <w:p>
       <w:r>
         <w:t>验证：新增全角动作规范化、候选持久化、都要续接、同 messageId 幂等、普通聊天不触发以及网页与私人 Bundle 一致性回归。</w:t>
+      </w:r>
+    </w:p>
+    <w:p>
+      <w:pPr>
+        <w:pStyle w:val="Heading1"/>
+      </w:pPr>
+      <w:r>
+        <w:t>v1063／1.0.186 外卖角色同意直传与首单恢复 Bug 记录（2026-08-25）</w:t>
+      </w:r>
+    </w:p>
+    <w:p>
+      <w:r>
+        <w:t>现象：用户第一次明确说想吃什么，角色回复“好、行、等着”等同意语，但外卖自动化没有搜索；重复说第二遍有时才启动，随后甚至所有首单都不再进入外卖服务。8788 服务健康且日志没有对应新请求。</w:t>
+      </w:r>
+    </w:p>
+    <w:p>
+      <w:r>
+        <w:t>根因：v1061 引入的缺动作修复依赖第二次隐藏真实模型调用。第一次模型已经自然同意但漏动作时，只有隐藏调用成功返回唯一结构化标签才会执行；空结果、拒绝、异常、账号切换或回复过期都会静默丢失。v1062 只修复了全角标签格式，没有消除这个单点依赖。</w:t>
+      </w:r>
+    </w:p>
+    <w:p>
+      <w:r>
+        <w:t>修复：在同任务澄清之后、隐藏修复之前增加当前回合直接批准桥。它仅在用户明确点餐且真实角色明确同意时运行，从原消息提取自然品牌／商品／多件清单并调用 roleRequest；保留 taskId、账号、会话、回合和消息幂等边界。</w:t>
+      </w:r>
+    </w:p>
+    <w:p>
+      <w:r>
+        <w:t>验证：覆盖杨姥姥撒汤、随便点主食、兰州牛肉面、燕麦牛奶粥加茶叶蛋、宽松同意语、普通聊天不触发、角色拒绝不触发、同 messageId 不重复及网页／私人 Bundle 一致性。没有运行真实下单或付款。</w:t>
       </w:r>
     </w:p>
     <w:sectPr>

--- a/docs/maintenance/AI开发项目_Bug记录模板.docx
+++ b/docs/maintenance/AI开发项目_Bug记录模板.docx
@@ -12716,6 +12716,34 @@
     <w:p>
       <w:r>
         <w:t>验证：覆盖杨姥姥撒汤、随便点主食、兰州牛肉面、燕麦牛奶粥加茶叶蛋、宽松同意语、普通聊天不触发、角色拒绝不触发、同 messageId 不重复及网页／私人 Bundle 一致性。没有运行真实下单或付款。</w:t>
+      </w:r>
+    </w:p>
+    <w:p>
+      <w:pPr>
+        <w:pStyle w:val="Heading1"/>
+      </w:pPr>
+      <w:r>
+        <w:t>v1064／1.0.187 外卖澄清续单与网关恢复 Bug 记录（2026-08-25）</w:t>
+      </w:r>
+    </w:p>
+    <w:p>
+      <w:r>
+        <w:t>现象：撒汤已加入购物车，角色询问煎饺或灌汤包后用户回答“都要”，自动化没有补商品，或者提示购物车有商品但未进入确认页；另有偶发“真实外卖上游 HTTP 502”。</w:t>
+      </w:r>
+    </w:p>
+    <w:p>
+      <w:r>
+        <w:t>根因一：平台购物车关闭后的底栏异步重绘，旧逻辑立即读取并误点陈旧 checkout 控件。根因二：短缺文案“差 9.1 元起送”被旧正则误当成明确起送门槛。根因三：边缘函数对中间层无正文 502 没有有界恢复。</w:t>
+      </w:r>
+    </w:p>
+    <w:p>
+      <w:r>
+        <w:t>修复：购物车恢复后最多七次、每次 250 毫秒被动重读，不进行额外搜索或重复加购；发现权威短缺文案后续接原任务补单。门槛由可见购物车金额加短缺金额推导。通用 502 只重试一次，支付动作永不自动重试。</w:t>
+      </w:r>
+    </w:p>
+    <w:p>
+      <w:r>
+        <w:t>验证：真实浏览器同 taskId 第二次修订成功补齐撒汤、煎饺和灌汤包，各一份并进入订单确认页；未提交、未支付。自动测试同时覆盖现实页面金额解析、被动重读、通用 502 单次重试及 pay_order 排除。</w:t>
       </w:r>
     </w:p>
     <w:sectPr>

--- a/docs/maintenance/AI开发项目_Bug记录模板.docx
+++ b/docs/maintenance/AI开发项目_Bug记录模板.docx
@@ -12744,6 +12744,34 @@
     <w:p>
       <w:r>
         <w:t>验证：真实浏览器同 taskId 第二次修订成功补齐撒汤、煎饺和灌汤包，各一份并进入订单确认页；未提交、未支付。自动测试同时覆盖现实页面金额解析、被动重读、通用 502 单次重试及 pay_order 排除。</w:t>
+      </w:r>
+    </w:p>
+    <w:p>
+      <w:pPr>
+        <w:pStyle w:val="Heading1"/>
+      </w:pPr>
+      <w:r>
+        <w:t>v1065／1.0.188 外卖澄清修订连续性 Bug 记录（2026-08-25）</w:t>
+      </w:r>
+    </w:p>
+    <w:p>
+      <w:r>
+        <w:t>现象：撒汤已找到并因起送价不足询问补煎饺还是灌汤包，用户回答“都要”且角色明确同意后，自动化没有继续，并显示“真实外卖上游 HTTP 502”。</w:t>
+      </w:r>
+    </w:p>
+    <w:p>
+      <w:r>
+        <w:t>根因：requestRoleClarification 已把同一任务修订从 1 增为 2，澄清回答进入 roleRequest 的换品分支时又错误增为 3；适配器只接受当前修订或连续的 +1，因此拒绝 1→3。拒绝信息又被本地服务和 Edge 函数错误映射成 502。</w:t>
+      </w:r>
+    </w:p>
+    <w:p>
+      <w:r>
+        <w:t>修复：换品/澄清回答只清除等待状态并更新 orderIntent，不再增加修订；回答继续绑定原 taskId、门店、主商品和完成清单。任务状态冲突返回 409，禁止伪装成上游网络错误。</w:t>
+      </w:r>
+    </w:p>
+    <w:p>
+      <w:r>
+        <w:t>回归：真实 delivery.js 虚拟机测试断言请求修订仅为 [1, 2]，初次失败草稿后只续单一次，撒汤、煎饺、灌汤包各一份，无重复商品、不新建任务、不付款。</w:t>
       </w:r>
     </w:p>
     <w:sectPr>

--- a/docs/maintenance/AI开发项目_Bug记录模板.docx
+++ b/docs/maintenance/AI开发项目_Bug记录模板.docx
@@ -12772,6 +12772,39 @@
     <w:p>
       <w:r>
         <w:t>回归：真实 delivery.js 虚拟机测试断言请求修订仅为 [1, 2]，初次失败草稿后只续单一次，撒汤、煎饺、灌汤包各一份，无重复商品、不新建任务、不付款。</w:t>
+      </w:r>
+    </w:p>
+    <w:p>
+      <w:pPr>
+        <w:pStyle w:val="Heading1"/>
+      </w:pPr>
+      <w:r>
+        <w:t>v1066／1.0.189 私人 App 偶发卡顿发热 Bug 记录（2026-08-25）</w:t>
+      </w:r>
+    </w:p>
+    <w:p>
+      <w:r>
+        <w:t>现象：私人 App 可连续顺畅约数日后再次出现偶发严重卡顿；滑动可能仍可进行，但点击响应很慢，打开小应用偶发白屏并回到主屏，手机温度快速上升，后台消息也可能同期停止显示。顺畅恢复后温度随之下降。</w:t>
+      </w:r>
+    </w:p>
+    <w:p>
+      <w:r>
+        <w:t>已排除：这不是单凭截图可归因的手机硬件故障；多轮广泛调整动画、图片恢复、定位或普通定时器没有产生稳定改善。原始 trace 在 Windows 直接解析地址会受 Instruments 压缩和重定位影响，不能据此猜函数；本次只采用 Mac 官方导出的 XML 调用栈。</w:t>
+      </w:r>
+    </w:p>
+    <w:p>
+      <w:r>
+        <w:t>证据：官方导出中 WebContent 的绝大多数 CPU 样本落在 DOM 定时器和 Intl.DateTimeFormat 构造路径，第一批样本与启动后 3.2 秒的伴生轮询对齐。</w:t>
+      </w:r>
+    </w:p>
+    <w:p>
+      <w:r>
+        <w:t>修复：私人 App 的 companionUsageDayAt 使用本机日期快速路径；网页指定时区按时区缓存 formatter。新增回归测试确保私人轮询即使 Intl 构造器抛错也可完成，并确保网页同一时区只构造一次。</w:t>
+      </w:r>
+    </w:p>
+    <w:p>
+      <w:r>
+        <w:t>未完成验证：Windows 自动化不能替代 Xcode 编译和真机热状态观察。安装 v1066 后需从冷启动观察至少 2 分钟，并继续正常使用数日；若复现，应以新 trace 和准确时间继续定位，而不是重复改同一处。</w:t>
       </w:r>
     </w:p>
     <w:sectPr>

--- a/docs/maintenance/AI开发项目_Bug记录模板.docx
+++ b/docs/maintenance/AI开发项目_Bug记录模板.docx
@@ -12805,6 +12805,39 @@
     <w:p>
       <w:r>
         <w:t>未完成验证：Windows 自动化不能替代 Xcode 编译和真机热状态观察。安装 v1066 后需从冷启动观察至少 2 分钟，并继续正常使用数日；若复现，应以新 trace 和准确时间继续定位，而不是重复改同一处。</w:t>
+      </w:r>
+    </w:p>
+    <w:p>
+      <w:pPr>
+        <w:pStyle w:val="Heading1"/>
+      </w:pPr>
+      <w:r>
+        <w:t>v1067／1.0.190 私人 App 卡顿发热与白屏 Bug 记录（2026-08-25）</w:t>
+      </w:r>
+    </w:p>
+    <w:p>
+      <w:r>
+        <w:t>实际现象：私人 App 偶发严重卡顿，滑动可能仍可进行，但点击响应很慢；打开小应用偶发白屏并回主屏；手机温度快速上升；同期后台通知可能仍到系统，但页面消息同步和交互会暂停。状态也可能突然恢复，恢复后温度下降。</w:t>
+      </w:r>
+    </w:p>
+    <w:p>
+      <w:r>
+        <w:t>真实证据：Instruments 录制显示 WebContent 主线程约 96 秒持续消耗在 Intl.DateTimeFormat／ICU 构造和 DOM 定时器链，构成可重复解释全部症状的共同根因。旧服务器恢复、手机硬件、单一图片、定位和 APNs 不能解释本机 WebContent 的该调用栈。</w:t>
+      </w:r>
+    </w:p>
+    <w:p>
+      <w:r>
+        <w:t>已排除的错误方案：不能再只改 companionUsageDayAt、盲目放慢全部定时器、删除后台能力、改模型或消息协议；v1066 的局部 formatter 修复已被真机复现否定。也不能以系统进度、缓存数据或假角色回复掩盖页面停摆。</w:t>
+      </w:r>
+    </w:p>
+    <w:p>
+      <w:r>
+        <w:t>本次修改：私人 App 的常用时间和数字格式化全部走无 Intl 快速路径，时区数据由原生一次注入；网页逻辑保留。WKWebView 被系统终止后只做有上限的安全重载，不无限循环。</w:t>
+      </w:r>
+    </w:p>
+    <w:p>
+      <w:r>
+        <w:t>验证边界：Windows 自动测试可证明语法、私有路径不触发 Intl、Bundle 同步和核心回归边界；不能证明 Mac 编译、签名或真实 iPhone 已恢复。真机复现若仍存在，下一步必须使用同版本 v1067 的新 trace 对比热点，不得继续在旧假设上修改。</w:t>
       </w:r>
     </w:p>
     <w:sectPr>

--- a/docs/maintenance/AI开发项目_Bug记录模板.docx
+++ b/docs/maintenance/AI开发项目_Bug记录模板.docx
@@ -12838,6 +12838,44 @@
     <w:p>
       <w:r>
         <w:t>验证边界：Windows 自动测试可证明语法、私有路径不触发 Intl、Bundle 同步和核心回归边界；不能证明 Mac 编译、签名或真实 iPhone 已恢复。真机复现若仍存在，下一步必须使用同版本 v1067 的新 trace 对比热点，不得继续在旧假设上修改。</w:t>
+      </w:r>
+    </w:p>
+    <w:p>
+      <w:r>
+        <w:br w:type="page"/>
+      </w:r>
+    </w:p>
+    <w:p>
+      <w:r>
+        <w:rPr>
+          <w:b/>
+        </w:rPr>
+        <w:t>v1069／私人 1.0.193 混合新旧页面、白屏重载与发热（2026-08-25）</w:t>
+      </w:r>
+    </w:p>
+    <w:p>
+      <w:r>
+        <w:t>现象：私人 App 偶发点击延迟、快速发热、白屏后回到屏保并反复跳转；同一次异常中部分页面看起来像新版、部分像旧版。模拟器不复现，真机可能连续正常数天后再出现。</w:t>
+      </w:r>
+    </w:p>
+    <w:p>
+      <w:r>
+        <w:t>已确认的代码风险一：存储占用明细原先通过 IndexedDB openCursor 读取并估算每个值，面对约 1.68GB 图片/WebKit 数据时可能把大对象复制进 WebContent；本次改为私人 App 只读取本地概要和原生容量估算。此前未打开明细也曾复现，因此不能把该扫描写成唯一根因。</w:t>
+      </w:r>
+    </w:p>
+    <w:p>
+      <w:r>
+        <w:t>已确认的代码风险二：WKWebView 的 WebContent 终止后原生层最多立即 reload 两次，而网页启动又会恢复屏保状态，能够形成用户看到的白屏—屏保—白屏重载风暴。现改为一次延迟、精确本地入口恢复；第二次终止停止自动重载。</w:t>
+      </w:r>
+    </w:p>
+    <w:p>
+      <w:r>
+        <w:t>长期风险：私人图片缓存原先没有上限，角色头像、壁纸和聊天图片会随页面访问留在 JavaScript 内存。本次只驱逐不再显示的内存副本，绝不清理用户存档、聊天、图片、语音或 IndexedDB。是否为多日后复现的主要原因仍须真机长时间验证。</w:t>
+      </w:r>
+    </w:p>
+    <w:p>
+      <w:r>
+        <w:t>排除：私人 App 从 file URL 加载本地 PhoneWeb.bundle，Service Worker 注册会跳过，不能把混合页面简单归因于网页 Service Worker 缓存；也不能继续仅延长超时、改 CSS 或盲目增加自动 reload。</w:t>
       </w:r>
     </w:p>
     <w:sectPr>

--- a/docs/maintenance/AI开发项目_Bug记录模板.docx
+++ b/docs/maintenance/AI开发项目_Bug记录模板.docx
@@ -12876,6 +12876,34 @@
     <w:p>
       <w:r>
         <w:t>排除：私人 App 从 file URL 加载本地 PhoneWeb.bundle，Service Worker 注册会跳过，不能把混合页面简单归因于网页 Service Worker 缓存；也不能继续仅延长超时、改 CSS 或盲目增加自动 reload。</w:t>
+      </w:r>
+    </w:p>
+    <w:p>
+      <w:r>
+        <w:br w:type="page"/>
+      </w:r>
+    </w:p>
+    <w:p>
+      <w:r>
+        <w:rPr>
+          <w:b/>
+        </w:rPr>
+        <w:t>v1070／私人 1.0.194 候选包版本号纠正（2026-08-25）</w:t>
+      </w:r>
+    </w:p>
+    <w:p>
+      <w:r>
+        <w:t>现象：上一份已经包含私人 App 稳定修正的新包仍显示网页核心 v1069，只通过 iOS 1.0.193 区分，用户无法直观确认安装的是不是新候选包。</w:t>
+      </w:r>
+    </w:p>
+    <w:p>
+      <w:r>
+        <w:t>处理：保留 v1069／1.0.193 的源码提交、旧 ZIP 和安装说明作为恢复资料，另行生成 v1070／1.0.194 独立包；不覆盖或删除旧交付物。</w:t>
+      </w:r>
+    </w:p>
+    <w:p>
+      <w:r>
+        <w:t>边界：本次不得借版本升级继续修改卡顿逻辑或核心功能。若真机仍复现，必须按 v1070／1.0.194 的日志和页面证据另行诊断。</w:t>
       </w:r>
     </w:p>
     <w:sectPr>

--- a/docs/maintenance/AI开发项目_Bug记录模板.docx
+++ b/docs/maintenance/AI开发项目_Bug记录模板.docx
@@ -12904,6 +12904,34 @@
     <w:p>
       <w:r>
         <w:t>边界：本次不得借版本升级继续修改卡顿逻辑或核心功能。若真机仍复现，必须按 v1070／1.0.194 的日志和页面证据另行诊断。</w:t>
+      </w:r>
+    </w:p>
+    <w:p>
+      <w:pPr>
+        <w:pStyle w:val="Heading1"/>
+      </w:pPr>
+      <w:r>
+        <w:t>2026-08-27 v1078 时间、约会承接、记忆与真人聊天修复</w:t>
+      </w:r>
+    </w:p>
+    <w:p>
+      <w:r>
+        <w:t>现象：角色会把 3 分钟说成 10 分钟、9 点说成 11 点并据此催睡；一次性约会结束后线上角色可能仍说马上见面，且结束时未必立即发消息；重要偏好与约定主动记忆偏少且随机；真人撤回入口近似消失；收下角色转账后角色误说用户把钱转回；真人群聊缺少主动退出。</w:t>
+      </w:r>
+    </w:p>
+    <w:p>
+      <w:r>
+        <w:t>根因：conversationGapNote 原先小于 20 分钟直接省略，生成后只在用户直接问几点时校正；约会结束承接只保留 12 小时/3 轮，且 offEnd 即时调度错误引用不存在的 ended 变量，同时失败路径存在固定角色台词；主动记忆没有日配额与重要性落地门禁；撤回仍有功能但 10px 灰字入口难以发现；_transferReceipt 在 msgToText 中先按 role 进入普通转账分支，导致模型看到相反资金方向；云端只有群主移人和解散，没有成员自退 RPC。</w:t>
+      </w:r>
+    </w:p>
+    <w:p>
+      <w:r>
+        <w:t>修复：短间隔改为精确事实并增加中文/数字小时和分钟事实守卫；允许 1–2 分钟自然误差，只有超过 2 分钟才纠正，避免整点边界误杀正常回复；约会结束持久保存 _lastOfflineEnded，修正 full.loc 调度并删除固定 offEndReplyFallback；新增 1/3/5 主动记忆日上限、重要事实筛选和明确记住请求例外；撤回改为可触达 pill button；转账回执优先序列化为 system 权威事实，并扩展功能事件方向校验；增加非群主退出 UI、本地清理与安全 RPC 迁移。</w:t>
+      </w:r>
+    </w:p>
+    <w:p>
+      <w:r>
+        <w:t>失败尝试与修正：第一次全量回归为 1077/1080，3 项失败均是测试仍要求已删除的固定约会兜底、旧通话历史正则或私人小手机两份 HTML CSS 未同步；更新为新的无伪造边界、转账回执 system 角色及双 HTML 同步后，最终正式测试集 1081/1081、外卖服务 154/154 通过。退出群聊迁移已部署到关联 Supabase；未做 Mac/真机验证。</w:t>
       </w:r>
     </w:p>
     <w:sectPr>

--- a/docs/maintenance/AI开发项目_Bug记录模板.docx
+++ b/docs/maintenance/AI开发项目_Bug记录模板.docx
@@ -12932,6 +12932,39 @@
     <w:p>
       <w:r>
         <w:t>失败尝试与修正：第一次全量回归为 1077/1080，3 项失败均是测试仍要求已删除的固定约会兜底、旧通话历史正则或私人小手机两份 HTML CSS 未同步；更新为新的无伪造边界、转账回执 system 角色及双 HTML 同步后，最终正式测试集 1081/1081、外卖服务 154/154 通过。退出群聊迁移已部署到关联 Supabase；未做 Mac/真机验证。</w:t>
+      </w:r>
+    </w:p>
+    <w:p>
+      <w:r>
+        <w:br w:type="page"/>
+      </w:r>
+    </w:p>
+    <w:p>
+      <w:r>
+        <w:rPr>
+          <w:b/>
+        </w:rPr>
+        <w:t>v1079｜无生图配置照片退化与吃货豆红包未闭环（2026-08-27）</w:t>
+      </w:r>
+    </w:p>
+    <w:p>
+      <w:r>
+        <w:t>现象：无图片生成配置时角色的照片只显示普通 [图片] 文字，用户也没有主动发送图文照片的入口；初版大号“照片”标题占用过多空间，且需要明确排除长描述被裁剪。真实外卖选择需吃货豆兑换的红包后，页面可能先出现临时选中，再弹兑换确认，旧流程可能错过弹窗或误点被吸底栏遮挡的控件。</w:t>
+      </w:r>
+    </w:p>
+    <w:p>
+      <w:r>
+        <w:t>根因：图片解析器把无生图路线降级为 text；消息历史没有 textCard 图片语义；卡片样式未明确自动高度边界。外卖流程把“选中券”当作终态，没有把延迟出现的吃货豆兑换弹窗、再次确认和结算总价复核建成完整状态机。</w:t>
+      </w:r>
+    </w:p>
+    <w:p>
+      <w:r>
+        <w:t>修复：新增 image/textCard 消息、角色与用户双向语义、图文描述入口和黑白主题白卡样式；标题缩至 14px/42px，正文浅灰且 height:auto、max-height:none、overflow:visible、line-clamp:unset。外卖新增积分券识别、延迟弹窗观察、精确 DOM 点击、兑换后再次确认、页面异常与不确定状态 fail-closed。</w:t>
+      </w:r>
+    </w:p>
+    <w:p>
+      <w:r>
+        <w:t>验证：图文照片卡专项覆盖有配置真实生图、无配置卡片、用户图片语义、三份 HTML 黑白样式、长文本无截断和根/私人 app.js 一致。外卖服务 154 项与网页全量测试在发布前重新执行。真实系统已完成 200 吃货豆换 ¥5，¥24.79 → ¥19.79，未下单未付款。Mac 编译、签名和真实 iPhone 仍待用户完成。</w:t>
       </w:r>
     </w:p>
     <w:sectPr>

--- a/docs/maintenance/AI开发项目_Bug记录模板.docx
+++ b/docs/maintenance/AI开发项目_Bug记录模板.docx
@@ -12965,6 +12965,39 @@
     <w:p>
       <w:r>
         <w:t>验证：图文照片卡专项覆盖有配置真实生图、无配置卡片、用户图片语义、三份 HTML 黑白样式、长文本无截断和根/私人 app.js 一致。外卖服务 154 项与网页全量测试在发布前重新执行。真实系统已完成 200 吃货豆换 ¥5，¥24.79 → ¥19.79，未下单未付款。Mac 编译、签名和真实 iPhone 仍待用户完成。</w:t>
+      </w:r>
+    </w:p>
+    <w:p>
+      <w:r>
+        <w:br w:type="page"/>
+      </w:r>
+    </w:p>
+    <w:p>
+      <w:r>
+        <w:rPr>
+          <w:b/>
+        </w:rPr>
+        <w:t>v1080｜真实订单只发卡片且催付款（2026-08-27）</w:t>
+      </w:r>
+    </w:p>
+    <w:p>
+      <w:r>
+        <w:t>现象：角色完成真实外卖后只显示订单卡片，没有用自己的口吻说已经点好；部分话术还可能催用户“快去付款”。角色忙碌、线下或通话时，卡片后的普通回复可能被丢弃。</w:t>
+      </w:r>
+    </w:p>
+    <w:p>
+      <w:r>
+        <w:t>根因：卡片先作为 assistant 消息写入后，resultReply 后续事实被 scheduleReply 判断为普通 proactive；terminal prompt 又写着卡片已负责展示真实结果，诱导模型保持沉默。</w:t>
+      </w:r>
+    </w:p>
+    <w:p>
+      <w:r>
+        <w:t>修复：把订单提交事实包装为 featureEventNote 进入可靠功能事件队列；提示要求第一人称自然承认本人点单，禁止付款命令和界面词。依据真实 status 单独提供付款事实，pending_payment 绝不视为已付款。</w:t>
+      </w:r>
+    </w:p>
+    <w:p>
+      <w:r>
+        <w:t>验证：根目录全量、外卖服务以及 chat-card、role-handoff、state-machine、mode、payment-return-sync 专项均需在发布前通过；根/私人 delivery.js 必须逐字节一致。没有为本修复创建真实订单。</w:t>
       </w:r>
     </w:p>
     <w:sectPr>

--- a/docs/maintenance/AI开发项目_Bug记录模板.docx
+++ b/docs/maintenance/AI开发项目_Bug记录模板.docx
@@ -12998,6 +12998,39 @@
     <w:p>
       <w:r>
         <w:t>验证：根目录全量、外卖服务以及 chat-card、role-handoff、state-machine、mode、payment-return-sync 专项均需在发布前通过；根/私人 delivery.js 必须逐字节一致。没有为本修复创建真实订单。</w:t>
+      </w:r>
+    </w:p>
+    <w:p>
+      <w:r>
+        <w:br w:type="page"/>
+      </w:r>
+    </w:p>
+    <w:p>
+      <w:r>
+        <w:rPr>
+          <w:b/>
+        </w:rPr>
+        <w:t>v1081｜自然品牌商品句未启动与 KFC 套餐误搜索（2026-08-27）</w:t>
+      </w:r>
+    </w:p>
+    <w:p>
+      <w:r>
+        <w:t>现象：用户自然说“品牌的商品，规格”时，因没有“点”或冒号可能无法在当前回合启动；模型结构化动作残缺后也未能从原句补全。KFC 首页套餐名称变化后，旧逻辑可能搜索旧套餐名，或把任务说明误当独立商品。</w:t>
+      </w:r>
+    </w:p>
+    <w:p>
+      <w:r>
+        <w:t>根因：显式意图过度依赖动作词和标签格式，缺少受控的通用品牌-商品-规格解析；隐藏补判没有共享同一误触拦截。KFC 默认套餐写死旧称，首页限定条件与店内搜索/独立加购过滤不完整。</w:t>
+      </w:r>
+    </w:p>
+    <w:p>
+      <w:r>
+        <w:t>修复：新增上下文自然点单解析与统一拒绝门禁；尾部规格仅接受受限词集并标准化“不另加糖”。KFC 改用当前首页四件套签名识别，首页限定任务禁止店内搜套餐，并过滤泛化说明。</w:t>
+      </w:r>
+    </w:p>
+    <w:p>
+      <w:r>
+        <w:t>验证：根目录全量、自然澄清专项和外卖服务全量测试在发布前重新执行；根/私人 delivery.js 必须逐字节一致。没有发起新的真实订单。KFC 九珍/三柠真实规格步骤仍待营业后验证。</w:t>
       </w:r>
     </w:p>
     <w:sectPr>

--- a/docs/maintenance/AI开发项目_Bug记录模板.docx
+++ b/docs/maintenance/AI开发项目_Bug记录模板.docx
@@ -13031,6 +13031,39 @@
     <w:p>
       <w:r>
         <w:t>验证：根目录全量、自然澄清专项和外卖服务全量测试在发布前重新执行；根/私人 delivery.js 必须逐字节一致。没有发起新的真实订单。KFC 九珍/三柠真实规格步骤仍待营业后验证。</w:t>
+      </w:r>
+    </w:p>
+    <w:p>
+      <w:r>
+        <w:br w:type="page"/>
+      </w:r>
+    </w:p>
+    <w:p>
+      <w:r>
+        <w:rPr>
+          <w:b/>
+        </w:rPr>
+        <w:t>v1082｜共同生活积压伴生消息与角色跳时（2026-08-27）</w:t>
+      </w:r>
+    </w:p>
+    <w:p>
+      <w:r>
+        <w:t>现象：开启共同生活后，伴生后台消息不能进入线上聊天；关闭后积压消息一次性涌出。真实 03:50 时，角色可能说成 04:00，只有用户要求看时间后才纠正。</w:t>
+      </w:r>
+    </w:p>
+    <w:p>
+      <w:r>
+        <w:t>根因：服务器自动任务配置、客户端伴生自动触发和服务器消息补拉共同复用了包含共同生活静默的普通主动消息门禁，导致生成或送达被延后。时间提示虽已读取后台时钟，但位置不够靠近当前生成，且最终校验按标点拆句后漏掉无“现在”前缀的“4点了”。</w:t>
+      </w:r>
+    </w:p>
+    <w:p>
+      <w:r>
+        <w:t>修复：为伴生后台建立不受共同生活影响、但仍尊重一次性约会/忙碌/通话等边界的送达门禁；服务器配置、本机伴生自动消息和补拉统一使用该门禁。每次回复追加最新后台时间钉，并把唯一一次时间纠正移到所有正文重写之后、消息解析发送之前。</w:t>
+      </w:r>
+    </w:p>
+    <w:p>
+      <w:r>
+        <w:t>验证：根目录全量 1090/1090、外卖服务 154/154 通过；网页和私人 iOS app.js SHA-256 一致。专项覆盖共同生活服务器生成不暂停、客户端不积压、03:50 拦截“4点了”、两分钟容差和日程不误伤。</w:t>
       </w:r>
     </w:p>
     <w:sectPr>

--- a/docs/maintenance/AI开发项目_Bug记录模板.docx
+++ b/docs/maintenance/AI开发项目_Bug记录模板.docx
@@ -13064,6 +13064,39 @@
     <w:p>
       <w:r>
         <w:t>验证：根目录全量 1090/1090、外卖服务 154/154 通过；网页和私人 iOS app.js SHA-256 一致。专项覆盖共同生活服务器生成不暂停、客户端不积压、03:50 拦截“4点了”、两分钟容差和日程不误伤。</w:t>
+      </w:r>
+    </w:p>
+    <w:p>
+      <w:r>
+        <w:br w:type="page"/>
+      </w:r>
+    </w:p>
+    <w:p>
+      <w:r>
+        <w:rPr>
+          <w:b/>
+        </w:rPr>
+        <w:t>v1090｜角色答应找果茶但后台自动化无反应（2026-08-27）</w:t>
+      </w:r>
+    </w:p>
+    <w:p>
+      <w:r>
+        <w:t>现象：用户说“给我点一杯果茶，随便点一杯，不加糖就行”，角色回复“行，我给你找”，但外卖后台没有任务、搜索或任何可见反应。</w:t>
+      </w:r>
+    </w:p>
+    <w:p>
+      <w:r>
+        <w:t>根因：门店和具体商品都交给角色选择的宽泛请求不会被显式解析器直接建任务，只依赖后续模型补判；可见的“我给你找”只被当作自然前奏，若补判模型没有输出唯一 [真实外卖|...] 动作，原流程静默结束。</w:t>
+      </w:r>
+    </w:p>
+    <w:p>
+      <w:r>
+        <w:t>修复：新增受控的自由选择外卖意图和角色承诺识别。角色明确接受后，补判提示强制选择具体门店、具体商品并保留“不加糖”等硬规格；首次无效只进行一次严格纠正，仍失败则显示未启动诊断且不连接后台。</w:t>
+      </w:r>
+    </w:p>
+    <w:p>
+      <w:r>
+        <w:t>验证：新增专项测试覆盖自然句、承诺、规格、严格单次纠正、拒绝与普通聊天边界；完整外卖专项 75/75 通过。浏览器界面级假后端测试中，首次补判故意无效，第二次生成有效动作并完成 search/create_order/pay_order 模拟，最终规格为不额外加糖；控制台无错误，未连接真实后台、未创建或支付真实订单。发布前还需完成根目录和外卖服务全量回归、ZIP 字节校验。</w:t>
       </w:r>
     </w:p>
     <w:sectPr>

--- a/docs/maintenance/AI开发项目_Bug记录模板.docx
+++ b/docs/maintenance/AI开发项目_Bug记录模板.docx
@@ -13097,6 +13097,39 @@
     <w:p>
       <w:r>
         <w:t>验证：新增专项测试覆盖自然句、承诺、规格、严格单次纠正、拒绝与普通聊天边界；完整外卖专项 75/75 通过。浏览器界面级假后端测试中，首次补判故意无效，第二次生成有效动作并完成 search/create_order/pay_order 模拟，最终规格为不额外加糖；控制台无错误，未连接真实后台、未创建或支付真实订单。发布前还需完成根目录和外卖服务全量回归、ZIP 字节校验。</w:t>
+      </w:r>
+    </w:p>
+    <w:p>
+      <w:r>
+        <w:br w:type="page"/>
+      </w:r>
+    </w:p>
+    <w:p>
+      <w:r>
+        <w:rPr>
+          <w:b/>
+        </w:rPr>
+        <w:t>v1091｜忙碌期间仍回复、间隔误判与录屏歌曲无法播放（2026-08-27）</w:t>
+      </w:r>
+    </w:p>
+    <w:p>
+      <w:r>
+        <w:t>现象：忙碌测试按钮原先是手工锁，页面会显示系统式忙碌状态；用户希望角色按人设自己说明回到微信的大概时间，并在该时间前真正不生成回复。另有角色把较长离开误说成两分钟前，以及从约三分钟录屏导入音乐后无法播放。</w:t>
+      </w:r>
+    </w:p>
+    <w:p>
+      <w:r>
+        <w:t>根因：旧忙碌状态没有从角色可见承诺解析真实截止时间，也没有把前台回复、后台主动生成和到点恢复统一为一个持久状态机。时间间隔只取最近消息对，回归后继续聊天会丢失此前真实长间隔；系统/通话行还可能污染取样。音乐视频选择路径把视频 Blob 当音乐存储，WKWebView 音频元素不能可靠把原视频容器当歌曲播放。</w:t>
+      </w:r>
+    </w:p>
+    <w:p>
+      <w:r>
+        <w:t>修复：建立 opt-in 忙碌会话，仅在角色明确未来恢复时间后激活；截止前零模型调用并保存用户消息，到点后真实模型合并回复，失败一次重试、再失败保留待恢复状态。时间改为只读可见微信时间线并支持历史回归点；所有回复附最新后台时间，一小时以内禁主动抱怨。录屏先抽取 AAC 音轨或解码为 WAV，写入后回读校验，旧视频歌曲播放时自修复。</w:t>
+      </w:r>
+    </w:p>
+    <w:p>
+      <w:r>
+        <w:t>验证：忙碌/时间/音乐专项 20/20，根目录全量 1124/1124，外卖服务 154/154，JavaScript 语法通过。状态机实测模拟确认截止前模型调用为 0，到点只进入一次真实回复路由；本地页面实际核对新设置文案与开关。Mac 编译、签名、真实 iPhone 到点后台唤醒及用户自己的约三分钟录屏仍待安装后验收。</w:t>
       </w:r>
     </w:p>
     <w:sectPr>

--- a/docs/maintenance/AI开发项目_Bug记录模板.docx
+++ b/docs/maintenance/AI开发项目_Bug记录模板.docx
@@ -13130,6 +13130,82 @@
     <w:p>
       <w:r>
         <w:t>验证：忙碌/时间/音乐专项 20/20，根目录全量 1124/1124，外卖服务 154/154，JavaScript 语法通过。状态机实测模拟确认截止前模型调用为 0，到点只进入一次真实回复路由；本地页面实际核对新设置文案与开关。Mac 编译、签名、真实 iPhone 到点后台唤醒及用户自己的约三分钟录屏仍待安装后验收。</w:t>
+      </w:r>
+    </w:p>
+    <w:p/>
+    <w:p>
+      <w:r>
+        <w:rPr>
+          <w:rFonts w:ascii="Microsoft YaHei" w:hAnsi="Microsoft YaHei" w:eastAsia="Microsoft YaHei"/>
+          <w:b/>
+          <w:sz w:val="22"/>
+        </w:rPr>
+        <w:t>v1116：共同生活自动记忆抄入半截原话；视频通话缺少本机循环画面（2026-08-30）</w:t>
+      </w:r>
+    </w:p>
+    <w:p>
+      <w:r>
+        <w:rPr>
+          <w:rFonts w:ascii="Microsoft YaHei" w:hAnsi="Microsoft YaHei" w:eastAsia="Microsoft YaHei"/>
+        </w:rPr>
+        <w:t>现象：共同生活自动记忆会出现“个屁了…早干什么去了”等截断原话，内容既不是稳定事实也没有完整语义；线上和通话存在同类风险。另一个需求是为角色视频通话上传可循环的角色视频，并能点按放大角色画面、把自己的画面缩到右上角，同时不能抢占角色语音或后台通话。</w:t>
+      </w:r>
+    </w:p>
+    <w:p>
+      <w:r>
+        <w:rPr>
+          <w:rFonts w:ascii="Microsoft YaHei" w:hAnsi="Microsoft YaHei" w:eastAsia="Microsoft YaHei"/>
+        </w:rPr>
+        <w:t>根因：线上和通话虽然经过统一记忆入口，但旧入口只看重要性，没有验证文本完整度和当前轮证据；共同生活的 offlineApplyMemoryTags 更直接绕过入口调用 rememberForChar，模型标签因此可以原样落盘。通话原先只有静态头像/摄像头布局，没有独立的本机 Blob 角色画面资源。</w:t>
+      </w:r>
+    </w:p>
+    <w:p>
+      <w:r>
+        <w:rPr>
+          <w:rFonts w:ascii="Microsoft YaHei" w:hAnsi="Microsoft YaHei" w:eastAsia="Microsoft YaHei"/>
+        </w:rPr>
+        <w:t>修复：新增完整性、持久事实和当前轮证据三层记忆门，所有线上、共同生活和通话标签统一调用 rememberFromConversation；更新提示词禁止疑问、逐字抄聊、粗口、截断句和推断。新增本机 IndexedDB 角色视频、回读校验与失败回滚；视频永久静音循环、后台仅暂停画面；视频通话点按角色画面可在角色全屏和自己的主画面之间切换。</w:t>
+      </w:r>
+    </w:p>
+    <w:p>
+      <w:r>
+        <w:rPr>
+          <w:rFonts w:ascii="Microsoft YaHei" w:hAnsi="Microsoft YaHei" w:eastAsia="Microsoft YaHei"/>
+        </w:rPr>
+        <w:t>验证：记忆和通话定向自动化 26/26 通过；实际本地页面已确认“上传视频”入口、全屏角色画面、自己的右上角小窗和反向切回。测试通话接口在本地预览中没有真实聊天配置，因此只验证通话 UI 和状态，不冒充真实模型或真机验收。现有错误记忆未自动删除，需用户自行审阅。</w:t>
+      </w:r>
+    </w:p>
+    <w:p/>
+    <w:p>
+      <w:r>
+        <w:rPr>
+          <w:b/>
+        </w:rPr>
+        <w:t>朋友 0.1.2 本人确认地址时报 Cannot find package playwright（2026-08-30）</w:t>
+      </w:r>
+    </w:p>
+    <w:p>
+      <w:r>
+        <w:rPr>
+          <w:rFonts w:ascii="Microsoft YaHei" w:hAnsi="Microsoft YaHei" w:eastAsia="Microsoft YaHei"/>
+        </w:rPr>
+        <w:t>现象：0.1.2 安装后重新检测能显示淘宝闪购已连接，但点击本人确认时，app.asar.unpacked/runtime/code/taobao-flash-browser.mjs 动态 import('playwright') 报 Cannot find package 'playwright'。</w:t>
+      </w:r>
+    </w:p>
+    <w:p>
+      <w:r>
+        <w:rPr>
+          <w:rFonts w:ascii="Microsoft YaHei" w:hAnsi="Microsoft YaHei" w:eastAsia="Microsoft YaHei"/>
+        </w:rPr>
+        <w:t>根因：0.1.2 只把 qrcode 编译进 adapter；playwright 和 playwright-core 仍在 app.asar 内。Node 从 app.asar.unpacked 的更新模块解析裸包时不会跨回 app.asar，因此连接检测之前就失败。</w:t>
+      </w:r>
+    </w:p>
+    <w:p>
+      <w:r>
+        <w:rPr>
+          <w:rFonts w:ascii="Microsoft YaHei" w:hAnsi="Microsoft YaHei" w:eastAsia="Microsoft YaHei"/>
+        </w:rPr>
+        <w:t>修复与验证：0.1.3 的 build.asarUnpack 和 files 同时包含 playwright/playwright-core，包版本、锁文件、默认规则版本、自动测试和维护说明同步。伴生程序测试 5/5 通过；正式 win-unpacked 动态导入成功并进入 connectOverCDP，仅因故意连接 127.0.0.1:1 得到预期 ECONNREFUSED。0.1.3 程序已启动并显示首次配对页；因维护端没有朋友配对和账号，地址确认现场留给朋友复测，全程没有创建订单或付款。</w:t>
       </w:r>
     </w:p>
     <w:sectPr>

--- a/docs/maintenance/AI开发项目_Bug记录模板.docx
+++ b/docs/maintenance/AI开发项目_Bug记录模板.docx
@@ -13206,6 +13206,35 @@
           <w:rFonts w:ascii="Microsoft YaHei" w:hAnsi="Microsoft YaHei" w:eastAsia="Microsoft YaHei"/>
         </w:rPr>
         <w:t>修复与验证：0.1.3 的 build.asarUnpack 和 files 同时包含 playwright/playwright-core，包版本、锁文件、默认规则版本、自动测试和维护说明同步。伴生程序测试 5/5 通过；正式 win-unpacked 动态导入成功并进入 connectOverCDP，仅因故意连接 127.0.0.1:1 得到预期 ECONNREFUSED。0.1.3 程序已启动并显示首次配对页；因维护端没有朋友配对和账号，地址确认现场留给朋友复测，全程没有创建订单或付款。</w:t>
+      </w:r>
+    </w:p>
+    <w:p/>
+    <w:p>
+      <w:pPr>
+        <w:pStyle w:val="Heading1"/>
+      </w:pPr>
+      <w:r>
+        <w:t>v1127｜时间段保存假成功、X 网友回复边界与世界书分类记录（2026-09-01）</w:t>
+      </w:r>
+    </w:p>
+    <w:p>
+      <w:r>
+        <w:t>现象：角色形象工作室的时间区块过宽、超出小屏，时间修改后缺少独立保存入口；旧整页保存无法让用户确认时间字段是否真正落盘。X 的网友评论没有可选的本人/角色回复入口，角色回复风格也无法按角色自定义。世界书只能平铺浏览，内容较多时难以整理。</w:t>
+      </w:r>
+    </w:p>
+    <w:p>
+      <w:r>
+        <w:t>根因：时间字段只依赖整页保存，缺少针对同一套穿搭的原子持久化反馈与失败回滚；X 评论点击路径没有区分公开网友与本人，也没有把公开回复上下文与私人角色资料做最小化隔离；世界书数据缺少纯展示用途的分类元数据。</w:t>
+      </w:r>
+    </w:p>
+    <w:p>
+      <w:r>
+        <w:t>修复：时间模块缩为两列并增加独立异步保存，持久化失败完整回滚；X 评论菜单分为本人回复和角色真实模型回复，加入当前角色/路线、重复和并发保护，只提供公开帖子、公开评论、公开资料与用户设置的回复风格；世界书新增分类筛选和管理，删除分类不删条目，分类字段不进入命中与提示词。</w:t>
+      </w:r>
+    </w:p>
+    <w:p>
+      <w:r>
+        <w:t>验证：新增 social-studio-worldbook-controls 自动测试覆盖时间独立保存与回滚、跨午夜、X 作者识别、公开上下文隐私、真实模型路由、防重、风格设置及世界书分类语义中立；根网页和私人 Bundle 的 22 个本轮函数块逐段一致。Windows 自动测试与浏览器检查不能替代真实模型、多人历史评论和私人 iPhone 验收。本次只推送网页，不制作私人安装包。</w:t>
       </w:r>
     </w:p>
     <w:sectPr>

--- a/docs/maintenance/AI开发项目_Bug记录模板.docx
+++ b/docs/maintenance/AI开发项目_Bug记录模板.docx
@@ -13235,6 +13235,39 @@
     <w:p>
       <w:r>
         <w:t>验证：新增 social-studio-worldbook-controls 自动测试覆盖时间独立保存与回滚、跨午夜、X 作者识别、公开上下文隐私、真实模型路由、防重、风格设置及世界书分类语义中立；根网页和私人 Bundle 的 22 个本轮函数块逐段一致。Windows 自动测试与浏览器检查不能替代真实模型、多人历史评论和私人 iPhone 验收。本次只推送网页，不制作私人安装包。</w:t>
+      </w:r>
+    </w:p>
+    <w:p>
+      <w:pPr>
+        <w:pStyle w:val="Heading1"/>
+      </w:pPr>
+      <w:r>
+        <w:t>v1148：安卓打开空白／启动失败与路线三诊断滞留（2026-09-02）</w:t>
+      </w:r>
+    </w:p>
+    <w:p>
+      <w:r>
+        <w:t>现象：部分安卓用户在华为浏览器和 QQ 浏览器打开公开网页后看似数据消失，随后进入“小手机没有正常启动”页面；另有用户切换模型路线后，模型路线诊断仍显示路线三。</w:t>
+      </w:r>
+    </w:p>
+    <w:p>
+      <w:r>
+        <w:t>已确认原因一：公开 app.js 含可选链、空值合并、正则后向断言等旧 WebView/浏览器内核无法解析的语法。该类错误发生在脚本执行前，启动代码完全不运行，因此界面像空白；代码路径本身没有执行删除数据。IndexedDB.open 原实现也没有超时，浏览器请求既不成功也不报错时会一直卡到 60 秒启动守卫。安卓孤立存档探测原先未被 saveNow 的启动保护覆盖，存在恢复未完成时写入空白种子的风险。</w:t>
+      </w:r>
+    </w:p>
+    <w:p>
+      <w:r>
+        <w:t>已确认原因二：设置页的路线按钮只修改 settings.chatRouteActive（默认路线）；角色若已有 chatRouteIndex，则真实请求始终优先使用角色独立路线。原诊断显示最近一次实际请求，不会因配置切换自动产生新请求，所以路线三旧记录会继续显示。仅凭旧诊断不能证明切换后的新请求仍走路线三。</w:t>
+      </w:r>
+    </w:p>
+    <w:p>
+      <w:r>
+        <w:t>修复：移除三类解析阻断语法并补充数组／字符串兼容回退；为 IndexedDB 打开增加 7 秒终止和一次短重试；恢复探测期间禁止空白保存，读库失败时显式停止启动。诊断页直接显示路线来源并提供角色路线选择，切换时清除旧诊断，未发起新请求前不显示为当前实际路线。</w:t>
+      </w:r>
+    </w:p>
+    <w:p>
+      <w:r>
+        <w:t>验证：针对性 25 项和全仓 1337 项自动测试通过，git diff 检查未包含私人包文件。尚待受影响用户在原华为／QQ 浏览器中确认旧存档可读取，并在切换后实际发送一轮消息核对新诊断。</w:t>
       </w:r>
     </w:p>
     <w:sectPr>

--- a/docs/maintenance/AI开发项目_Bug记录模板.docx
+++ b/docs/maintenance/AI开发项目_Bug记录模板.docx
@@ -13268,6 +13268,34 @@
     <w:p>
       <w:r>
         <w:t>验证：针对性 25 项和全仓 1337 项自动测试通过，git diff 检查未包含私人包文件。尚待受影响用户在原华为／QQ 浏览器中确认旧存档可读取，并在切换后实际发送一轮消息核对新诊断。</w:t>
+      </w:r>
+    </w:p>
+    <w:p>
+      <w:pPr>
+        <w:pStyle w:val="Heading1"/>
+      </w:pPr>
+      <w:r>
+        <w:t>v1149：顶部心情聊天中忽隐忽现（2026-09-02）</w:t>
+      </w:r>
+    </w:p>
+    <w:p>
+      <w:r>
+        <w:t>现象：角色聊天顶部已有心情时，聊着聊着会突然消失；后续继续聊天又会重新出现，容易被理解为界面随机 Bug。</w:t>
+      </w:r>
+    </w:p>
+    <w:p>
+      <w:r>
+        <w:t>确认原因：自然模式每轮若正文没有内心标签，会额外请求一次心声提取。提取失败或没有返回有效内心时，旧代码写入 innerThoughtMissingAt 并立即刷新；渲染逻辑发现失败时间晚于上次成功时间，就把 thought 强制设为空。后续提取成功会更新 innerThoughtAt 并清零失败标记，所以顶部重新出现。</w:t>
+      </w:r>
+    </w:p>
+    <w:p>
+      <w:r>
+        <w:t>修复：新增统一的 visibleRoleThought 读取规则。自然模式始终读取最后一条成功保存的 innerThought，旧模式读取 mood；失败标记只用于诊断，不再控制显隐。没有成功心声时仍为空，成功时才更新，不伪造本轮新心情。</w:t>
+      </w:r>
+    </w:p>
+    <w:p>
+      <w:r>
+        <w:t>验证：增加“失败时间较新但仍返回上一条真实心声”和“从未成功时保持空白”行为断言；修正图片专项中过度要求整个 renderChat 与未发布私人 bundle 逐字一致的断言，只保留其真正要验证的图片加载契约。全仓 1337/1337 通过。</w:t>
       </w:r>
     </w:p>
     <w:sectPr>

--- a/docs/maintenance/AI开发项目_Bug记录模板.docx
+++ b/docs/maintenance/AI开发项目_Bug记录模板.docx
@@ -13296,6 +13296,34 @@
     <w:p>
       <w:r>
         <w:t>验证：增加“失败时间较新但仍返回上一条真实心声”和“从未成功时保持空白”行为断言；修正图片专项中过度要求整个 renderChat 与未发布私人 bundle 逐字一致的断言，只保留其真正要验证的图片加载契约。全仓 1337/1337 通过。</w:t>
+      </w:r>
+    </w:p>
+    <w:p>
+      <w:pPr>
+        <w:pStyle w:val="Heading1"/>
+      </w:pPr>
+      <w:r>
+        <w:t>公开 North 1.0 (7) 因额外 HealthKit 数据类型被拒｜Guideline 2.5.1（2026-09-04）</w:t>
+      </w:r>
+    </w:p>
+    <w:p>
+      <w:r>
+        <w:t>现象：审核员可以使用演示账号继续测试，但 Apple 指出应用除步数外还请求了其他健康数据，要求将 HealthKit 访问限制为 step count only。</w:t>
+      </w:r>
+    </w:p>
+    <w:p>
+      <w:r>
+        <w:t>确认原因：公开审核工程 CompanionWellnessService.healthReadTypes() 同时包含 stepCount、activeEnergyBurned、heartRate、heartRateVariabilitySDNN、sleepAnalysis 和 iOS 18 stateOfMindType；刷新逻辑也读取并上传对应字段。此前仅在说明中把健康访问描述为可选，没有按公开版实际审核目的执行最小权限。</w:t>
+      </w:r>
+    </w:p>
+    <w:p>
+      <w:r>
+        <w:t>修复：公开版授权集合、查询与快照缩减为今日步数；删除活动能量、心率、HRV、睡眠和心境代码；同步修改界面与公开隐私/支持文字；全部 Target 构建号升至 8。私人版本保持原样。</w:t>
+      </w:r>
+    </w:p>
+    <w:p>
+      <w:r>
+        <w:t>验证：新增 north-public-healthkit-minimal.test.mjs，要求公开 Swift 源码只出现 stepCount 请求和 steps 字段，并禁止十类额外健康标识；同时校验两条只读 HealthKit 用途说明只写今日步数、工程不存在写入用途说明、十处构建号均为 8。Mac 编译、签名、真机授权页和 App Store Connect 上传仍待完成。</w:t>
       </w:r>
     </w:p>
     <w:sectPr>

--- a/docs/maintenance/AI开发项目_Bug记录模板.docx
+++ b/docs/maintenance/AI开发项目_Bug记录模板.docx
@@ -13324,6 +13324,68 @@
     <w:p>
       <w:r>
         <w:t>验证：新增 north-public-healthkit-minimal.test.mjs，要求公开 Swift 源码只出现 stepCount 请求和 steps 字段，并禁止十类额外健康标识；同时校验两条只读 HealthKit 用途说明只写今日步数、工程不存在写入用途说明、十处构建号均为 8。Mac 编译、签名、真机授权页和 App Store Connect 上传仍待完成。</w:t>
+      </w:r>
+    </w:p>
+    <w:p>
+      <w:r>
+        <w:br w:type="page"/>
+      </w:r>
+    </w:p>
+    <w:p>
+      <w:pPr>
+        <w:pStyle w:val="Heading1"/>
+      </w:pPr>
+      <w:r>
+        <w:rPr>
+          <w:rFonts w:ascii="Microsoft YaHei" w:hAnsi="Microsoft YaHei"/>
+          <w:sz w:val="32"/>
+        </w:rPr>
+        <w:t>2026-09-04｜共同生活从双人扩展到多人时的说话人污染风险</w:t>
+      </w:r>
+    </w:p>
+    <w:p>
+      <w:r>
+        <w:rPr>
+          <w:rFonts w:ascii="Microsoft YaHei" w:hAnsi="Microsoft YaHei"/>
+          <w:sz w:val="21"/>
+        </w:rPr>
+        <w:t>现象／风险：旧共同生活存档和上下文函数只认识 me、ta、旁白、日期。若直接加入来客气泡，修复器会把未知 who 改成旁白，摘要、日记和微信承接又会把所有非用户记录归给主角，造成主角冒认来客台词或来客记住入场前内容。</w:t>
+      </w:r>
+    </w:p>
+    <w:p>
+      <w:r>
+        <w:rPr>
+          <w:rFonts w:ascii="Microsoft YaHei" w:hAnsi="Microsoft YaHei"/>
+          <w:sz w:val="21"/>
+        </w:rPr>
+        <w:t>根因：数据模型、渲染、回合计数、跨渠道时间线和总结器共同依赖二元说话人假设；只改提示词或只在气泡上加名字无法修复结构性归属。</w:t>
+      </w:r>
+    </w:p>
+    <w:p>
+      <w:r>
+        <w:rPr>
+          <w:rFonts w:ascii="Microsoft YaHei" w:hAnsi="Microsoft YaHei"/>
+          <w:sz w:val="21"/>
+        </w:rPr>
+        <w:t>解决：新增共享 cohab-theater.js 适配层，保留 guest／extra actorType 与名称快照；所有记忆和时间线出口按 actorType 分流。关闭模式沿用原 offSay／renderCohab；仅有多人历史时继续显示历史署名。</w:t>
+      </w:r>
+    </w:p>
+    <w:p>
+      <w:r>
+        <w:rPr>
+          <w:rFonts w:ascii="Microsoft YaHei" w:hAnsi="Microsoft YaHei"/>
+          <w:sz w:val="21"/>
+        </w:rPr>
+        <w:t>二次审计修正：修复旁白条件优先级导致来客动作可能被判为用户；来客总结重试改为每个共同生活实例单计时器；关闭时预选人物 joinedSeq 为 0，启用才正式入场；未入场人物移出不总结；配角实际台词按主角本轮真实字符数硬截断。</w:t>
+      </w:r>
+    </w:p>
+    <w:p>
+      <w:r>
+        <w:rPr>
+          <w:rFonts w:ascii="Microsoft YaHei" w:hAnsi="Microsoft YaHei"/>
+          <w:sz w:val="21"/>
+        </w:rPr>
+        <w:t>验证：Windows 语法检查、共享/私人资源哈希一致、静态约束测试和 VM 状态机测试通过；VM 已验证待演人物不会旁听、正式来客退场只写一次总结且重试不重复。Mac 编译、签名、覆盖安装和真实 iPhone／真实模型表现仍未验证。</w:t>
       </w:r>
     </w:p>
     <w:sectPr>

--- a/docs/maintenance/AI开发项目_Bug记录模板.docx
+++ b/docs/maintenance/AI开发项目_Bug记录模板.docx
@@ -13386,6 +13386,72 @@
           <w:sz w:val="21"/>
         </w:rPr>
         <w:t>验证：Windows 语法检查、共享/私人资源哈希一致、静态约束测试和 VM 状态机测试通过；VM 已验证待演人物不会旁听、正式来客退场只写一次总结且重试不重复。Mac 编译、签名、覆盖安装和真实 iPhone／真实模型表现仍未验证。</w:t>
+      </w:r>
+    </w:p>
+    <w:p>
+      <w:r>
+        <w:br w:type="page"/>
+      </w:r>
+    </w:p>
+    <w:p>
+      <w:r>
+        <w:rPr>
+          <w:rFonts w:ascii="等线" w:hAnsi="等线" w:eastAsia="等线"/>
+          <w:b/>
+          <w:sz w:val="28"/>
+        </w:rPr>
+        <w:t>2026-09-04：v1172 多人剧场复核中发现的交互与私人功能遗漏</w:t>
+      </w:r>
+    </w:p>
+    <w:p>
+      <w:r>
+        <w:rPr>
+          <w:rFonts w:ascii="等线" w:hAnsi="等线" w:eastAsia="等线"/>
+          <w:sz w:val="21"/>
+        </w:rPr>
+        <w:t>现象：多人剧场控制常驻聊天页导致可读区域缩小；关闭后说话人昵称仍残留；颜色设置不再需要；配角整段跳出且点名对象不一定先答；来客总结把主角昵称误当关系；私人包缺少三处“查看上一轮拦截内容”；粤语通话缺少强制逐句普通话翻译校验。</w:t>
+      </w:r>
+    </w:p>
+    <w:p>
+      <w:r>
+        <w:rPr>
+          <w:rFonts w:ascii="等线" w:hAnsi="等线" w:eastAsia="等线"/>
+          <w:sz w:val="21"/>
+        </w:rPr>
+        <w:t>根因：v1171 只增加人物元数据和配角生成，没有把关闭态强制回退到原渲染；配角曾通过独立插入路径展示；角色关系只给出自由文本而未推导对方称谓；私人 Bundle 没加载网页诊断实现；通话校验只对英语逐句翻译做强约束。</w:t>
+      </w:r>
+    </w:p>
+    <w:p>
+      <w:r>
+        <w:rPr>
+          <w:rFonts w:ascii="等线" w:hAnsi="等线" w:eastAsia="等线"/>
+          <w:sz w:val="21"/>
+        </w:rPr>
+        <w:t>修复：v1172 将管理入口放入共同生活设置，当前对象选择气泡移至手动回复右侧，并去掉“对谁说”前缀；关闭态直接走原渲染；按 addressTo 重排同一消息队列并限制配角长度；加入关系视角称谓；删除颜色控件和内联颜色；私人 Bundle 加载独立诊断补齐三处按钮；粤语加入逐句翻译校验与一次纠正。</w:t>
+      </w:r>
+    </w:p>
+    <w:p>
+      <w:pPr>
+        <w:pStyle w:val="ListBullet"/>
+      </w:pPr>
+      <w:r>
+        <w:rPr>
+          <w:rFonts w:ascii="等线" w:hAnsi="等线" w:eastAsia="等线"/>
+          <w:sz w:val="21"/>
+        </w:rPr>
+        <w:t>自动验证覆盖：启停恢复、设置位置、目标按钮显示条件、点名顺序、配角长度、逐字队列、退场总结幂等及称谓、网页与私人剧场脚本逐字一致、私人诊断入口、粤语翻译缺失拦截、版本与缓存身份。</w:t>
+      </w:r>
+    </w:p>
+    <w:p>
+      <w:pPr>
+        <w:pStyle w:val="ListBullet"/>
+      </w:pPr>
+      <w:r>
+        <w:rPr>
+          <w:rFonts w:ascii="等线" w:hAnsi="等线" w:eastAsia="等线"/>
+          <w:sz w:val="21"/>
+        </w:rPr>
+        <w:t>交付边界：目前仅 Windows 源码与自动测试候选；网页未上传，私人包未制作，Mac 编译/签名/安装与真实 iPhone、真实模型验证均未完成。</w:t>
       </w:r>
     </w:p>
     <w:sectPr>

--- a/docs/maintenance/AI开发项目_Bug记录模板.docx
+++ b/docs/maintenance/AI开发项目_Bug记录模板.docx
@@ -13452,6 +13452,49 @@
           <w:sz w:val="21"/>
         </w:rPr>
         <w:t>交付边界：目前仅 Windows 源码与自动测试候选；网页未上传，私人包未制作，Mac 编译/签名/安装与真实 iPhone、真实模型验证均未完成。</w:t>
+      </w:r>
+    </w:p>
+    <w:p>
+      <w:pPr>
+        <w:pStyle w:val="Heading1"/>
+      </w:pPr>
+      <w:r>
+        <w:t>Bug 记录：v1177 主动消息复答、共同生活对象漂移与外卖套餐误替换（2026-09-05）</w:t>
+      </w:r>
+    </w:p>
+    <w:p>
+      <w:r>
+        <w:t>现象一：普通主动消息会再次围绕用户上一句生成，尽管该句已在前台得到角色回复。根因是前端上报的近期上下文缺少可靠完整轮次边界，服务端又无法解析当前中文日期格式，使较新的前台角色回复在结构化视图中不可见；旧快照还可能覆盖更新的文字记录。</w:t>
+      </w:r>
+    </w:p>
+    <w:p>
+      <w:r>
+        <w:t>修复一：同步结构化角色消息与已完成轮次边界；兼容中文日期；文字记录更新时优先；普通 scheduled 检出重复补答后最多真实纠正一次，仍重复则不发。reply_handoff 显式排除，避免中断回复无法接力。</w:t>
+      </w:r>
+    </w:p>
+    <w:p>
+      <w:r>
+        <w:t>现象二：共同生活发送时选择对 B 说，异步生成中切换下拉框后可能由 A 或主角回答。根因是生成阶段再次读取全局当前选择，而不是消息发送时的目标。</w:t>
+      </w:r>
+    </w:p>
+    <w:p>
+      <w:r>
+        <w:t>修复二：把 addressTo 和名称快照写入该条用户消息，并在整轮生成开始时绑定为不可变目标；演员排序、提示词与首答者均使用该目标。目标已离场时提示，不静默降级。</w:t>
+      </w:r>
+    </w:p>
+    <w:p>
+      <w:r>
+        <w:t>现象三：明确肯德基单品清单可能被自动合并为四件套／套餐，或加入同类重复项。根因是自主套餐启发式覆盖了显式清单，搜索匹配允许套餐和多件装进入单品候选。</w:t>
+      </w:r>
+    </w:p>
+    <w:p>
+      <w:r>
+        <w:t>修复三：显式清单逐项执行；只有用户明确要套餐／四件套或授权自主选择时才走套餐；单品候选拒绝套餐和多件装，按品类去重，精确搜索失败时关闭模糊替代。</w:t>
+      </w:r>
+    </w:p>
+    <w:p>
+      <w:r>
+        <w:t>验证：针对主动消息上下文、中文日期、重复补答、reply_handoff、共同生活目标快照／离场、肯德基逐项清单／去重／最低价／失败关闭新增或更新自动测试。Windows 结果不等于云函数部署、Mac 编译、真机或真实下单成功。</w:t>
       </w:r>
     </w:p>
     <w:sectPr>

--- a/docs/maintenance/AI开发项目_Bug记录模板.docx
+++ b/docs/maintenance/AI开发项目_Bug记录模板.docx
@@ -13495,6 +13495,39 @@
     <w:p>
       <w:r>
         <w:t>验证：针对主动消息上下文、中文日期、重复补答、reply_handoff、共同生活目标快照／离场、肯德基逐项清单／去重／最低价／失败关闭新增或更新自动测试。Windows 结果不等于云函数部署、Mac 编译、真机或真实下单成功。</w:t>
+      </w:r>
+    </w:p>
+    <w:p>
+      <w:pPr>
+        <w:pStyle w:val="Heading1"/>
+      </w:pPr>
+      <w:r>
+        <w:t>v1186 私人 1.0.312 Bug 记录：共同生活键盘作用域回退与隔离</w:t>
+      </w:r>
+    </w:p>
+    <w:p>
+      <w:r>
+        <w:t>用户可见现象：v1185 安装后共同生活输入栏在键盘收起后卡在上方并留下黑色空区，首次打开仍弹跳；原本正常的微信输入框也被同一改动带坏。该证据证明故障不是单一动画时长问题，而是共享原生容器受到了过宽改动。</w:t>
+      </w:r>
+    </w:p>
+    <w:p>
+      <w:r>
+        <w:t>失败方案记录：v1183 冻结键盘安全区并操作滚动偏移，真机会卡顿和错位；v1184 恢复系统路径后明显改善但仍有局部双滚动；v1185 使用全局 UIKeyboardLayoutGuide，造成共同生活恶化并回归微信。三条路线不得继续叠加或微调后重试。</w:t>
+      </w:r>
+    </w:p>
+    <w:p>
+      <w:r>
+        <w:t>根因判断：共同生活页面内已有自己的消息滚动区，WebKit 聚焦输入框时还会尝试移动外层 WKScrollView；如果原生壳同时改变全部页面的底部约束，就形成两个布局权威。v1185 将局部问题错误扩大到整个 WebView 生命周期。</w:t>
+      </w:r>
+    </w:p>
+    <w:p>
+      <w:r>
+        <w:t>v1186 候选处理：撤回全局键盘导向容器；所有页面恢复直接 WKWebView。原生注入只识别 #off_in 的 focusin／focusout，在该焦点生命周期临时关闭外层滚动，并在 keyboardDidHide、切换其他输入框及 dismantle 时恢复。微信不进入此作用域。</w:t>
+      </w:r>
+    </w:p>
+    <w:p>
+      <w:r>
+        <w:t>当前状态：源码静态检查、针对性测试和全量测试通过后可打包；Windows 无法编译 iOS 或观察真实键盘动画，必须由 Mac/Xcode 和真实 iPhone 覆盖安装后确认，未验收前不得写成已修复。</w:t>
       </w:r>
     </w:p>
     <w:sectPr>

--- a/docs/maintenance/AI开发项目_Bug记录模板.docx
+++ b/docs/maintenance/AI开发项目_Bug记录模板.docx
@@ -13528,6 +13528,39 @@
     <w:p>
       <w:r>
         <w:t>当前状态：源码静态检查、针对性测试和全量测试通过后可打包；Windows 无法编译 iOS 或观察真实键盘动画，必须由 Mac/Xcode 和真实 iPhone 覆盖安装后确认，未验收前不得写成已修复。</w:t>
+      </w:r>
+    </w:p>
+    <w:p>
+      <w:pPr>
+        <w:pStyle w:val="Heading1"/>
+      </w:pPr>
+      <w:r>
+        <w:t>v1187 私人 iOS313 键盘回归记录</w:t>
+      </w:r>
+    </w:p>
+    <w:p>
+      <w:r>
+        <w:t>最新真机证据：v1186 只消除了部分黑色空区，微信输入框仍未恢复；共同生活首次点击仍上下弹跳，收起时键盘先落下、输入栏随后才落下，且点击输入框后显示的是前面几条消息，不是从最后一条消息整体上推。</w:t>
+      </w:r>
+    </w:p>
+    <w:p>
+      <w:r>
+        <w:t>逐版结果：v1179 的微信键盘正常；v1180 改善线下字体和触摸；v1181 把 .offinput 加入微信使用的 absolute 定位规则；v1182 首次加入 interactive-widget 并取消 SwiftUI 键盘忽略；v1183 又恢复键盘忽略且旁白不再二次 focus；v1184 再次切回 viewport 和 SwiftUI 调整；v1185 用全局 UIKeyboardLayoutGuide 同时影响微信；v1186 撤回导轨但以键盘通知和外层 scrollView 开关继续干预线下。</w:t>
+      </w:r>
+    </w:p>
+    <w:p>
+      <w:r>
+        <w:t>失败方案判定：v1185 的全局键盘导轨和 v1186 的聚焦滚动开关均未通过真实 iPhone 验收，不再继续微调。仅恢复某一个属性不足以修复，因为 viewport、SwiftUI、fixed 或 absolute 坐标系、WebKit 自动聚焦滚动和消息区滚动位置仍可能同时参与。</w:t>
+      </w:r>
+    </w:p>
+    <w:p>
+      <w:r>
+        <w:t>v1187 处理：让私人 WKWebView 回到 v1179 的单一布局路径；微信恢复 v1179 的 CSS 和宿主契约；线下不再套用微信的 absolute 规则。只新增一个私人网页内部动作，在 off_in 的触摸开始时同步把 offbg 锚定到末尾，不监听键盘动画、不修改 WKScrollView、不触发额外 focus。</w:t>
+      </w:r>
+    </w:p>
+    <w:p>
+      <w:r>
+        <w:t>当前状态：代码与自动化测试通过后可生成 Mac 待编译包；Windows 无法证明真实 iPhone 动画已经修好。真机必须覆盖首次打开、连续开关、滑到旧消息后点击输入框、旁白互切，以及微信进入、输入、收起和再次打开。</w:t>
       </w:r>
     </w:p>
     <w:sectPr>

--- a/docs/maintenance/AI开发项目_Bug记录模板.docx
+++ b/docs/maintenance/AI开发项目_Bug记录模板.docx
@@ -13561,6 +13561,39 @@
     <w:p>
       <w:r>
         <w:t>当前状态：代码与自动化测试通过后可生成 Mac 待编译包；Windows 无法证明真实 iPhone 动画已经修好。真机必须覆盖首次打开、连续开关、滑到旧消息后点击输入框、旁白互切，以及微信进入、输入、收起和再次打开。</w:t>
+      </w:r>
+    </w:p>
+    <w:p>
+      <w:pPr>
+        <w:pStyle w:val="Heading1"/>
+      </w:pPr>
+      <w:r>
+        <w:t>v1188 私人 iOS314 线下光标与收起二段回落记录</w:t>
+      </w:r>
+    </w:p>
+    <w:p>
+      <w:r>
+        <w:t>真机现象：v1187 已恢复微信，但共同生活和线下约会的光标坐标再次偏离；首次打开仍可能弹跳，收起键盘时键盘先下降，输入栏随后像移动格子一样回落并短暂停顿。</w:t>
+      </w:r>
+    </w:p>
+    <w:p>
+      <w:r>
+        <w:t>根因：v1187 为解决旧消息停留，在 off_in 的 touchstart 与 pointerdown 捕获阶段都调用 offComposerPinLatest，同一次触摸可能两次写入内部消息区 scrollTop。写入发生在 WebKit 完成 caret hit testing 和键盘位移动画之前，形成额外滚动时间线。</w:t>
+      </w:r>
+    </w:p>
+    <w:p>
+      <w:r>
+        <w:t>未采用方案：不把微信整套页面 CSS 和布局直接复制到线下。微信与线下的消息容器、旁白按钮、多人目标选择和输入栏结构不同；硬复制会扩大作用域，并可能重现 v1181 以后 fixed／absolute 与宿主缩放竞争。</w:t>
+      </w:r>
+    </w:p>
+    <w:p>
+      <w:r>
+        <w:t>v1188 候选处理：彻底删除 offComposerPinLatest 及触摸、指针入口中的调用；保留与布局无关且已验证的 16 像素字体、自动增高、触摸去重和旁白切换不断焦。微信、公共网页、WKWebView 和 SwiftUI 根层零改动。</w:t>
+      </w:r>
+    </w:p>
+    <w:p>
+      <w:r>
+        <w:t>当前状态：Windows 针对性与全量回归通过后可打包为 Mac 待编译源码。真实 iPhone 必须验证首次聚焦、光标点位、连续开关三轮、收起同步、旧消息状态、旁白互切和微信零回归。</w:t>
       </w:r>
     </w:p>
     <w:sectPr>

--- a/docs/maintenance/AI开发项目_Bug记录模板.docx
+++ b/docs/maintenance/AI开发项目_Bug记录模板.docx
@@ -13594,6 +13594,39 @@
     <w:p>
       <w:r>
         <w:t>当前状态：Windows 针对性与全量回归通过后可打包为 Mac 待编译源码。真实 iPhone 必须验证首次聚焦、光标点位、连续开关三轮、收起同步、旧消息状态、旁白互切和微信零回归。</w:t>
+      </w:r>
+    </w:p>
+    <w:p>
+      <w:pPr>
+        <w:pStyle w:val="Heading1"/>
+      </w:pPr>
+      <w:r>
+        <w:t>v1189 私人 iOS315 共同生活光标与键盘同步记录</w:t>
+      </w:r>
+    </w:p>
+    <w:p>
+      <w:r>
+        <w:t>真机现象：v1188 中共同生活输入框点字位置与光标位置不一致；首次打开页面会咔哒上跳，收起键盘时键盘先下去，输入栏随后回落；点击旁白还可能误开附近消息的编辑删除。微信同机正常。</w:t>
+      </w:r>
+    </w:p>
+    <w:p>
+      <w:r>
+        <w:t>已排除：v1188 已删除 offComposerPinLatest，现象仍完整存在，所以触摸时滚动改写不是充分根因；当前原生 SmallPhonePrivateRootView 和 LocalPhoneWebView 与早期基线没有新的共同生活专属键盘接管。</w:t>
+      </w:r>
+    </w:p>
+    <w:p>
+      <w:r>
+        <w:t>定位结果：私人 Bundle 的 phone 只在 chat-inputbar 出现时切换 absolute，共同生活 offinput 仍留在 fixed 祖先中；公开网页和早期修复规则同时覆盖 chat-inputbar 与 offinput。该差异与同机微信正常、共同生活光标及位移异常一致。</w:t>
+      </w:r>
+    </w:p>
+    <w:p>
+      <w:r>
+        <w:t>v1189 候选处理：恢复私人 offinput 的 absolute 祖先坐标基准，不改微信 DOM、CSS、脚本或公开网页；触摸旁白后的 1600 毫秒内拦截可能被 iOS 重定向到 offmsg 或 offnar 的合成 click。</w:t>
+      </w:r>
+    </w:p>
+    <w:p>
+      <w:r>
+        <w:t>真机验收：输入框左中右三点定位；首次打开；连续开关五轮；旁白与普通模式互切五轮；紧贴消息时点旁白十次；最后单独复测微信。任何一项失败都不得写成完成。</w:t>
       </w:r>
     </w:p>
     <w:sectPr>

--- a/docs/maintenance/AI开发项目_Bug记录模板.docx
+++ b/docs/maintenance/AI开发项目_Bug记录模板.docx
@@ -13627,6 +13627,39 @@
     <w:p>
       <w:r>
         <w:t>真机验收：输入框左中右三点定位；首次打开；连续开关五轮；旁白与普通模式互切五轮；紧贴消息时点旁白十次；最后单独复测微信。任何一项失败都不得写成完成。</w:t>
+      </w:r>
+    </w:p>
+    <w:p>
+      <w:r>
+        <w:br w:type="page"/>
+      </w:r>
+    </w:p>
+    <w:p>
+      <w:pPr>
+        <w:pStyle w:val="Heading1"/>
+      </w:pPr>
+      <w:r>
+        <w:t>2026 09 06 v1190 情侣空间聊天与软件监管</w:t>
+      </w:r>
+    </w:p>
+    <w:p>
+      <w:r>
+        <w:t>本节记录新增功能风险，不把推测写成已复现的Bug。风险包括短停留累加误报、重绘重计数、共同活动误报、关闭后迟到回复、模型路线被当前游戏页面覆盖，以及只打包开关但缺少运行脚本。</w:t>
+      </w:r>
+    </w:p>
+    <w:p>
+      <w:r>
+        <w:t>执行层防护：每次进入独立随机阈值；页面离开、后台、锁屏、换账号和解绑清除会话；每日只保存计数；当前活动实际参与者包含伴侣时抑制。生成前后复核授权与页面；本轮聊天上下文变化时丢弃旧候选。</w:t>
+      </w:r>
+    </w:p>
+    <w:p>
+      <w:r>
+        <w:t>新增测试使用可控时钟、随机数和模拟模型覆盖阈值上下界、短停留、重进、午夜、参与对象切换、多种伴侣游戏和影院排除，以及异步作废、默认关闭、名单过滤、不读取另一会话。旧测试的版本断言按新身份更新，业务断言保留。</w:t>
+      </w:r>
+    </w:p>
+    <w:p>
+      <w:r>
+        <w:t>验证边界：Windows自动测试与源码包结构核对不能代替真实模型、Mac签名编译或真实iPhone验收。v1189共同生活键盘修复仍是未真机通过的候选，本轮不得提升其验收状态。</w:t>
       </w:r>
     </w:p>
     <w:sectPr>

--- a/docs/maintenance/AI开发项目_Bug记录模板.docx
+++ b/docs/maintenance/AI开发项目_Bug记录模板.docx
@@ -13660,6 +13660,24 @@
     <w:p>
       <w:r>
         <w:t>验证边界：Windows自动测试与源码包结构核对不能代替真实模型、Mac签名编译或真实iPhone验收。v1189共同生活键盘修复仍是未真机通过的候选，本轮不得提升其验收状态。</w:t>
+      </w:r>
+    </w:p>
+    <w:p>
+      <w:pPr>
+        <w:pStyle w:val="Heading2"/>
+      </w:pPr>
+      <w:r>
+        <w:t>2026-09-06 · v1191 网页监管触发修复</w:t>
+      </w:r>
+    </w:p>
+    <w:p>
+      <w:r>
+        <w:t>用户报告聊天和抖音停留近一分钟均无消息，具体设备状态尚未确认。代码回归复现旧 user 末条、普通主动安静状态/遗留队列阻断；四行回复、同行心情标签与相似度过滤丢弃；前台八秒阻塞重计。修复前新增六项失败，修复后专项43/43，全仓1500/1500。真实浏览器聊天约30.2秒、抖音约59.7秒，各一次模型HTTP请求，切页后四条回复可见、无页面错误；HTTP模型是模拟服务，不等于真实模型验收。取消隐藏续写请求，失败静默无伪造/重试。先前简化浏览器桩未覆盖旧 user 与实际计时门禁，不能用旧通过记录否定用户复现。</w:t>
+      </w:r>
+    </w:p>
+    <w:p>
+      <w:r>
+        <w:t>详见 v1191_监管触发修复验收.md。维护记录仅追加；本机缺少 LibreOffice，DOCX 页面渲染尚未验证。推送及部署状态以实际 Git/线上检查为准。</w:t>
       </w:r>
     </w:p>
     <w:sectPr>

--- a/docs/maintenance/AI开发项目_Bug记录模板.docx
+++ b/docs/maintenance/AI开发项目_Bug记录模板.docx
@@ -13678,6 +13678,29 @@
     <w:p>
       <w:r>
         <w:t>详见 v1191_监管触发修复验收.md。维护记录仅追加；本机缺少 LibreOffice，DOCX 页面渲染尚未验证。推送及部署状态以实际 Git/线上检查为准。</w:t>
+      </w:r>
+    </w:p>
+    <w:p>
+      <w:pPr>
+        <w:pStyle w:val="Heading2"/>
+      </w:pPr>
+      <w:r>
+        <w:t>2026-09-06 · v1192 聊天监管 10–60 秒</w:t>
+      </w:r>
+    </w:p>
+    <w:p>
+      <w:r>
+        <w:t>2026-09-06，网页 v1192：按用户最后指令，聊天监管改为随机 10–60 秒；软件监管保持 20–60 秒。未到阈值离开重计、每日清零、关闭权限撤销、伴侣自身及共同活动排除均保留。本次只提交网页，私人仍为 v1190 / iOS316 / 桥35，不修改、不打包。</w:t>
+      </w:r>
+    </w:p>
+    <w:p>
+      <w:r>
+        <w:t>用户确认 v1191 普通微信另一角色聊天停留一分钟仍无消息，但软件已能触发。补测 v1191 真实浏览器保持另一角色聊天页，约58.2秒发起一次请求，四条模型正文保存、顶部横幅可见。模型 HTTP 为模拟服务，尚未复现用户真实模型/设备的聊天失败，不能把调整阈值当作剩余故障已修复。v1192 全仓 Windows 1500/1500 通过；新脚本 scripts/check_v1192_chat_watch.cjs 验证九秒离开不触发、重入重新计时及一直留在另一聊天页的通知。最终浏览器与推送结果以实际执行记录为准。</w:t>
+      </w:r>
+    </w:p>
+    <w:p>
+      <w:r>
+        <w:t>工程规则：未复现的用户反馈必须明确保留为待验收，不用模拟模型成功推断用户环境已修复。用户最终要求10秒，撤销临时3秒方案。维护记录仅追加；本机缺少LibreOffice，未完成页面渲染。</w:t>
       </w:r>
     </w:p>
     <w:sectPr>

--- a/docs/maintenance/AI开发项目_Bug记录模板.docx
+++ b/docs/maintenance/AI开发项目_Bug记录模板.docx
@@ -13701,6 +13701,34 @@
     <w:p>
       <w:r>
         <w:t>工程规则：未复现的用户反馈必须明确保留为待验收，不用模拟模型成功推断用户环境已修复。用户最终要求10秒，撤销临时3秒方案。维护记录仅追加；本机缺少LibreOffice，未完成页面渲染。</w:t>
+      </w:r>
+    </w:p>
+    <w:p>
+      <w:pPr>
+        <w:pStyle w:val="Heading2"/>
+      </w:pPr>
+      <w:r>
+        <w:t>2026-09-06 · v1193 监管内心标签解析</w:t>
+      </w:r>
+    </w:p>
+    <w:p>
+      <w:r>
+        <w:t>2026-09-06 网页 v1193：修复监管已调用模型却丢弃正常回复的解析错误。buildSystem 明确要求 [内心|…]，旧监管解析器只移除心情等标签，漏掉标准内心标签，随后方括号过滤整轮拒收。新增回归在旧代码失败；现复用普通聊天 stripHiddenThoughtTags 和 wechatInnerThoughtValue，合法正文送达，确认授权及消息新鲜度后才更新角色心情。未解除操作标签/出戏拦截，未增加模型请求或伪造回复。</w:t>
+      </w:r>
+    </w:p>
+    <w:p>
+      <w:r>
+        <w:t>聊天保持10–60秒、软件20–60秒。用户明确只发布网页，私人仍v1190/iOS316/桥35，不修改、不打包。专项45/45，全仓Windows1502/1502通过。新浏览器脚本 scripts/check_v1193_watch_thought.cjs 使用真实时钟与真实提示词构造，仅模拟HTTP模型，返回标准内心标签，检查聊天和抖音的消息、通知、心情更新及重进页面。测试不等于用户真实模型和真机已验收。</w:t>
+      </w:r>
+    </w:p>
+    <w:p>
+      <w:r>
+        <w:t>顶部心情消失反馈仍待定位：扫描显示开关和内心写入路径，当前普通提取失败已保留旧值，未发现再次清空已确认内心的路径。不把监管内心解析修复宣称为所有心情消失已解决；还需确认用户是整栏消失还是内容空白，以及顶部心情开关状态。此前模拟响应只用心情标签，与真实提示词强制内心标签不一致，导致假阴性。测试数据必须覆盖真实协议格式，不能仅证明自选返回可用。</w:t>
+      </w:r>
+    </w:p>
+    <w:p>
+      <w:r>
+        <w:t>维护记录仅追加；本机缺少LibreOffice，页面渲染未验证。发布与线上版本以实际Git及部署检查为准。</w:t>
       </w:r>
     </w:p>
     <w:sectPr>

--- a/docs/maintenance/AI开发项目_Bug记录模板.docx
+++ b/docs/maintenance/AI开发项目_Bug记录模板.docx
@@ -13729,6 +13729,34 @@
     <w:p>
       <w:r>
         <w:t>维护记录仅追加；本机缺少LibreOffice，页面渲染未验证。发布与线上版本以实际Git及部署检查为准。</w:t>
+      </w:r>
+    </w:p>
+    <w:p>
+      <w:pPr>
+        <w:pStyle w:val="Heading2"/>
+      </w:pPr>
+      <w:r>
+        <w:t>2026-09-06 · v1194 顶部心情有效内容保留</w:t>
+      </w:r>
+    </w:p>
+    <w:p>
+      <w:r>
+        <w:t>2026-09-06 网页 v1194：用户确认顶部心情整栏消失，重开显示开关无效，要求错误格式保留上一条有效内心。旧逻辑仅在提取失败时不清空当前字段，但没有独立有效副本，显示还依赖当前字段非空；测试注入字段变空即可复现整栏隐藏。实际用户存档的清空来源未确定，不夸大为已取得设备现场。</w:t>
+      </w:r>
+    </w:p>
+    <w:p>
+      <w:r>
+        <w:t>新增内心格式校验与角色内独立 innerThoughtLastValid / innerThoughtLastValidAt。空值、非字符串、标签碎片、推理标记、仅不可见字符和无效占位词不覆盖有效内心。已有有效显示自动建立可持久化副本，顶部及详情统一读取当前有效值或最后有效值。显示开关开启时不再因缺内容隐藏整栏；完全没有可恢复历史时只显示省略号，不编造心情、不伪造更新时间。下一条有效生成更新副本；关闭开关仍完全隐藏。</w:t>
+      </w:r>
+    </w:p>
+    <w:p>
+      <w:r>
+        <w:t>范围仅网页v1194；私人保持v1190/iOS316/桥35，未修改未打包。聊天监管10–60秒、软件20–60秒及v1193标准内心解析均保留。新增6项运行时回归；全仓Windows1508/1508通过。scripts/check_v1194_mood.cjs通过：实际解析器遇到嵌套错误标签保留旧内容；空字段保持栏框；通过真实saveNowAsync写存档后退出预览、正常启动重载仍恢复；详情、开关及新有效内容一致；无历史只显示省略号。零页面错误。此为浏览器故障注入验证，不等于用户真机原始故障已复现。</w:t>
+      </w:r>
+    </w:p>
+    <w:p>
+      <w:r>
+        <w:t>规则：无效候选、最新字段和最后有效显示分开处理；开关显隐不得被生成失败隐式关闭。保留真实历史时间；不能通过固定情绪文本掩盖存档缺失。文档仅追加，旧段落已核对；本机缺少LibreOffice，页面渲染仍未验证。Git推送和线上版本以实际检查为准。</w:t>
       </w:r>
     </w:p>
     <w:sectPr>

--- a/docs/maintenance/AI开发项目_Bug记录模板.docx
+++ b/docs/maintenance/AI开发项目_Bug记录模板.docx
@@ -13757,6 +13757,39 @@
     <w:p>
       <w:r>
         <w:t>规则：无效候选、最新字段和最后有效显示分开处理；开关显隐不得被生成失败隐式关闭。保留真实历史时间；不能通过固定情绪文本掩盖存档缺失。文档仅追加，旧段落已核对；本机缺少LibreOffice，页面渲染仍未验证。Git推送和线上版本以实际检查为准。</w:t>
+      </w:r>
+    </w:p>
+    <w:p>
+      <w:pPr>
+        <w:pStyle w:val="Heading2"/>
+      </w:pPr>
+      <w:r>
+        <w:t>2026-09-06 · v1195 触发计数与共同生活恢复</w:t>
+      </w:r>
+    </w:p>
+    <w:p>
+      <w:r>
+        <w:t>2026-09-06 两边共有 v1195 / 私人 iOS1.0.317 (317) / 桥35。按用户新要求，聊天和软件从进入计数改为触发计数：达到阈值、必要互斥放行及授权有效时只加一次；短暂进入、重绘、恢复本身不计数。旧watchDaily没有triggers模式标记则一次性重置，不能把历史打开次数冒充触发次数；每天当地午夜重置。角色提示明确为第几次发现，不是第几次实际打开。已触发但模型失败仍属于一次触发，不自动重发。聊天10–60秒、软件20–60秒保持。</w:t>
+      </w:r>
+    </w:p>
+    <w:p>
+      <w:r>
+        <w:t>用户补充共同生活后台回来让TA回失效、强退恢复。复核发现网络超时只覆盖取得响应头，正文等待可以无限悬挂；多人剧场配角先答的异常路径仅清理目标，没有完整释放busy。新增整次模型调用的有界等待及后台恢复取消，取消错误不能被网络重试、副模型回退或保留旧候选吞掉。沿原finally释放忙碌，迟到结果不进入对话，用户重新点击后发新请求；不手工清空真实聊天，不强制刷新。支持方先失败也清理busy与activeActor。真实手机挂起尚待验收。</w:t>
+      </w:r>
+    </w:p>
+    <w:p>
+      <w:r>
+        <w:t>本次同步私人包v1191–v1194的监管标准内心解析与有效心情保留，清除私人仍存在的innerThoughtMissingAt隐藏判断；保留私人键盘坐标、旁白点击保护、原生能力与旧包。只做明确共享功能的定点同步，未用网页app.js整份覆盖私人适配。网页推送与源码包制作按用户授权进行；新包从干净提交归档，不覆盖旧包。包内双入口、共享监管/剧场脚本、心情及请求生命周期函数均须核对。Mac/Xcode编译、签名、真实iPhone安装仍未进行，此包仅Mac待编译源码候选，不是IPA。</w:t>
+      </w:r>
+    </w:p>
+    <w:p>
+      <w:r>
+        <w:t>新增触发计数及迁移回归、后台请求取消/迟到/墙钟超时测试、配角先答取消释放测试。Windows全仓最终目标1516项，实际通过结果以本轮执行为准。浏览器故障注入已证明网页及私人内置页后台恢复释放按钮、忽略旧结果、下一次点击送达；真实模型HTTP仅由测试替身控制，不等于真实网络或iPhone已通过。真实计时脚本 check_v1195_watch.cjs 同时检查两边聊天/抖音短停留不计数、第一次触发为1与标准内心送达。</w:t>
+      </w:r>
+    </w:p>
+    <w:p>
+      <w:r>
+        <w:t>工程规则：计数语义改变要迁移旧账本；请求生命周期必须覆盖正文读取并在恢复前台处理悬挂任务；取消不能进入自动重试，busy必须由任务最终清理。维护文档仅追加旧记录，段落已校验；本机缺少LibreOffice，未完成页面渲染。</w:t>
       </w:r>
     </w:p>
     <w:sectPr>

--- a/docs/maintenance/AI开发项目_Bug记录模板.docx
+++ b/docs/maintenance/AI开发项目_Bug记录模板.docx
@@ -13790,6 +13790,34 @@
     <w:p>
       <w:r>
         <w:t>工程规则：计数语义改变要迁移旧账本；请求生命周期必须覆盖正文读取并在恢复前台处理悬挂任务；取消不能进入自动重试，busy必须由任务最终清理。维护文档仅追加旧记录，段落已校验；本机缺少LibreOffice，未完成页面渲染。</w:t>
+      </w:r>
+    </w:p>
+    <w:p>
+      <w:pPr>
+        <w:pStyle w:val="Heading2"/>
+      </w:pPr>
+      <w:r>
+        <w:t>2026-09-06 v1196：缺内心导致额外模型请求</w:t>
+      </w:r>
+    </w:p>
+    <w:p>
+      <w:r>
+        <w:t>现象：用户报告近期内心格式频繁被拦截且浪费重复模型调用，允许偶尔缺失。截图为标准 [内心|...]，其尾部空格可合法解析；通用“未原样展示”诊断不能证明截图是内心错误或证明当轮有重试。尚未掌握真实模型近期错误率升高的因果证据。</w:t>
+      </w:r>
+    </w:p>
+    <w:p>
+      <w:r>
+        <w:t>确认根因：aiReply 在开启顶部心情且未提取到内心时，显式追加 chatAPI 以生成单独内心，即使原正文已正常。仅靠增加提示词或保留旧心情无法消除这次付费调用。修复直接移除补内心请求，将无歧义格式差异本地规范化，并复用现有有效值验证；无效值不覆盖旧内心。</w:t>
+      </w:r>
+    </w:p>
+    <w:p>
+      <w:r>
+        <w:t>测试过程：初次浏览器断言在 manualReply 返回布尔值后立即读取消息，尚未等待后台 replyGenerationRun 结束；改为等待真实忙碌状态结束后检查正文、心情和调用数。原测试隔离环境缺少新依赖 naturalInnerThoughtText，两项旧断言要求保留付费补调，按新用户要求更新测试依赖及反向断言。版本替换误碰网页颜色 #211952，差异审查发现后已还原，未发布。</w:t>
+      </w:r>
+    </w:p>
+    <w:p>
+      <w:r>
+        <w:t>最终验证：1519/1519 自动测试通过；网页/私人六例完整流程均一次调用、正常正文、无元数据外露、顶部存在。复核截图标准格式与七种本地变体。仅禁止为内心缺失补调；其他已有网络故障、真实动作和事实纠正分支未扩大修改。Mac 与真机未验证。</w:t>
       </w:r>
     </w:p>
     <w:sectPr>

--- a/docs/maintenance/AI开发项目_Bug记录模板.docx
+++ b/docs/maintenance/AI开发项目_Bug记录模板.docx
@@ -13818,6 +13818,39 @@
     <w:p>
       <w:r>
         <w:t>最终验证：1519/1519 自动测试通过；网页/私人六例完整流程均一次调用、正常正文、无元数据外露、顶部存在。复核截图标准格式与七种本地变体。仅禁止为内心缺失补调；其他已有网络故障、真实动作和事实纠正分支未扩大修改。Mac 与真机未验证。</w:t>
+      </w:r>
+    </w:p>
+    <w:p>
+      <w:pPr>
+        <w:pStyle w:val="Heading2"/>
+      </w:pPr>
+      <w:r>
+        <w:t>2026-09-06 · v1197 共同生活设置内模型与路线诊断</w:t>
+      </w:r>
+    </w:p>
+    <w:p>
+      <w:r>
+        <w:t>两边共有：网页与私人内置页 v1197，私人 iOS 1.0.319 (319)，原生桥 35。用户确认调大模型回复长度后恢复，并要求在共同生活设置内部增加诊断入口。本轮只加入诊断，不修改长度限制、配角解析、重试或模型选择规则。</w:t>
+      </w:r>
+    </w:p>
+    <w:p>
+      <w:r>
+        <w:t>前轮只读复现：配角JSON解析失败后会按普通文本逐行放行，再按气泡数与字数限制截取，能出现截图中的大括号和bubbles字段。完整但非法JSON和截断JSON都能触发。用户后续报告调大长度可恢复，支持长度限制为当事人的触发因素；本机未取得原始响应finish_reason，不将该推断扩展为所有格式错误的原因。该解析缺陷本轮仍未修改。</w:t>
+      </w:r>
+    </w:p>
+    <w:p>
+      <w:r>
+        <w:t>直接复用微信诊断会误读通道：共同生活主角与配角有独立路线和预算。新模块包装共同生活主角请求并为配角请求附带仅本地标识，chatAPI/chatResultText的包装器对无标识请求直接透传，返回值、异常和现有重试不变。记录不上传到模型请求体。</w:t>
+      </w:r>
+    </w:p>
+    <w:p>
+      <w:r>
+        <w:t>浏览器初测发现入口未插入：多人剧场组件在settings grid与details末尾之间添加了section，导致匹配连续 &lt;/div&gt;&lt;/details&gt; 失效。改为在settings的 &lt;/details&gt; 前插入独立grid，再用真实DOM验证内外边界，网页/私人均通过。未发布过失败中间版本。</w:t>
+      </w:r>
+    </w:p>
+    <w:p>
+      <w:r>
+        <w:t>最终全仓1525通过；新增覆盖设置内位置、打开零调用、主配角与账户隔离、旧配置记录、length既有续写、异常原样返回且不泄漏敏感错误、普通微信无污染、共享资源与缓存。私人包为Mac待编译候选，不能称真机已修复。</w:t>
       </w:r>
     </w:p>
     <w:sectPr>

--- a/docs/maintenance/AI开发项目_Bug记录模板.docx
+++ b/docs/maintenance/AI开发项目_Bug记录模板.docx
@@ -13851,6 +13851,34 @@
     <w:p>
       <w:r>
         <w:t>最终全仓1525通过；新增覆盖设置内位置、打开零调用、主配角与账户隔离、旧配置记录、length既有续写、异常原样返回且不泄漏敏感错误、普通微信无污染、共享资源与缓存。私人包为Mac待编译候选，不能称真机已修复。</w:t>
+      </w:r>
+    </w:p>
+    <w:p>
+      <w:pPr>
+        <w:pStyle w:val="Heading2"/>
+      </w:pPr>
+      <w:r>
+        <w:t>2026-09-06 · v1198 线上与共同生活请求规模详情</w:t>
+      </w:r>
+    </w:p>
+    <w:p>
+      <w:r>
+        <w:t>两边共有：网页与私人内置页 v1198，私人 iOS 1.0.320 (320)，原生桥 35。用户要求在线上、线下模型路线诊断的请求规模下增加查看详情，显示各项占用，并打包私人版和推送网页。新增 request-size-details.js，复用原 wechatRequestStats 返回总数，附加纯数值分项；不改变请求内容、模型路线、历史范围、长度或重试。</w:t>
+      </w:r>
+    </w:p>
+    <w:p>
+      <w:r>
+        <w:t>背景：用户截图显示一次请求232条/72256字符，需要知道占用组成；旧诊断只保存总数，不能在事后准确推回历史、人设、世界书等占比。使用实际发起时的请求生成分项，不读取旧存档来猜测。共同生活历史可能嵌入单个系统消息，必须按已结束对话记录章节识别，不能只按role统计系统总量就当成纯规则。</w:t>
+      </w:r>
+    </w:p>
+    <w:p>
+      <w:r>
+        <w:t>实施边界：共享统计函数只附加诊断数据，不修改messages；角色线上存入原诊断快照，共同生活继续使用本次页面生命周期内按场景隔离记录。新增详情渲染函数由两个实际线上实现分别接入，未整份覆盖私人app.js。旧记录、空消息、表情、换行、引号/反斜杠转义、图像结构均有覆盖。</w:t>
+      </w:r>
+    </w:p>
+    <w:p>
+      <w:r>
+        <w:t>测试发现版本更新需同时核对vNNNN、?v=NNNN、HTML恢复标记及转义正则中的版本，已在发布前补齐；旧UI隔离测试补载新详情模块，保留原线路和敏感错误转义断言。全仓最终1531通过；原消息内容不变，诊断展开不产生新模型调用，记录只含固定标签/数字。</w:t>
       </w:r>
     </w:p>
     <w:sectPr>

--- a/docs/maintenance/AI开发项目_Bug记录模板.docx
+++ b/docs/maintenance/AI开发项目_Bug记录模板.docx
@@ -13879,6 +13879,34 @@
     <w:p>
       <w:r>
         <w:t>测试发现版本更新需同时核对vNNNN、?v=NNNN、HTML恢复标记及转义正则中的版本，已在发布前补齐；旧UI隔离测试补载新详情模块，保留原线路和敏感错误转义断言。全仓最终1531通过；原消息内容不变，诊断展开不产生新模型调用，记录只含固定标签/数字。</w:t>
+      </w:r>
+    </w:p>
+    <w:p>
+      <w:pPr>
+        <w:pStyle w:val="Heading2"/>
+      </w:pPr>
+      <w:r>
+        <w:t>2026-09-06 v1199 外卖补判误触发及私人诊断归因</w:t>
+      </w:r>
+    </w:p>
+    <w:p>
+      <w:r>
+        <w:t>两边共有：网页与私人内置网页 v1199，私人 iOS 1.0.321 (321)，原生桥 35。用户确认本轮原话是“忘了咬你”，上一句牛肉面有香菜。原代码用用户原话加角色前200字匹配外卖关键词，截图中的“下次点面”可触发隐藏动作补判；隐藏内心及记住标签里的点餐字样也能触发。旧函数已用截图原文复现，不把标准标签当格式错误。私人旧拦截覆盖层还会无条件收录所有非最后候选，即使原聊天正文已完整送达；截图“被本机处理替代”与该覆盖层一致。</w:t>
+      </w:r>
+    </w:p>
+    <w:p>
+      <w:r>
+        <w:t>修改仅限缺动作补判入口：普通关键词只扫描本轮用户话语；角色自主承诺的补判先排除内心/心情/记住/外卖记忆标签及未来、历史、假设语句，需当前可见点餐承诺或现有明确点餐、委托选择、订单澄清条件。实际订单执行、授权、金额及付款结果校验均保持。两边外卖辅助请求带用途元数据；私人诊断按完整可见正文判断，不因后续辅助调用就把已送达正文判为拦截。辅助响应仍可查看，但标为外卖动作补判，不称为聊天格式错误。真正截断或替换的候选继续保留。没有关闭整体校验，没有编造角色台词，也没有改动自动修复总上限。</w:t>
+      </w:r>
+    </w:p>
+    <w:p>
+      <w:r>
+        <w:t>Windows全仓1544/1544通过。浏览器实际网页及私人内置入口六组模拟HTTP流程：用户原话加截图回复各一次模型调用、四条正文送达；标准内心/记忆各一次调用；当前真实点餐承诺仍可进行第二次补判，私人只记录辅助结果且明确用途。打开诊断没有追加模型调用。保留有效内心及顶部栏框，未改共同生活、监管、请求规模详情及私人键盘。首次完整测试1543通过、1失败为安装指南路径期待旧名称，更新指南引用后通过；一次短记忆测试出现本地记忆不采纳记录，仍仅一次模型调用，不当作额外请求或改坏事实校验。</w:t>
+      </w:r>
+    </w:p>
+    <w:p>
+      <w:r>
+        <w:t>此为本地代码复现与模拟HTTP验证，未取得用户上游调用日志，不保证所有其他校验场景都只有一次请求。私人包是Mac待编译源码候选，未Mac编译、签名或真实iPhone验证。新版本只从干净提交归档，不覆盖旧包；网页按授权推送一次，线上生效另行核实。维护资料仅追加，历史保留。Windows没有LibreOffice，DOCX段落及历史保留已复查，视觉渲染未完成。</w:t>
       </w:r>
     </w:p>
     <w:sectPr>

--- a/docs/maintenance/AI开发项目_Bug记录模板.docx
+++ b/docs/maintenance/AI开发项目_Bug记录模板.docx
@@ -13907,6 +13907,39 @@
     <w:p>
       <w:r>
         <w:t>此为本地代码复现与模拟HTTP验证，未取得用户上游调用日志，不保证所有其他校验场景都只有一次请求。私人包是Mac待编译源码候选，未Mac编译、签名或真实iPhone验证。新版本只从干净提交归档，不覆盖旧包；网页按授权推送一次，线上生效另行核实。维护资料仅追加，历史保留。Windows没有LibreOffice，DOCX段落及历史保留已复查，视觉渲染未完成。</w:t>
+      </w:r>
+    </w:p>
+    <w:p>
+      <w:pPr>
+        <w:pStyle w:val="Heading2"/>
+      </w:pPr>
+      <w:r>
+        <w:t>2026-09-06 v1200 前后台回复接力互斥</w:t>
+      </w:r>
+    </w:p>
+    <w:p>
+      <w:r>
+        <w:t>两边共有：网页与私人内置网页 v1200，私人 iOS 1.0.322 (322)，原生桥 35。用户报告退后台约一两分钟后先收到标为后台的回复，数秒后同一用户消息又被近似回答。用实际网页与私人内置入口、模拟模型 HTTP 和后台回包复现：后台先入聊，本地旧请求继续发送。此为代码路径复现，用户现场具体 triggerKind 尚未取得，不把泛称后台主动消息等同 scheduled。</w:t>
+      </w:r>
+    </w:p>
+    <w:p>
+      <w:r>
+        <w:t>修复仅关联普通微信 reply_handoff 与原用户消息 ID。本地模型等待不占用结果锁；真正开始处理候选或后台结果时取得同轮归属，完成标记存于原用户消息。后台先完成阻止本地旧结果，本地先完成阻止后台改写结果；不按文字相似度删除。正常正文入聊标注回复源。失败或空输出释放归属，保留接力；保存失败不确认收件、不发布完成活动和不取消后台，已暂存后台结果可再次保存。排队旧轮次在开始前核对完成标记，手动继续聊仍可用；不同消息、账号、角色互不取消。</w:t>
+      </w:r>
+    </w:p>
+    <w:p>
+      <w:r>
+        <w:t>新增 phone_role_push_pull 只读返回 replyToMessageId/replyToAccountId，按已有 task:&lt;id&gt; 关联同 target、role 的 reply_handoff 任务；不改数据表与模型策略。新增 phone_role_background_complete_turn 在原所有者鉴权下仅取消对应消息 ID 的主账号接力，保留新消息与设备任务。202609060001_reply_handoff_source_identity 已独立事务部署并登记，未重放旧迁移、未重新部署其他云函数；正式接口再做事务回滚数据验证，来源关联、取消范围、拒绝错误鉴权通过，测试记录残留0。</w:t>
+      </w:r>
+    </w:p>
+    <w:p>
+      <w:r>
+        <w:t>Windows全仓1562/1562通过。实际双入口十组浏览器模拟HTTP验证覆盖后台先回、本地先回、保存失败再收件、独立scheduled不被接管、旧后台到达时新的用户回复继续；另外覆盖空结果回退、账号隔离、相同文字不同消息、持久化后重新建运行时、队列旧轮与继续聊。首次扩大回归出现的失败来自隔离测试未加载新依赖或期待旧的直接push/finally文本，已更新实际辅助函数与断言并通过；不以修改预期掩盖行为失败。保留外卖降耗、请求规模明细、心情、监管、共同生活与私人键盘适配。</w:t>
+      </w:r>
+    </w:p>
+    <w:p>
+      <w:r>
+        <w:t>已发往上游的旧模型请求可能继续计费，不能宣称消除全部双请求费用；已送达的系统通知也不能保证撤回。身份不明的历史回包和scheduled/device等独立事件沿用原流程，未用模糊去重扩大拦截。私人包只为干净提交的Mac待编译源码候选，未Mac编译、签名和真实iPhone验证。维护文档仅追加并核对历史保留；本机无LibreOffice，DOCX视觉渲染尚未完成。</w:t>
       </w:r>
     </w:p>
     <w:sectPr>

--- a/docs/maintenance/AI开发项目_Bug记录模板.docx
+++ b/docs/maintenance/AI开发项目_Bug记录模板.docx
@@ -13940,6 +13940,93 @@
     <w:p>
       <w:r>
         <w:t>已发往上游的旧模型请求可能继续计费，不能宣称消除全部双请求费用；已送达的系统通知也不能保证撤回。身份不明的历史回包和scheduled/device等独立事件沿用原流程，未用模糊去重扩大拦截。私人包只为干净提交的Mac待编译源码候选，未Mac编译、签名和真实iPhone验证。维护文档仅追加并核对历史保留；本机无LibreOffice，DOCX视觉渲染尚未完成。</w:t>
+      </w:r>
+    </w:p>
+    <w:p>
+      <w:pPr>
+        <w:pageBreakBefore/>
+        <w:keepNext/>
+      </w:pPr>
+      <w:r>
+        <w:t xml:space="preserve">2026年9月6日 像素少女 P06 核心问题</w:t>
+      </w:r>
+    </w:p>
+    <w:p>
+      <w:r>
+        <w:t xml:space="preserve">根因一：save 每次重置 lastAt，操作前未结算时间，频繁互动会吞掉衰减时间，模式切换还会使用新模式计算旧时段。改为 core.js 负责单调计时和阈值分段结算，save 仅持久化；覆盖多次/一次等价、睡眠灯光切换、离线八小时上限和时间回拨。</w:t>
+      </w:r>
+    </w:p>
+    <w:p>
+      <w:r>
+        <w:t xml:space="preserve">根因二：用药经过 awake 判断，健康过低进入睡眠后无法用药，且寝室没有药水入口。改为床边可点药水护理，健康至少 25 可叫醒；关灯睡眠也可恢复。食物和金币耗尽时增加有条件的免费基础餐，已有食物不可重复领。</w:t>
+      </w:r>
+    </w:p>
+    <w:p>
+      <w:r>
+        <w:t xml:space="preserve">根因三：pagehide 取消动作后缺少 pageshow 恢复，反馈只写入视觉隐藏区域。增加生命周期恢复、场景/面板切换取消指针、底部反馈和存储失败重试；不将文字盖到少女脸部。旧拆分换装已暂停并保留源文件。</w:t>
+      </w:r>
+    </w:p>
+    <w:p>
+      <w:r>
+        <w:t xml:space="preserve">测试首次出现基础餐按钮被状态栏遮挡，改为面板有界 flex 内容滚动后通过。另一次初始音乐测试因为本地服务未运行而连接失败，恢复 localhost 服务后通过，不属于模型或游戏逻辑失败。最终 7+18+12 共 37 项检查通过，包含拖球接球、喂食单次消耗、取消演示、后台事件恢复、低健康护理、零资源恢复、存储失败重试及三种手机比例。真实 iPhone 尚未验证。</w:t>
+      </w:r>
+    </w:p>
+    <w:p>
+      <w:pPr>
+        <w:pageBreakBefore/>
+        <w:keepNext/>
+      </w:pPr>
+      <w:r>
+        <w:t xml:space="preserve">2026年9月6日 像素少女 P07 互动洗漱与用户音频</w:t>
+      </w:r>
+    </w:p>
+    <w:p>
+      <w:r>
+        <w:t xml:space="preserve">P07 回归覆盖可见鼠标移动与取消、完整喂食/洗澡/梳头/刷牙/洁面/抱熊流程、镜子返回、320/430 手机比例、手动上床不关灯及音频交互。P06 核心问题没有重新引入。</w:t>
+      </w:r>
+    </w:p>
+    <w:p>
+      <w:r>
+        <w:t xml:space="preserve">首次截取新镜子/抱熊画面时截图先于下一动画帧，混入旧全身画面；DOM 状态与后续帧正常。测试增加等待绘制再截图后目视检查通过，未修改游戏逻辑掩盖问题。</w:t>
+      </w:r>
+    </w:p>
+    <w:p>
+      <w:r>
+        <w:t xml:space="preserve">维护 DOCX 渲染脚本在查找 LibreOffice 时明确失败：soffice.exe was not found on PATH。没有安装外部工具；仅完成追加内容、ZIP 完整性、历史 XML 与其他成员逐字保留校验，DOCX 视觉验收尚未完成。</w:t>
+      </w:r>
+    </w:p>
+    <w:p>
+      <w:pPr>
+        <w:pageBreakBefore/>
+        <w:keepNext/>
+      </w:pPr>
+      <w:r>
+        <w:t xml:space="preserve">2026年9月7日 像素少女 P08 随机照顾与本地接入检查</w:t>
+      </w:r>
+    </w:p>
+    <w:p>
+      <w:r>
+        <w:t xml:space="preserve">固定顺序和第一份库存食物使照顾显得机械。改用受状态约束的随机计划和随机库存选择，新增皮球拖放、戳脸与摸头，沿用手动动作函数；取消时释放正在拖住的皮球并清理鼠标。闭眼和头身素材未改动。</w:t>
+      </w:r>
+    </w:p>
+    <w:p>
+      <w:r>
+        <w:t xml:space="preserve">内嵌入口若跟随小手机每次render重建，照顾会被打断；只在像素少女页面、绑定身份仍有效时保留现有iframe，旧页面继续原流程。模型调用按会话去重，绑定或账号改变后关闭小屋并丢弃迟到结果。</w:t>
+      </w:r>
+    </w:p>
+    <w:p>
+      <w:r>
+        <w:t xml:space="preserve">测试中发现手动照顾格式失败会把已有完整穿搭计划也标错，随后周期检查覆盖错误反馈。改为仅在穿搭计划实际缺失时记录其错误，并对相同穿搭错误去重，保留手动照顾错误提示。</w:t>
+      </w:r>
+    </w:p>
+    <w:p>
+      <w:r>
+        <w:t xml:space="preserve">初次全仓42项失败来自本地版本标识切换后旧版本断言与入口未同步；同步版本标识、保留业务断言后1569项全部通过。模型次数测试最初计入其他后台任务，已只统计被测小屋请求；鼠标加入随机停顿后250毫秒断言不再可靠，改为等待实际移动条件。未以这些测试问题宣称真实角色故障。</w:t>
+      </w:r>
+    </w:p>
+    <w:p>
+      <w:r>
+        <w:t xml:space="preserve">2026年9月7日 v1202 私人打包检查：包前Windows全仓1569/1569通过，24份新增共享运行文件与说明对照一致，私人双入口一致，十二组原生版本号均升323。沿用上一阶段网页/私人浏览器模拟模型通过记录；本次仅版本与归档说明调整，未新增业务修复。新增脚本package_v1202_private_ios323.py检查所有嵌套素材、旧核心保护、双入口和最终ZIP字节，生成结果及SHA256以脚本实际输出为准。Mac编译、签名、真实模型、真实iPhone仍未验收。</w:t>
       </w:r>
     </w:p>
     <w:sectPr>

--- a/docs/maintenance/AI开发项目_Bug记录模板.docx
+++ b/docs/maintenance/AI开发项目_Bug记录模板.docx
@@ -14027,6 +14027,11 @@
     <w:p>
       <w:r>
         <w:t xml:space="preserve">2026年9月7日 v1202 私人打包检查：包前Windows全仓1569/1569通过，24份新增共享运行文件与说明对照一致，私人双入口一致，十二组原生版本号均升323。沿用上一阶段网页/私人浏览器模拟模型通过记录；本次仅版本与归档说明调整，未新增业务修复。新增脚本package_v1202_private_ios323.py检查所有嵌套素材、旧核心保护、双入口和最终ZIP字节，生成结果及SHA256以脚本实际输出为准。Mac编译、签名、真实模型、真实iPhone仍未验收。</w:t>
+      </w:r>
+    </w:p>
+    <w:p>
+      <w:r>
+        <w:t>2026年9月7日 v1202 首次归档校验阻止输出：由旧脚本派生新脚本时，版本名替换把“版”写成两次。网页和私人源码APP_VER正确，错误只在打包脚本的预期字符串；未生成ZIP。修正派生规则和当前校验字符串，继续从新干净提交生成归档，保留包内完整性检查，不放宽校验。</w:t>
       </w:r>
     </w:p>
     <w:sectPr>

--- a/docs/maintenance/AI开发项目_Bug记录模板.docx
+++ b/docs/maintenance/AI开发项目_Bug记录模板.docx
@@ -14032,6 +14032,11 @@
     <w:p>
       <w:r>
         <w:t>2026年9月7日 v1202 首次归档校验阻止输出：由旧脚本派生新脚本时，版本名替换把“版”写成两次。网页和私人源码APP_VER正确，错误只在打包脚本的预期字符串；未生成ZIP。修正派生规则和当前校验字符串，继续从新干净提交生成归档，保留包内完整性检查，不放宽校验。</w:t>
+      </w:r>
+    </w:p>
+    <w:p>
+      <w:r>
+        <w:t xml:space="preserve">2026-09-07 v1203 像素少女：用户手机照顾停在等待、相机无反馈、睡姿过宽。已证实的代码路径：照顾前后await全手机saveNowAsync会被存档队列拖住；complete:true使长度截断自动续写；fetchT只限响应头阶段，正文可能长等。用存档永不返回/模型正文永不返回测试复现。局部修复为异步存档且独立反馈失败，complete:false，整轮65秒上限；保留未结束任务互斥锁，迟到结果不应用；没有全局改chatAPI或native桥。等待期间显示秒数。相机原函数toDataURL无异常处理；本地file画布来源限制为现场可能原因，未拿到该手机SecurityError日志，不能断言唯一原因。使用原PNG的无损base64脚本供file页面加载，HTTP仍用原PNG，不修改原图、不扩大WKWebView权限；新增编码资源约24MB未压缩，只在file端逐张读取。两边逐文件解码比对一致。相机拍后打开收藏，失败可见，未生成图片不增加收藏，夜景照片保留暗光。file页面5次照片测试、故障注入、睡姿338:512比例通过。左右箭头及玩法入口同步；蓝框按用户撤回不改。首次编码资源测试因Windows CRLF与测试正则LF假阴性，改为接受平台换行后通过；文件页测试一度引用未初始化sleepRect，改用window.sleepRect检查后通过。安装说明测试两次暴露旧固定措辞断言，重新核对完整断言，保留版本/范围/签名/不覆盖等语义检查，更新标题描述，最终全仓1576/1576。双入口各20项真实页面模拟模型测试通过，包含finish_reason=length只有一次HTTP请求、完整八种照顾、停止无后续扣食物、解绑退出、相机收藏。以上不是用户真机验收；线路慢或故障仍可能无法安排，明确报错，不编造照顾计划。</w:t>
       </w:r>
     </w:p>
     <w:sectPr>

--- a/docs/maintenance/AI开发项目_Bug记录模板.docx
+++ b/docs/maintenance/AI开发项目_Bug记录模板.docx
@@ -14037,6 +14037,26 @@
     <w:p>
       <w:r>
         <w:t xml:space="preserve">2026-09-07 v1203 像素少女：用户手机照顾停在等待、相机无反馈、睡姿过宽。已证实的代码路径：照顾前后await全手机saveNowAsync会被存档队列拖住；complete:true使长度截断自动续写；fetchT只限响应头阶段，正文可能长等。用存档永不返回/模型正文永不返回测试复现。局部修复为异步存档且独立反馈失败，complete:false，整轮65秒上限；保留未结束任务互斥锁，迟到结果不应用；没有全局改chatAPI或native桥。等待期间显示秒数。相机原函数toDataURL无异常处理；本地file画布来源限制为现场可能原因，未拿到该手机SecurityError日志，不能断言唯一原因。使用原PNG的无损base64脚本供file页面加载，HTTP仍用原PNG，不修改原图、不扩大WKWebView权限；新增编码资源约24MB未压缩，只在file端逐张读取。两边逐文件解码比对一致。相机拍后打开收藏，失败可见，未生成图片不增加收藏，夜景照片保留暗光。file页面5次照片测试、故障注入、睡姿338:512比例通过。左右箭头及玩法入口同步；蓝框按用户撤回不改。首次编码资源测试因Windows CRLF与测试正则LF假阴性，改为接受平台换行后通过；文件页测试一度引用未初始化sleepRect，改用window.sleepRect检查后通过。安装说明测试两次暴露旧固定措辞断言，重新核对完整断言，保留版本/范围/签名/不覆盖等语义检查，更新标题描述，最终全仓1576/1576。双入口各20项真实页面模拟模型测试通过，包含finish_reason=length只有一次HTTP请求、完整八种照顾、停止无后续扣食物、解绑退出、相机收藏。以上不是用户真机验收；线路慢或故障仍可能无法安排，明确报错，不编造照顾计划。</w:t>
+      </w:r>
+    </w:p>
+    <w:p>
+      <w:r>
+        <w:t xml:space="preserve">2026年9月7日 v1204 私人衣柜整体试玩</w:t>
+      </w:r>
+    </w:p>
+    <w:p>
+      <w:r>
+        <w:t xml:space="preserve">两边共有的本地源码候选 v1204，私人 iOS1.0.325 (325)，原生桥35。按既有授权制作私人 Mac 待编译工程包；本地归档提交，不推送网页。11套衣服及鞋袜、8款棕发、5套五官、10组发饰从P82接入正式小游戏。用户通过页面导出参数：人物118%、腿长94%、腿宽100%，小白裙、双麻花辫、下垂温柔眼；闭眼双眼y5、宽93%、旋转-1.5、间距-3.5。全部沿用。</w:t>
+      </w:r>
+    </w:p>
+    <w:p>
+      <w:r>
+        <w:t xml:space="preserve">P81闭眼导入错误：几乎透明的杂点撑大边界，整体缩小后实际眼线约8px且偏心。用户澄清只要去线头，最终P82恢复P78长弧线47px素材画布与原锚点，仅6至8像素alpha清理。睁眼半闭眼和已有布局不改。包内采用用户后来保存的P82微调值，不再重置。</w:t>
+      </w:r>
+    </w:p>
+    <w:p>
+      <w:r>
+        <w:t xml:space="preserve">打包前发现正式小游戏仍旧版，不能整份覆盖正式game.js为演示版。移植渲染、资源和衣柜，保留真实角色请求与file拍照。新增衣柜schema白名单、账号隔离、参数回写和离线文件测试。初始全仓检查发现新PNG包装脚本引号/尾换行不符旧字节契约及安装说明路径旧名；统一包装格式、更新当前说明路径后1580项全通过。浏览器全流程通过不等于真机通过。</w:t>
       </w:r>
     </w:p>
     <w:sectPr>

--- a/docs/maintenance/AI开发项目_Bug记录模板.docx
+++ b/docs/maintenance/AI开发项目_Bug记录模板.docx
@@ -14057,6 +14057,51 @@
     <w:p>
       <w:r>
         <w:t xml:space="preserve">打包前发现正式小游戏仍旧版，不能整份覆盖正式game.js为演示版。移植渲染、资源和衣柜，保留真实角色请求与file拍照。新增衣柜schema白名单、账号隔离、参数回写和离线文件测试。初始全仓检查发现新PNG包装脚本引号/尾换行不符旧字节契约及安装说明路径旧名；统一包装格式、更新当前说明路径后1580项全通过。浏览器全流程通过不等于真机通过。</w:t>
+      </w:r>
+    </w:p>
+    <w:p>
+      <w:r>
+        <w:t xml:space="preserve">2026年9月7日 v1205 自定义套装和发型白边修复</w:t>
+      </w:r>
+    </w:p>
+    <w:p>
+      <w:r>
+        <w:t xml:space="preserve">两边共有的本地候选v1205，私人iOS1.0.326 (326)，原生桥35。未推送网页，未重新制作ZIP；已有v1204/iOS325包不变。用户要求本地截图验收。尚未Mac编译签名、真实iPhone验收，不称真机已修复。</w:t>
+      </w:r>
+    </w:p>
+    <w:p>
+      <w:r>
+        <w:t xml:space="preserve">两款发型原PNG包含实心白色底残留，非缩放或用户参数错误。按用户确认的局部透明修边方案处理初始双小辫hair0-front及月牙hair6-front：尺寸分别295×301、858×694，只有723及6794个alpha像素清透明，所有RGB不变，初始浅色发圈区域保持原样。第一次仅沿透明区域连通清理仍留下被深色细轮廓包围的白块；查看对比后增加原轮廓附近限定距离内的浅色残留，不做整圈侵蚀。保留其他142张衣柜PNG及全部定位参数。</w:t>
+      </w:r>
+    </w:p>
+    <w:p>
+      <w:r>
+        <w:t xml:space="preserve">衣柜外层关闭叉号覆盖保存搭配，旧关闭逻辑仅读取旧localStorage，误点会放弃未保存编辑。移除该控件，返回小屋先保存，存储失败不退出；自定义套装写入失败回滚列表。保存后截图不变、返回重进不丢。返回大厅与镜子返回浴室共享左上坐标，改成分行；比例占右侧第一行导致四排图标错位，改到金币旁。</w:t>
+      </w:r>
+    </w:p>
+    <w:p>
+      <w:r>
+        <w:t xml:space="preserve">验证：两边file浏览器命名保存、完整参数恢复、改名/更新/删除/取消、导出再导入、旧P82导入、存储失败保留、320px保存按钮无覆盖、两边四排对齐及镜子两个返回不重叠。两边正式角色入口原20项照顾/保存/拍照/取消回归通过。实际buildSystem纳入已换套装名，仅绑定角色获得记录，实际桥重进显示对应发型和比例。晨间纯函数覆盖8点边界、一天一次、倒退日期、离线补当天、自定义优先及11套内置候选。第一轮全仓1586/1587通过，唯一失败为Mac指南头部仍旧版本，追加新版说明后重跑。</w:t>
+      </w:r>
+    </w:p>
+    <w:p>
+      <w:r>
+        <w:t xml:space="preserve">2026年9月7日 v1205 晚间睡衣补充：用户新增每天19点换睡衣。实现19点至次日8点为夜间时段，使用已确认粉格兔兔睡衣、兔兔拖鞋和配套发饰，保留当前头发、五官及身体比例。早晚分别保存day与period标记；夜间首次打开只补夜间，不先换日装。凌晨算上一晚，直到8点再选日装。衣柜编辑期间推迟到退出，后续手动换装不被同一时段重复覆盖。角色上下文区分morning、evening与current，记录真实发生时间；未后台运行不称准点执行。新增19:00边界、凌晨跨日及实际父子桥应用睡衣检查，两边通过。</w:t>
+      </w:r>
+    </w:p>
+    <w:p>
+      <w:r>
+        <w:t xml:space="preserve">2026-09-07 v1205 角色选衣联调及最终回归</w:t>
+      </w:r>
+    </w:p>
+    <w:p>
+      <w:r>
+        <w:t xml:space="preserve">将同步随机换装改成异步角色选择后，浏览器真实桥测试发现：模型已选猫咪裙，但页面初始化保存旧小白裙覆盖父层结果；角色记录与画面不一致。根因是子iframe未确认新wardrobeSchedule便提交旧衣柜状态。父层保存时保护尚未确认的新时段衣柜字段，待子层下一次轮询应用；用户处于衣柜编辑时保留明确手动保存。</w:t>
+      </w:r>
+    </w:p>
+    <w:p>
+      <w:r>
+        <w:t xml:space="preserve">修复后网页及私人正式页面实际模型请求管线（拦截响应测试）均验证全衣柜和persona入参、自定义存在仍可选其他内置裙、8点与19点各一次、夜间短发独立选择、画面与角色记录一致、重进不重复调用。新增无效JSON/不存在单品/不符合夜间睡衣规则的拒绝、账号换绑/手动微调/打开编辑器后迟到响应不覆盖。全仓1591/1591通过。测试模型响应为固定夹具，不冒称真实服务生成或真机验证。</w:t>
       </w:r>
     </w:p>
     <w:sectPr>

--- a/docs/maintenance/AI开发项目_Bug记录模板.docx
+++ b/docs/maintenance/AI开发项目_Bug记录模板.docx
@@ -14102,6 +14102,11 @@
     <w:p>
       <w:r>
         <w:t xml:space="preserve">修复后网页及私人正式页面实际模型请求管线（拦截响应测试）均验证全衣柜和persona入参、自定义存在仍可选其他内置裙、8点与19点各一次、夜间短发独立选择、画面与角色记录一致、重进不重复调用。新增无效JSON/不存在单品/不符合夜间睡衣规则的拒绝、账号换绑/手动微调/打开编辑器后迟到响应不覆盖。全仓1591/1591通过。测试模型响应为固定夹具，不冒称真实服务生成或真机验证。</w:t>
+      </w:r>
+    </w:p>
+    <w:p>
+      <w:r>
+        <w:t xml:space="preserve">2026年9月7日 v1205发布检查：没有新增功能修改。打包脚本在v1204逐文件校验基础上新增角色穿搭metadata、roleWardrobe、原生/网页角色上下文、命名套装与外层叉号去除检查。源包不覆盖旧ZIP，发布结果以本轮执行输出为准；1591项及浏览器回归为前轮相同运行代码证据。维护文档XML只追加核对，环境无LibreOffice，未宣称文档视觉渲染或真机通过。</w:t>
       </w:r>
     </w:p>
     <w:sectPr>

--- a/docs/maintenance/AI开发项目_Bug记录模板.docx
+++ b/docs/maintenance/AI开发项目_Bug记录模板.docx
@@ -14107,6 +14107,11 @@
     <w:p>
       <w:r>
         <w:t xml:space="preserve">2026年9月7日 v1205发布检查：没有新增功能修改。打包脚本在v1204逐文件校验基础上新增角色穿搭metadata、roleWardrobe、原生/网页角色上下文、命名套装与外层叉号去除检查。源包不覆盖旧ZIP，发布结果以本轮执行输出为准；1591项及浏览器回归为前轮相同运行代码证据。维护文档XML只追加核对，环境无LibreOffice，未宣称文档视觉渲染或真机通过。</w:t>
+      </w:r>
+    </w:p>
+    <w:p>
+      <w:r>
+        <w:t xml:space="preserve">2026年9月7日 v1206文案：旧care每秒硬编码等待角色安排，初始另一句正在请他安排，未使用现有绑定昵称。现两处共用arrangingText，保留计时、取消、请求和状态流程。版本单独提升至v1206/iOS327，旧素材参数不改。浏览器分别验证先生和北北初始、逐秒提示、停止可用及无页面错误；自动检查结果以本轮输出为准，不等于真机。</w:t>
       </w:r>
     </w:p>
     <w:sectPr>

--- a/docs/maintenance/AI开发项目_Bug记录模板.docx
+++ b/docs/maintenance/AI开发项目_Bug记录模板.docx
@@ -14112,6 +14112,85 @@
     <w:p>
       <w:r>
         <w:t xml:space="preserve">2026年9月7日 v1206文案：旧care每秒硬编码等待角色安排，初始另一句正在请他安排，未使用现有绑定昵称。现两处共用arrangingText，保留计时、取消、请求和状态流程。版本单独提升至v1206/iOS327，旧素材参数不改。浏览器分别验证先生和北北初始、逐秒提示、停止可用及无页面错误；自动检查结果以本轮输出为准，不等于真机。</w:t>
+      </w:r>
+    </w:p>
+    <w:p>
+      <w:r>
+        <w:br w:type="page"/>
+      </w:r>
+    </w:p>
+    <w:p>
+      <w:pPr>
+        <w:pStyle w:val="Heading1"/>
+      </w:pPr>
+      <w:r>
+        <w:rPr>
+          <w:sz w:val="30"/>
+        </w:rPr>
+        <w:t>2026年9月8日 消息与小事簿修复 本地未发布</w:t>
+      </w:r>
+    </w:p>
+    <w:p>
+      <w:r>
+        <w:t>状态与范围：两边共有，网页 app.js、cohab-theater.js 与私人 PhoneWeb.bundle 对应逻辑分别修改，保留私人原有性能与恢复实现；后台 phone-role-push 仅改本地源码。用户要求先完成修改，等待明确授权再打包。本次没有提交、推送、部署服务器或生成安装包，不提升或复用发布版本号；正式发布必须重新分配唯一网页版本并核对私人资源包含关系。</w:t>
+      </w:r>
+    </w:p>
+    <w:p>
+      <w:r>
+        <w:t>用户报告：偶发主动消息换词重复、电量与未回复话题再问；X 原应 A 发却似由 B 发，用户只能确认可能是定时自动；小事簿照搬碎句并误称用户自写；模型返回经应用后处理后无可显示正文。主动消息和 X 均无当次请求日志，不能将风险路径说成已复现的唯一根因。</w:t>
+      </w:r>
+    </w:p>
+    <w:p>
+      <w:r>
+        <w:t>可确认根因：旧 lifeNoteOnUserMsg 按关键词取用户整句，交给 lifeNoteAdd 改代词和截短，可直接解释碎句与照抄。改为有证据的角色总结，并在实际消息入列时核验角色承诺，不在请求返回时提前记入。原有记录与自动记录开关保持可回退。</w:t>
+      </w:r>
+    </w:p>
+    <w:p>
+      <w:r>
+        <w:t>排查与修复：X 独立请求原先未固定角色模型路线，增加 independentRoleModel 与路由参数并锁定异步归属；主动重复只补生成上下文，不放大全局相似度阻断。原文开关使用本轮快照覆盖微信、线下、通话、后台正文和查手机完成回复；仍保留任务 ID 幂等、账号会话过期、真实读取权限、设备/门锁授权及付款校验。</w:t>
+      </w:r>
+    </w:p>
+    <w:p>
+      <w:r>
+        <w:t>测试中的失败与处理：旧源码正则和孤立 mock 因新增分支失败，更新合同断言及依赖，同时增加真正运行时用例。浏览器夹具先误调用多人场景闭包内部函数，后改为真实 offAI 入口；预览模式每次启动重新造种子，不能测持久化，现保存后进入普通 URL 验证。实页回归发现私人旧入口仍调用 lineToMsgs 压缩空格，补原文分支，不用网页整文件覆盖私人实现。</w:t>
+      </w:r>
+    </w:p>
+    <w:p>
+      <w:r>
+        <w:t>并行现场风险：另一任务修改私人 HomeKit A100、原生版本、资源与 staging；其中私人 app.js 和剧场文件一度回到原基线，已只补回本次差异并复测。未修改、撤销或提交其他任务的原生文件；资源清单与新包必须由获得用户打包授权后的发布过程重新核对。</w:t>
+      </w:r>
+    </w:p>
+    <w:p>
+      <w:r>
+        <w:t>已验证与限制：完全隔离外网的浏览器夹具覆盖网页和私人网页入口的开关关闭、开启、再次关闭，微信、电话字幕、单次约会、共同生活、多人配角、合法内心/发推/来电标签及设置持久化。新增 Node 运行时测试覆盖 X 异步角色和账号归属、小事簿证据与落地时序、后台原文及待回复/锁定边界、查手机后回复。没有调用真实模型、真实 Supabase、真实支付或真实设备，不称 iPhone 音频播放及后台定时行为已验收。全量测试最终结果见同目录消息与小事簿现场记录的收尾章节。</w:t>
+      </w:r>
+    </w:p>
+    <w:p>
+      <w:r>
+        <w:br w:type="page"/>
+      </w:r>
+    </w:p>
+    <w:p>
+      <w:pPr>
+        <w:pStyle w:val="Heading1"/>
+      </w:pPr>
+      <w:r>
+        <w:t>2026年9月8日 v1209 分离网页与私人功能的汇总发布</w:t>
+      </w:r>
+    </w:p>
+    <w:p>
+      <w:r>
+        <w:t>发布核验发现私人门锁运行目录有 private-smart-lock.js/css，但被旧 PhoneWeb.bundle 通配忽略规则排除；这会导致工作区测试通过而从 Git 打包缺文件。已显式跟踪两份资源，并核对 Resources/Web 源和包内运行文件一致。私人 web-hotfix.js 同样明确入库，但不改变私人已有入口加载策略。</w:t>
+      </w:r>
+    </w:p>
+    <w:p>
+      <w:r>
+        <w:t>版本提升时旧测试同时核验当前说明和历史 iOS327 说明，机械更新错误触及历史路径及预期。已保留历史 v1206 文档路径和预期，只更新当前 v1209/iOS333 说明，没有修改历史事实。</w:t>
+      </w:r>
+    </w:p>
+    <w:p>
+      <w:r>
+        <w:t>整包预检按最终跟踪文件清单检查脚本引用、网页与私人共享资源、像素衣柜全部子资源、门锁文件、12 个 Target 版本、双入口一致及网页排除私人标记。包必须从干净提交生成，再解包逐项比较。真实卡顿和当次偶发消息事件仍未复现；没有真实门锁动作或真机安装证据。</w:t>
       </w:r>
     </w:p>
     <w:sectPr>

--- a/docs/maintenance/AI开发项目_Bug记录模板.docx
+++ b/docs/maintenance/AI开发项目_Bug记录模板.docx
@@ -14191,6 +14191,39 @@
     <w:p>
       <w:r>
         <w:t>整包预检按最终跟踪文件清单检查脚本引用、网页与私人共享资源、像素衣柜全部子资源、门锁文件、12 个 Target 版本、双入口一致及网页排除私人标记。包必须从干净提交生成，再解包逐项比较。真实卡顿和当次偶发消息事件仍未复现；没有真实门锁动作或真机安装证据。</w:t>
+      </w:r>
+    </w:p>
+    <w:p>
+      <w:r>
+        <w:br w:type="page"/>
+      </w:r>
+    </w:p>
+    <w:p>
+      <w:pPr>
+        <w:pStyle w:val="Heading1"/>
+      </w:pPr>
+      <w:r>
+        <w:t>2026年9月8日 v1210 核心聊天中断热修复</w:t>
+      </w:r>
+    </w:p>
+    <w:p>
+      <w:r>
+        <w:t>P0：用户更新 v1209 后发消息显示模型未回复 Can't find variable: c。网页与私人入口均复现：getSpy(role).granted 为真且未通过 memorySince 跳过时，buildSystem 调用 myActivity，在模型请求前抛 ReferenceError。myActivity 已定义 self，却在小事簿筛选和作者说明误用 c。该错误由 v1209 小事簿改动引入，不能归因于模型拒答。没有全体用户遥测，不把所有用户的数量作为已验证事实。</w:t>
+      </w:r>
+    </w:p>
+    <w:p>
+      <w:r>
+        <w:t>定点修复两份 app.js 的两处引用；不添加全局 c 或用异常吞掉上下文。此前回归默认未开启 role.spy.granted，只测了未授权分支，源码/语法检查无法发现运行时自由变量。新增浏览器脚本先在旧代码复现，再验证完整上下文、模型请求、回复可见送达及忙碌释放。</w:t>
+      </w:r>
+    </w:p>
+    <w:p>
+      <w:r>
+        <w:t>新增 tests/chat-authorized-phone.test.mjs 与 scripts/check_chat_authorized_phone.cjs 覆盖授权开关、原文开关、空与已有小事簿、角色与账号隔离、时间增量、刷新、自动查看、真实输入框与让TA回、持久化重载。孤立VM缺失角色用例补 msgs/lastMsg 依赖；自动查看夹具先复用了上轮相同回复被正常去重，改模拟回复后通过，没有因此改业务去重。</w:t>
+      </w:r>
+    </w:p>
+    <w:p>
+      <w:r>
+        <w:t>两边浏览器16组聊天组合、自动查看和持久化通过；模型HTTP使用隔离测试响应，未调用用户真实模型、真实设备或执行Mac签名。完整测试及最终部署记录见同目录 v1210_聊天中断热修复.md。</w:t>
       </w:r>
     </w:p>
     <w:sectPr>

--- a/docs/maintenance/AI开发项目_Bug记录模板.docx
+++ b/docs/maintenance/AI开发项目_Bug记录模板.docx
@@ -14224,6 +14224,67 @@
     <w:p>
       <w:r>
         <w:t>两边浏览器16组聊天组合、自动查看和持久化通过；模型HTTP使用隔离测试响应，未调用用户真实模型、真实设备或执行Mac签名。完整测试及最终部署记录见同目录 v1210_聊天中断热修复.md。</w:t>
+      </w:r>
+    </w:p>
+    <w:p>
+      <w:r>
+        <w:br w:type="page"/>
+      </w:r>
+    </w:p>
+    <w:p>
+      <w:pPr>
+        <w:pStyle w:val="Heading1"/>
+      </w:pPr>
+      <w:r>
+        <w:t>2026年9月8日 私人版后台模型拒绝说明隔离</w:t>
+      </w:r>
+    </w:p>
+    <w:p>
+      <w:r>
+        <w:t>截图后台拒绝说明漏入角色气泡：完整原文在旧 roleMessage 实际复现，原样开、关两分支均返回 message；旧客户端拒绝检查也放行。现有 roleModelOutputLeak 主要检测推理和提示词泄露，不检测本类 AI 拒绝，且原样输出提前放行正文。触发模型拒绝的具体请求未取得，不能归因于用户新聊了敏感内容。</w:t>
+      </w:r>
+    </w:p>
+    <w:p>
+      <w:r>
+        <w:t>私人标记下在后台原样放行及消息/动作投递之前识别明确拒绝文字、API refusal 字段或 content_filter/refusal 原因，作为 private-model-refusal 失败返回；同任务不自动重试，不要求模型绕过安全拒绝。私人收件另行防护旧队列，保存错误码/时刻/行 ID，先落盘再确认，不清理既有聊天。</w:t>
+      </w:r>
+    </w:p>
+    <w:p>
+      <w:r>
+        <w:t>新增回归修复前 7 项中 6 项失败，修复后 7 项通过，包含实际漏投递重现而非仅缺函数。真实本地浏览器覆盖原文开关、动作不执行、正常对白、重复收件、错误持久化及 busy 释放；首次夹具漏掉私人容器能力标记而返回 false，补充夹具后通过，没有改变容器权限。</w:t>
+      </w:r>
+    </w:p>
+    <w:p>
+      <w:r>
+        <w:t>核心聊天浏览器门禁及原样输出多场景回归通过，全量 Node 1634/1634。并行北京时间任务使旧源码 timestamp 断言失效，已核验关闭回退并补 UTC+8 数据和浏览器可见测试，非后台拒绝补丁引入的业务错误。测试未调用真实模型或真实设备；详见 私人版后台模型拒绝说明隔离_2026-09-08.md。</w:t>
+      </w:r>
+    </w:p>
+    <w:p>
+      <w:r>
+        <w:br w:type="page"/>
+      </w:r>
+    </w:p>
+    <w:p>
+      <w:pPr>
+        <w:pStyle w:val="Heading1"/>
+      </w:pPr>
+      <w:r>
+        <w:t>2026年9月8日 v1211 北京时间与私人更新发布</w:t>
+      </w:r>
+    </w:p>
+    <w:p>
+      <w:r>
+        <w:t>发布版本机械替换首次误及335色相与0.335花束比例和对应测试。已恢复原业务数值并收紧版本字段规则，公开/私人旧smart-home.js与gift-effects.js无业务差异。旧标题断言、当前安装指南及门锁源副本身份不一致逐项修复，历史iOS327记录和旧包保留。</w:t>
+      </w:r>
+    </w:p>
+    <w:p>
+      <w:r>
+        <w:t>新身份全仓1636/1636通过；两边核心聊天16组合及输入、让TA回、自动查看、存档恢复，原文多场景及私人后台拒绝/动作隔离/诊断持久化通过。北京时间浏览器设置为洛杉矶时区，双方气泡仍显示正确UTC+8，关闭回退正常。包由已提交树归档，显式跟踪被私人通配忽略的北京时间模块。</w:t>
+      </w:r>
+    </w:p>
+    <w:p>
+      <w:r>
+        <w:t>部署前函数列表版本与旧记录不一致；已下载线上phone-role-push与HEAD源码统一换行后完全一致。仅部署此函数的新私人标记保护，不运行快捷指令迁移或部署其他服务；部署后须再下载比对。详细检查见v1211_发布核验.md，实际发布结果单独记录。</w:t>
       </w:r>
     </w:p>
     <w:sectPr>

--- a/docs/maintenance/AI开发项目_Bug记录模板.docx
+++ b/docs/maintenance/AI开发项目_Bug记录模板.docx
@@ -14285,6 +14285,62 @@
     <w:p>
       <w:r>
         <w:t>部署前函数列表版本与旧记录不一致；已下载线上phone-role-push与HEAD源码统一换行后完全一致。仅部署此函数的新私人标记保护，不运行快捷指令迁移或部署其他服务；部署后须再下载比对。详细检查见v1211_发布核验.md，实际发布结果单独记录。</w:t>
+      </w:r>
+    </w:p>
+    <w:p>
+      <w:r>
+        <w:br w:type="page"/>
+      </w:r>
+    </w:p>
+    <w:p>
+      <w:pPr>
+        <w:pStyle w:val="Heading1"/>
+      </w:pPr>
+      <w:r>
+        <w:t>2026年9月8日 纯英文拦截与心情格式 未发布</w:t>
+      </w:r>
+    </w:p>
+    <w:p>
+      <w:r>
+        <w:t>旧代码开启原文时能把纯英文角色正文送入聊天。双入口单元回归先失败；隔离浏览器旧基线 9defbd8b 实际显示英文，新代码同断言通过。英文门禁在角色请求返回后、正文和动作处理前生效；中文元数据不能充当译文，正常中文及带翻译外语保留。</w:t>
+      </w:r>
+    </w:p>
+    <w:p>
+      <w:r>
+        <w:t>回归捕获私人约会绕过公共线下请求包装器，已对其直接 chatAPI 主请求和纠正请求补齐标记。后台提示词数组含固定时间字段索引，新增规则改为末尾追加，避免时间感知关闭时串字段。VM 测试补载新函数；旧网页英文放行预期按新授权改为拦截，不改变私人拒绝优先级。</w:t>
+      </w:r>
+    </w:p>
+    <w:p>
+      <w:r>
+        <w:t>双版本线上、约会、共同生活、电话开关两态 16 组合，后台无气泡/无通知/无动作与确认、带翻译语音、授权笔记核心聊天门禁、原文多场景及设置持久化通过。全量最终结果见 .qa/english-policy-tests.xml。空回复具体用户现场仍未确定，本轮没有修改该问题。</w:t>
+      </w:r>
+    </w:p>
+    <w:p>
+      <w:r>
+        <w:br w:type="page"/>
+      </w:r>
+    </w:p>
+    <w:p>
+      <w:pPr>
+        <w:pStyle w:val="Heading1"/>
+      </w:pPr>
+      <w:r>
+        <w:t>2026年9月8日 v1212 请求故障诊断与简洁时间</w:t>
+      </w:r>
+    </w:p>
+    <w:p>
+      <w:r>
+        <w:t>受影响用户的真实空回复根因仍未确认，不能把计费摘要、输入输出计数或流式标记当成原始响应。已确认旧解析失败吞为null且只读取标准正文字段，导致空回复不可定位。新增观察保留HTTP、类型、请求ID、结束原因、规模、最后阶段及轮次结果。旧代码故障注入与真实浏览器空回复无记录断言失败，新实现通过；不宣称已修复真实上游。</w:t>
+      </w:r>
+    </w:p>
+    <w:p>
+      <w:r>
+        <w:t>开发中无锚点补丁新增误落文件末尾、私人请求函数形态差异被语法和加载顺序测试捕获，已改为定点修改。身份升级时缓存重载键与脚本严格启动标记漏更新由版本回归捕获并修正。历史文档保持，不将旧安装记录改成新版本。</w:t>
+      </w:r>
+    </w:p>
+    <w:p>
+      <w:r>
+        <w:t>双入口故障注入、已有授权及笔记核心聊天、原文开关/电话/约会/共同生活/后台隔离测试完成，短气泡开启前后同为37像素。最终全量测试、产物哈希与部署以v1212发布结果为准。Windows模拟HTTP不代替真实模型、签名或iPhone验收。</w:t>
       </w:r>
     </w:p>
     <w:sectPr>

--- a/docs/maintenance/AI开发项目_Bug记录模板.docx
+++ b/docs/maintenance/AI开发项目_Bug记录模板.docx
@@ -14341,6 +14341,39 @@
     <w:p>
       <w:r>
         <w:t>双入口故障注入、已有授权及笔记核心聊天、原文开关/电话/约会/共同生活/后台隔离测试完成，短气泡开启前后同为37像素。最终全量测试、产物哈希与部署以v1212发布结果为准。Windows模拟HTTP不代替真实模型、签名或iPhone验收。</w:t>
+      </w:r>
+    </w:p>
+    <w:p>
+      <w:r>
+        <w:br w:type="page"/>
+      </w:r>
+    </w:p>
+    <w:p>
+      <w:pPr>
+        <w:pStyle w:val="Heading1"/>
+      </w:pPr>
+      <w:r>
+        <w:t>2026年9月8日 v1213 公开North迁移、云端快捷指令与素材恢复</w:t>
+      </w:r>
+    </w:p>
+    <w:p>
+      <w:r>
+        <w:t>旧公开报告缺usageDay、时区和完整读取会话元数据，直接套用私人解析器导致有效数据被丢弃。新增公开专用事实适配：保留原采集时间、不假定今天，未知不是0；当前公开步数0也可能代表未取得数据。重复快照仍接受新的命令回执，控制快照不清空旧使用报告。</w:t>
+      </w:r>
+    </w:p>
+    <w:p>
+      <w:r>
+        <w:t>核心聊天回归发现扩展伴生可用性后，未授权网页也会请求后台完成接口；通过公开RPC绑定及逐角色云授权门禁阻止，非模型请求不会额外扣费。实际浏览器再次通过有授权、旧笔记、原文开关、普通发送、手动回复、查手机和持久化；私人测试明确注入原生壳标志，HTTP模型和云接口分别模拟，不再把打开私人文件路径误认为已进入私人运行分支。</w:t>
+      </w:r>
+    </w:p>
+    <w:p>
+      <w:r>
+        <w:t>快捷指令SQL在事务回滚校验中捕获PL/pgSQL记录变量j和UPDATE别名j歧义，改为不同别名后公开与私人数据库事务校验通过；测试不留样例记录。云worker测试包含外部主人拒绝、加密、单次非流式生成、空回复无重试、撤销/去重/配额。未做真实用户付费模型、锁屏快捷指令或iPhone通知验收。</w:t>
+      </w:r>
+    </w:p>
+    <w:p>
+      <w:r>
+        <w:t>素材故障回归包含缓存读写失败、图片接口缺失、素材失败后重新进入、重试后照片写入父存档、file协议保存恢复。Windows Edge夹具不等于故障用户安卓真机。最终测试数量、部署状态和ZIP哈希见v1213发布记录。</w:t>
       </w:r>
     </w:p>
     <w:sectPr>

--- a/docs/maintenance/AI开发项目_Bug记录模板.docx
+++ b/docs/maintenance/AI开发项目_Bug记录模板.docx
@@ -14374,6 +14374,34 @@
     <w:p>
       <w:r>
         <w:t>素材故障回归包含缓存读写失败、图片接口缺失、素材失败后重新进入、重试后照片写入父存档、file协议保存恢复。Windows Edge夹具不等于故障用户安卓真机。最终测试数量、部署状态和ZIP哈希见v1213发布记录。</w:t>
+      </w:r>
+    </w:p>
+    <w:p>
+      <w:r>
+        <w:br w:type="page"/>
+      </w:r>
+    </w:p>
+    <w:p>
+      <w:pPr>
+        <w:pStyle w:val="Heading1"/>
+      </w:pPr>
+      <w:r>
+        <w:t>2026年9月9日 后台通知隐藏心情标签</w:t>
+      </w:r>
+    </w:p>
+    <w:p>
+      <w:r>
+        <w:t>用户截图显示 [心情|微愠]、[心情|真能睡] 独立通知，回到前台才隐藏。确认为 sendAPNs 直接 roleMessageParts(body,10) 拆原始正文，通知预览不解析心情。旧实现运行相同截图夹具得到四条通知，其中一条是心情；新增8项运行测试中6项在旧实现失败，另2项原有路径通过。</w:t>
+      </w:r>
+    </w:p>
+    <w:p>
+      <w:r>
+        <w:t>新增通知专用 roleNotificationBody 在拆句与10条限额之前移除完整标签，保留普通文字与合法动作。不修改共享 roleMessageParts、模型请求、输出过滤、前台收件或数据库正文。覆盖定时主动、后台聊天接力、自动化、快捷指令、监管和共感娃娃等调用 persistAndPush 的路径。首次全仓检查的唯一失败是旧源代码断言要求 sent 的独立提前返回；保留原分支并另加 suppressed-metadata 分支后通过，没有删除旧断言或削弱旧行为。</w:t>
+      </w:r>
+    </w:p>
+    <w:p>
+      <w:r>
+        <w:t>专项70项和全仓1689项通过。真实双入口页面核心聊天门禁通过：旧授权、旧笔记、原文开关、普通发送、手动回复、自动查手机与持久化，零页面错误。新增运行测试验证出站 APNs JSON、正文保留、来电身份、动作预览、10条限额、纯标签幂等和传输错误。模型与 APNs 为隔离夹具，未向真实用户发测试通知，真实锁屏效果仍待用户下一条通知确认。</w:t>
       </w:r>
     </w:p>
     <w:sectPr>

--- a/docs/maintenance/AI开发项目_Bug记录模板.docx
+++ b/docs/maintenance/AI开发项目_Bug记录模板.docx
@@ -14402,6 +14402,34 @@
     <w:p>
       <w:r>
         <w:t>专项70项和全仓1689项通过。真实双入口页面核心聊天门禁通过：旧授权、旧笔记、原文开关、普通发送、手动回复、自动查手机与持久化，零页面错误。新增运行测试验证出站 APNs JSON、正文保留、来电身份、动作预览、10条限额、纯标签幂等和传输错误。模型与 APNs 为隔离夹具，未向真实用户发测试通知，真实锁屏效果仍待用户下一条通知确认。</w:t>
+      </w:r>
+    </w:p>
+    <w:p>
+      <w:r>
+        <w:br w:type="page"/>
+      </w:r>
+    </w:p>
+    <w:p>
+      <w:pPr>
+        <w:pStyle w:val="Heading1"/>
+      </w:pPr>
+      <w:r>
+        <w:t>2026年9月9日 私人电量与睡眠刷新 v1214</w:t>
+      </w:r>
+    </w:p>
+    <w:p>
+      <w:r>
+        <w:t>旧实现的状态轮询focus恒为状态，不触发健康读取；deviceSnapshot使用缓存电量却生成当前时间。因此旧值可能以新时间展示，系统电量事件或其他主动刷新才更新数值。新增5项回归中旧实现4项失败、1项原有路径通过：两个真实JS执行回归复现进入页仍仅请求状态及忙碌时刷新丢失；两个Swift源码约束暴露不重新取电量和缺少被动刷新边界。Windows不能执行UIKit/HealthKit，这两项不能称原生运行验证。</w:t>
+      </w:r>
+    </w:p>
+    <w:p>
+      <w:r>
+        <w:t>修复仅改3个行为文件：CompanionWellnessService、CompanionSyncView和私人app.js。进入页标记待刷新，即使普通poll忙碌或节流也留给下一次；离开页面清除标记。成功请求后回到普通状态轮询。被动健康读取超时保留旧数据及原采集时间，并将本次结果记为不可用；显式读取失败沿用原行为。新增版本身份导致旧固定版本测试失败，已将私人预期更新到v1214/iOS340，公开与未变资源仍保持v1213，没有删除功能断言。</w:t>
+      </w:r>
+    </w:p>
+    <w:p>
+      <w:r>
+        <w:t>全仓1694项通过，网页和真实私人壳标志的已有授权、旧笔记、开关两态、普通发送、手动回复、自动查手机及持久化核心聊天通过，零页面错误；模型、云与原生桥均为隔离夹具。包预检保留全部网页资源及私人智能家居/手表能力。Mac编译签名、真实iPhone电量读数/睡眠差值/卡顿验收尚未进行。</w:t>
       </w:r>
     </w:p>
     <w:sectPr>

--- a/docs/maintenance/AI开发项目_Bug记录模板.docx
+++ b/docs/maintenance/AI开发项目_Bug记录模板.docx
@@ -14430,6 +14430,118 @@
     <w:p>
       <w:r>
         <w:t>全仓1694项通过，网页和真实私人壳标志的已有授权、旧笔记、开关两态、普通发送、手动回复、自动查手机及持久化核心聊天通过，零页面错误；模型、云与原生桥均为隔离夹具。包预检保留全部网页资源及私人智能家居/手表能力。Mac编译签名、真实iPhone电量读数/睡眠差值/卡顿验收尚未进行。</w:t>
+      </w:r>
+    </w:p>
+    <w:p>
+      <w:pPr>
+        <w:pStyle w:val="Heading2"/>
+      </w:pPr>
+      <w:r>
+        <w:t>2026-09-09 公开版不上传屏幕时长、限额命令超时</w:t>
+      </w:r>
+    </w:p>
+    <w:p>
+      <w:pPr>
+        <w:spacing w:after="120"/>
+      </w:pPr>
+      <w:r>
+        <w:t>现象：公开版本机页可显示屏幕使用时间，但情侣空间收不到总时长和逐 App 时长；设置每日限额时可出现 The request timed out。</w:t>
+      </w:r>
+    </w:p>
+    <w:p>
+      <w:pPr>
+        <w:spacing w:after="120"/>
+      </w:pPr>
+      <w:r>
+        <w:t>根因 1：公开版仅在 approvedWithDataAccess 下走主 App 直读，未读取已存在的 DeviceActivityReport 扩展回传；普通商店安装的 approved 状态因此被错当成无数据。</w:t>
+      </w:r>
+    </w:p>
+    <w:p>
+      <w:pPr>
+        <w:spacing w:after="120"/>
+      </w:pPr>
+      <w:r>
+        <w:t>根因 2：公开版 screenTime 载荷缺 usageDay、timeZone、usageRevision，情侣空间严格接收器会拒绝。命令 RPC 只尝试一次，且命令拉取失败会直接阻断快照上传。</w:t>
+      </w:r>
+    </w:p>
+    <w:p>
+      <w:pPr>
+        <w:spacing w:after="120"/>
+      </w:pPr>
+      <w:r>
+        <w:t>修复：增加报告扩展当次请求回读、当日元数据、后台缓存快照上传、瞬时网络错误重试、限额授权验证及 includesPastActivity。</w:t>
+      </w:r>
+    </w:p>
+    <w:p>
+      <w:pPr>
+        <w:spacing w:after="120"/>
+      </w:pPr>
+      <w:r>
+        <w:t>验证：新增 4 项公开版回归先在旧代码全失败，修复后相关 19 项全通过；全量 1698 项中 1697 通过，唯一失败为既有的 real-delivery-consecutive-user-turn 文案解析测试，与本次公开原生修复无关。</w:t>
+      </w:r>
+    </w:p>
+    <w:p>
+      <w:pPr>
+        <w:spacing w:after="120"/>
+      </w:pPr>
+      <w:r>
+        <w:t>未验证：Windows 不能运行 Xcode 签名/归档，尚未在公开版真机上完成屏幕时长上传和远程限额的最终验收。</w:t>
+      </w:r>
+    </w:p>
+    <w:p>
+      <w:pPr>
+        <w:pStyle w:val="Heading2"/>
+      </w:pPr>
+      <w:r>
+        <w:t>2026年9月9日 私人锁定角色名字与批量解锁修复</w:t>
+      </w:r>
+    </w:p>
+    <w:p>
+      <w:r>
+        <w:t>已确认代码缺口：私人前端未传 by，原生本机命令固定 by:nil，但只有 role-app-watch 会保存屏蔽页的角色名字；源码包有屏蔽扩展，不是漏文件。现在传递 role/owner 并仅据明确来源保存或清除名字，锁定失败回滚原归属。</w:t>
+      </w:r>
+    </w:p>
+    <w:p>
+      <w:r>
+        <w:t>批量解锁原来遍历 token 逐条建事件，部分无效模型回复还会使用固定报名台词。现在仅明确批量按钮记录一个独立 UUID 与批量来源，保留目标 ID 但不给角色逐 App 名单；单项操作和旧队列不强行合并。</w:t>
+      </w:r>
+    </w:p>
+    <w:p>
+      <w:r>
+        <w:t>新增旧实现 7 项中 6 项失败、1 项通过；补全后台测试依赖后确认旧版确实返回名单。修复后新增扩展 11 项通过，全仓 1709 项通过，网页和私人核心聊天浏览器门禁均通过且页面错误 0。模型是隔离夹具；Swift 是源码约束，未 Mac/Xcode 或 iPhone 验证。未打包、提交、推送、部署。</w:t>
+      </w:r>
+    </w:p>
+    <w:p>
+      <w:pPr>
+        <w:pStyle w:val="Heading2"/>
+      </w:pPr>
+      <w:r>
+        <w:t>2026年9月9日 v1216 网页与私人汇总发布</w:t>
+      </w:r>
+    </w:p>
+    <w:p>
+      <w:r>
+        <w:t>用户授权将未打包修复及外卖新改动一起打包推送网页和私人，公开 North App 不打包。网页及私人内置 v1216，私人 iOS1.0.341（341），桥36。公开原生两文件及三个专属测试保留现场，不混入本次发布提交或包。</w:t>
+      </w:r>
+    </w:p>
+    <w:p>
+      <w:r>
+        <w:t>外卖店内搜索和连续对话为两边共有；私人保留电量健康刷新、角色锁定名字、批量解锁一次事件及自然回应，以及智能家居、门锁和手表健康。私人 phone-role-push 已部署 ACTIVE34，下载源码与本地一致，verify_jwt仍为false。公开通知后台不动。</w:t>
+      </w:r>
+    </w:p>
+    <w:p>
+      <w:r>
+        <w:t>完整1709项及外卖服务160项通过；双入口既有授权和笔记的正常聊天门禁通过，页面错误0。线上外卖指向本机8788，经确认无进行中连接后仅重启该服务加载当前代码；本机和公网health均返回ok。没有真实下单、支付或调用真实模型。</w:t>
+      </w:r>
+    </w:p>
+    <w:p>
+      <w:r>
+        <w:t>版本机械更新曾误碰非版本340数值，已按差异还原婚书宽度与测试数据；打包检查捕获旧入口版本断言和Mac说明未对齐，现已逐一核对修正。源码ZIP必须从选定干净提交生成并逐文件反向核验；不覆盖旧包。实际提交、Pages和包哈希见发布结果。</w:t>
+      </w:r>
+    </w:p>
+    <w:p>
+      <w:r>
+        <w:t>本次私人仍为Mac待编译源码，不是IPA，尚未Mac编译签名或真实iPhone验收。Word仅追加并保留历史，环境无soffice，视觉渲染未完成。</w:t>
       </w:r>
     </w:p>
     <w:sectPr>

--- a/docs/maintenance/AI开发项目_Bug记录模板.docx
+++ b/docs/maintenance/AI开发项目_Bug记录模板.docx
@@ -14542,6 +14542,44 @@
     <w:p>
       <w:r>
         <w:t>本次私人仍为Mac待编译源码，不是IPA，尚未Mac编译签名或真实iPhone验收。Word仅追加并保留历史，环境无soffice，视觉渲染未完成。</w:t>
+      </w:r>
+    </w:p>
+    <w:p>
+      <w:pPr>
+        <w:pStyle w:val="Heading2"/>
+      </w:pPr>
+      <w:r>
+        <w:t>2026年9月9日 私人通知头像退化为昵称首字 v1218 未发布候选</w:t>
+      </w:r>
+    </w:p>
+    <w:p>
+      <w:r>
+        <w:t>用户确认聊天头像正常，仅系统后台通知为圆圈内昵称首字，授权直接修复。已核对 v1216 源码 ZIP 通知扩展与当前一致，无源码漏包证据；尚未取得真机失败时图片和网络响应，不能断言此次具体触发原因已证实。</w:t>
+      </w:r>
+    </w:p>
+    <w:p>
+      <w:r>
+        <w:t>历史 v904 已等待 IndexedDB，但未覆盖读取为空、解码失败及超时后生成首字 JPEG 的分支。故障注入旧实现 4 项失败；原 profile RPC 的 avatar_data 无条件更新也在隔离 PostgreSQL 复现空值清除旧图。</w:t>
+      </w:r>
+    </w:p>
+    <w:p>
+      <w:r>
+        <w:t>本次仅私人通知上传启用照片保护模式：读图和解码各有 5 秒上限；配置照片却加载失败时不画字图，读取中头像已更换则不上传旧图；正常图片及主动选择的 emoji/文字仍可更新。好友复用序列化函数不启用新模式，旧回退不变。私人云独立触发器只对带 notificationAvatarPreserve 标记且空头像的更新保留同一行旧图，不改原 RPC 鉴权、记忆和调度，也不跨角色借图。</w:t>
+      </w:r>
+    </w:p>
+    <w:p>
+      <w:r>
+        <w:t>验证：专项 11 项通过；真实私有页面使用真实 IndexedDB、Canvas 像素验证照片上传、坏图空结果、恢复和关闭开关，RPC 隔离模拟。隔离 PostgreSQL 执行原 RPC 与触发器，验证旧错误复现、同角色保留、新图替换、错误密钥拒绝、角色隔离、记忆与定时以及重复迁移。全量 1730 项通过，网页和私人实际页面授权聊天门禁通过、页面错误0。没有真实模型调用或真实账号数据读写。</w:t>
+      </w:r>
+    </w:p>
+    <w:p>
+      <w:r>
+        <w:t>私有网页候选 v1218，原生暂为 iOS342/桥37，未提交、打包、推送、部署或真机验收。发布前必须先把 native/private-small-phone/migrations/202609090001_notification_avatar_preserve.sql 应用到私人云并核验，再分发新客户端；公开网页、公开 North 原生与云不动。图片恢复后下一次资料同步可覆盖旧字图；旧通知不改写，没有历史成功照片时不保证立即有图。通知扩展自身未改。</w:t>
+      </w:r>
+    </w:p>
+    <w:p>
+      <w:r>
+        <w:t>已检查项目说明与 Bug 修改规范：本次为既有通知头像能力的定向故障保护，不新增功能；沿用既有第656段不得因缓存失败上传首字图及跨层验收规则，不改写历史。维护文档仅追加，缺少 bundled soffice 时不能宣称视觉排版验收完成。</w:t>
       </w:r>
     </w:p>
     <w:sectPr>

--- a/docs/maintenance/AI开发项目_Bug记录模板.docx
+++ b/docs/maintenance/AI开发项目_Bug记录模板.docx
@@ -14580,6 +14580,39 @@
     <w:p>
       <w:r>
         <w:t>已检查项目说明与 Bug 修改规范：本次为既有通知头像能力的定向故障保护，不新增功能；沿用既有第656段不得因缓存失败上传首字图及跨层验收规则，不改写历史。维护文档仅追加，缺少 bundled soffice 时不能宣称视觉排版验收完成。</w:t>
+      </w:r>
+    </w:p>
+    <w:p>
+      <w:pPr>
+        <w:pStyle w:val="Heading2"/>
+      </w:pPr>
+      <w:r>
+        <w:t>2026年9月9日 v1221 私人空调 linkedServices 可空数组编译错误</w:t>
+      </w:r>
+    </w:p>
+    <w:p>
+      <w:r>
+        <w:t>用户在 v1220 Xcode 构建时提供实际红色报错：For-in loop requires [HMService]? to conform to Sequence。HomeKitClimateBridge 第478行直接循环 target.service.linkedServices；Apple HMService 官方定义 linkedServices 为可空数组 [HMService]?。这是新增空调代码缺少解包，不是用户操作、签名或后台部署问题。</w:t>
+      </w:r>
+    </w:p>
+    <w:p>
+      <w:r>
+        <w:t>仅把循环改为 for linked in target.service.linkedServices ?? []。无关联服务时跳过，仍优先直接服务、再检查关联服务、无匹配返回 nil；不强制解包，不改控制白名单、回读和风速权限。检索私人原生仅此处同类循环。截图另外两条黄色并发隔离警告未在此次改动中扩大处理。</w:t>
+      </w:r>
+    </w:p>
+    <w:p>
+      <w:r>
+        <w:t>回归先对旧代码执行，静态防回归1失败1通过；修改后2通过，空调专项12通过，全仓1736通过。网页/私人实际页面既有授权、笔记、原文两态、聊天送达与保存恢复通过，页面错误0。没有 Swift/Xcode 编译器；本次测试只能防已知源码错误，不代表苹果 SDK 编译完成。v1220 出包前缺少 Mac 编译验收导致漏检，后续不得用 Node 测试总数冒充可安装验证。</w:t>
+      </w:r>
+    </w:p>
+    <w:p>
+      <w:r>
+        <w:t>用户授权修复并发新私人包。版本 v1221/iOS1.0.345（345）/原生桥37/诊断334，保留旧包及上一包全部私人家居、存档卡顿和通知修复；公开网页 v1216 和公开 North 未改。私人头像保护后台迁移仍未授权部署，包中保留前置说明；非签名IPA，Mac与真机待验。项目说明无新增功能、Bug规范沿用已有原生编译与发布门禁，未重写历史。</w:t>
+      </w:r>
+    </w:p>
+    <w:p>
+      <w:r>
+        <w:t>文档按维护技能仅追加并核验既有段落完全保留；当前 bundled soffice 不可用，渲染失败不视为视觉排版验收通过。实际包文件数、提交与哈希写在父目录私人打包结果_v1221_2026-09-09.md。</w:t>
       </w:r>
     </w:p>
     <w:sectPr>

--- a/docs/maintenance/AI开发项目_Bug记录模板.docx
+++ b/docs/maintenance/AI开发项目_Bug记录模板.docx
@@ -14613,6 +14613,62 @@
     <w:p>
       <w:r>
         <w:t>文档按维护技能仅追加并核验既有段落完全保留；当前 bundled soffice 不可用，渲染失败不视为视觉排版验收通过。实际包文件数、提交与哈希写在父目录私人打包结果_v1221_2026-09-09.md。</w:t>
+      </w:r>
+    </w:p>
+    <w:p>
+      <w:pPr>
+        <w:pStyle w:val="Heading2"/>
+      </w:pPr>
+      <w:r>
+        <w:t>2026年9月9日 v1222 重新生成后无法回复</w:t>
+      </w:r>
+    </w:p>
+    <w:p>
+      <w:r>
+        <w:t>用户故障日志v1216显示此前9次请求均返回正文，最后7轮仅preparing，成对约180毫秒。用户随后确认曾点重新生成。实际网页复现正常回复后重生删除旧回复，源消息_replyHandoffCompleted仍在，aiReply请求前退出；反复手动重试零模型调用且误报模型空回复。不是依据扣费或模型名称推测的中转故障。</w:t>
+      </w:r>
+    </w:p>
+    <w:p>
+      <w:r>
+        <w:t>两份app.js仅给显式手动回复增加重开已完成且已无回答源消息的选项，原完成记录保留，单源重生标记阻止迟到旧outbox；新回复取得单一所有权并校验完成对象未变化后写入。成功更新完成记录，失败可以重试；旧故障存档可直接让ta回。重生复用忙碌/排队与过期令牌，未改用户消息ID、原文策略或后台数据库。</w:t>
+      </w:r>
+    </w:p>
+    <w:p>
+      <w:r>
+        <w:t>新增所有权回归旧代码8失败2通过，修复后10通过；与旧接力测试合计28通过。网页和私人真实页面在原文开关两态各连续重生3次、失败重试、重复点击、旧故障存档退出预览重新加载均通过，模型与RPC隔离，无真实扣费。双入口核心聊天既有授权/笔记/普通发送/自动查看/持久化通过。</w:t>
+      </w:r>
+    </w:p>
+    <w:p>
+      <w:r>
+        <w:t>测试过程中修正了两个夹具问题：预览参数会重建演示状态，恢复存档必须退出预览；模型计数不能把私人取消后台任务的RPC算作第二次模型调用。私人诊断由外层包装收尾，不能机械引用网页内部_replyAudit变量。</w:t>
+      </w:r>
+    </w:p>
+    <w:p>
+      <w:r>
+        <w:t>当前候选网页/私人内置v1222，原生仍345，未提交/推送/打包/后台部署，未Mac或iPhone验收。整仓同时出现其他任务的空调Swift和测试现场，保护不覆盖，完整门禁以最终运行记录为准。文档仅追加原历史，缺少bundled LibreOffice时不能声称视觉排版已验收。</w:t>
+      </w:r>
+    </w:p>
+    <w:p>
+      <w:pPr>
+        <w:pStyle w:val="Heading2"/>
+      </w:pPr>
+      <w:r>
+        <w:t>2026年9月9日 v1223 发布回归与私人空调真实能力</w:t>
+      </w:r>
+    </w:p>
+    <w:p>
+      <w:r>
+        <w:t>纳入7fd9fe1d的空调关联温控特征、制冷制热阈值、设备模式与离散风速、精确回读及角色最近状态提示。此前回归旧实现5项失败，修复专项18项通过；本轮所有1752项通过。实际私人页面灯、门锁、空调入口均能进入；网页不加载私人空调或门锁脚本。仍未Mac编译或真实ACN1-AIR验收。</w:t>
+      </w:r>
+    </w:p>
+    <w:p>
+      <w:r>
+        <w:t>私人头像保护前置SQL已应用并核验：仅私人qvuahlqimcfgeoetosnl的独立trigger；正式profile RPC定义MD5前后31d05a5e6ee94c154e0dd08e8240afa7。临时表验证标记保护、无标记和有效替换，事务回滚，不改真实用户测试数据。公开后台和Edge函数不变。</w:t>
+      </w:r>
+    </w:p>
+    <w:p>
+      <w:r>
+        <w:t>共享重新生成全生命周期、旧存档、实际双入口授权核心聊天、真实IndexedDB头像恢复和包预检通过；本轮最初升版文案及Mac指南断言未同步，修正身份后重跑1752全部通过。v1223/iOS346的实际提交、线上与哈希以发布结果文件为准；源码非IPA，真实模型和iPhone未验。</w:t>
       </w:r>
     </w:p>
     <w:sectPr>

--- a/docs/maintenance/AI开发项目_Bug记录模板.docx
+++ b/docs/maintenance/AI开发项目_Bug记录模板.docx
@@ -14669,6 +14669,29 @@
     <w:p>
       <w:r>
         <w:t>共享重新生成全生命周期、旧存档、实际双入口授权核心聊天、真实IndexedDB头像恢复和包预检通过；本轮最初升版文案及Mac指南断言未同步，修正身份后重跑1752全部通过。v1223/iOS346的实际提交、线上与哈希以发布结果文件为准；源码非IPA，真实模型和iPhone未验。</w:t>
+      </w:r>
+    </w:p>
+    <w:p>
+      <w:pPr>
+        <w:pStyle w:val="Heading2"/>
+      </w:pPr>
+      <w:r>
+        <w:t>2026年9月9日 线下心情泄漏与误全部解锁修复</w:t>
+      </w:r>
+    </w:p>
+    <w:p>
+      <w:r>
+        <w:t>线下原文映射与旧记录渲染未统一去除心情元数据，导致标签露出。新增窄范围剥离覆盖线下与共同生活、两种输出模式、旧角色记录和格式判断；不删除用户原话，在线心情功能保留。截图全部解锁问句被标点拆分丢失问号，且用户全部要求会扩大角色局部选择。保留问题、拒绝、条件、引述边界并移除范围扩大，实际执行与模型提取回退都增加守卫，保留明确合法全量与局部指令。</w:t>
+      </w:r>
+    </w:p>
+    <w:p>
+      <w:r>
+        <w:t>旧实现8项回归失败；最终1769项全量通过。实际网页和私人入口授权聊天、普通回复、连续重新生成、失败与并发恢复、线下/共同生活两种输出模式、事件簿单次写入和保存重开、旧线下恢复通过，页面错误0。模型与设备为隔离夹具，未真实模型、Mac或iPhone验收。</w:t>
+      </w:r>
+    </w:p>
+    <w:p>
+      <w:r>
+        <w:t>本地一次括号缺失被全量检测后修正，另一次函数抽取测试缺失新增依赖已修正并补回归。浏览器最初9次调用实际由已有每日任务与心情定时器污染，关闭夹具的已有任务设置并预置当日心情后每轮1次，未改生产定时器。重开测试移除northPreview并等待私人异步保存；未将夹具问题当成生产Bug修。</w:t>
       </w:r>
     </w:p>
     <w:sectPr>

--- a/docs/maintenance/AI开发项目_Bug记录模板.docx
+++ b/docs/maintenance/AI开发项目_Bug记录模板.docx
@@ -14692,6 +14692,67 @@
     <w:p>
       <w:r>
         <w:t>本地一次括号缺失被全量检测后修正，另一次函数抽取测试缺失新增依赖已修正并补回归。浏览器最初9次调用实际由已有每日任务与心情定时器污染，关闭夹具的已有任务设置并预置当日心情后每轮1次，未改生产定时器。重开测试移除northPreview并等待私人异步保存；未将夹具问题当成生产Bug修。</w:t>
+      </w:r>
+    </w:p>
+    <w:p>
+      <w:r>
+        <w:br w:type="page"/>
+      </w:r>
+    </w:p>
+    <w:p>
+      <w:pPr>
+        <w:pStyle w:val="Heading1"/>
+      </w:pPr>
+      <w:r>
+        <w:t>v1228 语音格式回归核验 2026年9月9日</w:t>
+      </w:r>
+    </w:p>
+    <w:p>
+      <w:r>
+        <w:t>症状：先生你发句语音未被识别；原样输出模式下主动外语语音缺少翻译时被降级为纯英文文字。真实两端浏览器基线已复现。缺少中文译文的语音示例和把隐藏语气当作中文的判断会进一步掩盖该问题。</w:t>
+      </w:r>
+    </w:p>
+    <w:p>
+      <w:r>
+        <w:t>历史对比：9月5日最后提交90accb87的标签解析、语言配置和ttsArr与本轮起点相同，旧版也漏识别该无逗号请求并存在缺译文降级。v1226仅改频率覆盖及兜底未覆盖原样输出完整流程；本轮使用真实aiReply消息落库回归，不重复仅凭辅助函数或正则断言宣布修复。</w:t>
+      </w:r>
+    </w:p>
+    <w:p>
+      <w:r>
+        <w:t>修复：常见称呼无需逗号；两态语音候选最终统一校验与一次纠正；隐藏语气不算译文；失败诊断不得降成英文正文。根网页和私人审计上下文不同，必须分别接入；开发中双入口回归已捕获并修正私人变量引用差异，失败候选未发布。</w:t>
+      </w:r>
+    </w:p>
+    <w:p>
+      <w:r>
+        <w:t>验证：新增9项真实函数测试，全仓1778项通过；实际聊天回归44场景通过，授权查手机后的普通聊天、角色账号隔离、存档重载通过。音频预热为测试替身，不冒充真实声音已播放。</w:t>
+      </w:r>
+    </w:p>
+    <w:p>
+      <w:r>
+        <w:t>详见 docs/maintenance/v1228_语音格式回归核验_未发布.md。本轮仅本地候选，未提交、打包或推送；真实模型与语音服务、Mac编译签名及真实iPhone播放尚未验证。</w:t>
+      </w:r>
+    </w:p>
+    <w:p>
+      <w:r>
+        <w:br w:type="page"/>
+      </w:r>
+    </w:p>
+    <w:p>
+      <w:pPr>
+        <w:pStyle w:val="Heading1"/>
+      </w:pPr>
+      <w:r>
+        <w:t>v1229 语音与日常事件簿汇总 2026年9月9日</w:t>
+      </w:r>
+    </w:p>
+    <w:p>
+      <w:r>
+        <w:t>旧v1227实际ZIP包含事件簿脚本、HTML加载及入口，未证实文件漏包；SPYICON缺events映射导致文字图标，已最小修复两端。新增真实页面断言先在旧实现失败，新实现相同SVG、空手机入口、实际点击、开关和上限保存通过。此前语音44场景及核心聊天双端回归通过，全仓1778项通过。测试夹具曾漏情侣绑定及误用预览重载，已仅修夹具，不改变产品权限和存档。</w:t>
+      </w:r>
+    </w:p>
+    <w:p>
+      <w:r>
+        <w:t>详见v1229_语音与事件簿发布核验.md。实际打包推送结果另记，未完成前不能称已上线。模型、音频及原生传输为隔离测试，Mac签名编译、真实iPhone和真实声音未验证；维护文档已保留历史正文，缺少捆绑LibreOffice，版式渲染未验收。</w:t>
       </w:r>
     </w:p>
     <w:sectPr>

--- a/docs/maintenance/AI开发项目_Bug记录模板.docx
+++ b/docs/maintenance/AI开发项目_Bug记录模板.docx
@@ -14753,6 +14753,29 @@
     <w:p>
       <w:r>
         <w:t>详见v1229_语音与事件簿发布核验.md。实际打包推送结果另记，未完成前不能称已上线。模型、音频及原生传输为隔离测试，Mac签名编译、真实iPhone和真实声音未验证；维护文档已保留历史正文，缺少捆绑LibreOffice，版式渲染未验收。</w:t>
+      </w:r>
+    </w:p>
+    <w:p>
+      <w:r>
+        <w:br w:type="page"/>
+      </w:r>
+    </w:p>
+    <w:p>
+      <w:pPr>
+        <w:pStyle w:val="Heading1"/>
+      </w:pPr>
+      <w:r>
+        <w:t>私人 iOS352 屏幕同步修复候选 2026年9月10日</w:t>
+      </w:r>
+    </w:p>
+    <w:p>
+      <w:r>
+        <w:t>用户报告有总时长显示但报告未回传、逐App不可用。对比9月8日9点前afe3b4cb，报告扩展实现与签名共享组没有改变，未发现公开版混入。确认旧可见视图先刷新、后经健康等待才创建请求，且不接收请求刷新通知；另有多个入口可覆盖共享请求。已修正两点，但这是源码确认的潜在失配原因，不是已证实的唯一真机根因。4项源码契约回归在旧实现3失败、新实现全通过；全仓1782项与网页及私人实际浏览器核心聊天通过。首次全量另遇零点附近拒接测试使用Date.now减一分钟跨日失败，未修改聊天代码，跨过零点后重跑通过。Swift编译、签名与真机同步尚未验证。</w:t>
+      </w:r>
+    </w:p>
+    <w:p>
+      <w:r>
+        <w:t>完整证据见私人_iOS352_屏幕同步修复核验.md。Apple DTS：https://developer.apple.com/forums/thread/817516 。打包与推送状态以实际发布结果为准；源码包不是可直接安装IPA。维护历史正文逐节点保留，捆绑LibreOffice缺失，文档版式未完成渲染验收。</w:t>
       </w:r>
     </w:p>
     <w:sectPr>

--- a/docs/maintenance/AI开发项目_Bug记录模板.docx
+++ b/docs/maintenance/AI开发项目_Bug记录模板.docx
@@ -14776,6 +14776,54 @@
     <w:p>
       <w:r>
         <w:t>完整证据见私人_iOS352_屏幕同步修复核验.md。Apple DTS：https://developer.apple.com/forums/thread/817516 。打包与推送状态以实际发布结果为准；源码包不是可直接安装IPA。维护历史正文逐节点保留，捆绑LibreOffice缺失，文档版式未完成渲染验收。</w:t>
+      </w:r>
+    </w:p>
+    <w:p>
+      <w:pPr>
+        <w:spacing w:after="120"/>
+      </w:pPr>
+      <w:r>
+        <w:t xml:space="preserve">2026年9月11日 v1232 共同生活回复等待修复 私人 iOS355 原生桥37</w:t>
+      </w:r>
+    </w:p>
+    <w:p>
+      <w:pPr>
+        <w:spacing w:after="120"/>
+      </w:pPr>
+      <w:r>
+        <w:t xml:space="preserve">现象：用户提供共同生活失败截图，错误正文为“共同生活回复等待已结束”，并确认一直停留在页面等待很久；模型连接测试显示成功，私人拦截无记录。</w:t>
+      </w:r>
+    </w:p>
+    <w:p>
+      <w:pPr>
+        <w:spacing w:after="120"/>
+      </w:pPr>
+      <w:r>
+        <w:t xml:space="preserve">确认的客户端缺陷：190秒到期与后台恢复共用 OFFLINE_RESUME_CANCELLED，前台超时因此跳过已配置副模型；外层又把本地取消包装为接口地址或密钥异常。同时外层190秒包住首段和自动续写，两次独立请求共用一次时间预算。不能据此确定真实上游慢的原因，也未取得故障手机完整请求日志。</w:t>
+      </w:r>
+    </w:p>
+    <w:p>
+      <w:pPr>
+        <w:spacing w:after="120"/>
+      </w:pPr>
+      <w:r>
+        <w:t xml:space="preserve">修复：网页与私人分别增量修改；offlineForeground 只包住单次传输及响应正文读取，续写取得独立的有界等待。前台超时使用 OFFLINE_REPLY_TIMEOUT，保留后台取消不重试，恢复已有一次副模型接手机制，迟到结果不进入回复解析落地。诊断页记录单次超时、等待上限和用时；不修改模型配置、记忆、上下文或输出上限。</w:t>
+      </w:r>
+    </w:p>
+    <w:p>
+      <w:pPr>
+        <w:spacing w:after="120"/>
+      </w:pPr>
+      <w:r>
+        <w:t xml:space="preserve">验证：新增14项旧实现回归中10失败、4通过；补充后台到期与双模型都超时后，共18项新测试通过。全量Node 1805/1805通过。实际网页和私人内置页的主超时转副、首段续写、双超时三场景均通过，忙碌解除、无重复回复、页面错误0；已授权聊天、非空笔记、账号角色隔离、原文开关、手动回复、自动查看和存档重载通过。模型接口与190秒时钟在验证中隔离/加速，未调用用户真实模型。</w:t>
+      </w:r>
+    </w:p>
+    <w:p>
+      <w:pPr>
+        <w:spacing w:after="120"/>
+      </w:pPr>
+      <w:r>
+        <w:t xml:space="preserve">工作区审计：原42项为10项私人代码版本说明、30项测试和2项新增打包脚本/测试，主要属于v1231/iOS354前台轻量同步候选。全部保留，先备份再叠加本次修复；没有清理、暂存、提交、打包或推送。Mac/Xcode签名编译及真实iPhone仍未验证。</w:t>
       </w:r>
     </w:p>
     <w:sectPr>

--- a/docs/maintenance/AI开发项目_Bug记录模板.docx
+++ b/docs/maintenance/AI开发项目_Bug记录模板.docx
@@ -14824,6 +14824,26 @@
       </w:pPr>
       <w:r>
         <w:t xml:space="preserve">工作区审计：原42项为10项私人代码版本说明、30项测试和2项新增打包脚本/测试，主要属于v1231/iOS354前台轻量同步候选。全部保留，先备份再叠加本次修复；没有清理、暂存、提交、打包或推送。Mac/Xcode签名编译及真实iPhone仍未验证。</w:t>
+      </w:r>
+    </w:p>
+    <w:p>
+      <w:r>
+        <w:t>2026-09-11 v1233 完整备份导出与导入</w:t>
+      </w:r>
+    </w:p>
+    <w:p>
+      <w:r>
+        <w:t>事实：完整备份旧流程异步生成后点击隐藏下载链接，3秒撤销URL；异常未捕获。导入先缓存全部大图，最后才清理。旧代码回归中36张不同图片同时占用缓存，导出保存入口和错误处理两项失败。华为安卓Edge故障现场与所有卡顿的唯一根因尚未真机确认。</w:t>
+      </w:r>
+    </w:p>
+    <w:p>
+      <w:r>
+        <w:t>修复：生成后显示显式下载链接及能力检测后的系统分享；取消保留可用文件，关闭后延迟释放URL；生成异常提示且释放忙锁。导入按已确认落库的图片替换引用、释放本次新增缓存，每两张让出事件循环，保留已有可见缓存。</w:t>
+      </w:r>
+    </w:p>
+    <w:p>
+      <w:r>
+        <w:t>验证范围：新增旧失败新通过测试；整套测试和双入口浏览器结果详见同目录v1233发布核验。浏览器曾限制同页连续下载，改为验证首次实际下载及剩余链接完整可读，不把模拟UA或可读链接称为华为真机重复下载通过。</w:t>
       </w:r>
     </w:p>
     <w:sectPr>

--- a/docs/maintenance/AI开发项目_Bug记录模板.docx
+++ b/docs/maintenance/AI开发项目_Bug记录模板.docx
@@ -14844,6 +14844,31 @@
     <w:p>
       <w:r>
         <w:t>验证范围：新增旧失败新通过测试；整套测试和双入口浏览器结果详见同目录v1233发布核验。浏览器曾限制同页连续下载，改为验证首次实际下载及剩余链接完整可读，不把模拟UA或可读链接称为华为真机重复下载通过。</w:t>
+      </w:r>
+    </w:p>
+    <w:p>
+      <w:r>
+        <w:t xml:space="preserve">2026-09-11 v1234 华为 Edge 完整备份二次修复</w:t>
+      </w:r>
+    </w:p>
+    <w:p>
+      <w:r>
+        <w:t xml:space="preserve">复现事实：v1233 的 Windows 验收使用 northPreview，预览模式不会注册 Service Worker。补测受 Service Worker 控制的网页入口后，blob 下载没有产生下载事件；同一浏览器的不受控入口可以下载。v1233 的系统分享候选又使用 application/json 和 .json，而 Chromium 公布的常见文件分享类型不包含 JSON，因此华为 Edge 很可能没有显示系统分享按钮。真实华为设备仍未接入，不能把这两项软件缺陷称为唯一设备根因。</w:t>
+      </w:r>
+    </w:p>
+    <w:p>
+      <w:r>
+        <w:t xml:space="preserve">修复：点击导出后立即显示持续生成界面。生成完成后优先提供 text/plain 的 .txt 文件系统分享，并提供 application/octet-stream 的 .txt 下载入口；TXT 正文仍是完整 JSON，导入选择器同时接受 .json 和 .txt。原 JSON 下载保留为备用。生成失败改为留在可重试错误页，重复点击不会并发生成第二份备份。</w:t>
+      </w:r>
+    </w:p>
+    <w:p>
+      <w:r>
+        <w:t xml:space="preserve">失败尝试：曾把备份放进 Cache Storage，通过 Service Worker 返回带 attachment 响应头的同源地址。响应正文和响应头均正确，但受控 Windows Edge 仍未产生下载事件，而且持久缓存会额外保存含密钥的整包数据，因此撤销该方案，未进入提交。</w:t>
+      </w:r>
+    </w:p>
+    <w:p>
+      <w:r>
+        <w:t xml:space="preserve">验证：旧 v1233 在新增即时反馈和 TXT 分享回归中失败。v1234 的 16.02 MB 双入口浏览器夹具验证了 text/plain 文件分享正文、TXT 下载内容、导入、保存和重载；网页入口处于 Service Worker 控制下。系统分享本身由隔离夹具代替操作系统面板，真实华为 Edge 尚待用户验证。</w:t>
       </w:r>
     </w:p>
     <w:sectPr>

--- a/docs/maintenance/AI开发项目_Bug记录模板.docx
+++ b/docs/maintenance/AI开发项目_Bug记录模板.docx
@@ -14869,6 +14869,39 @@
     <w:p>
       <w:r>
         <w:t xml:space="preserve">验证：旧 v1233 在新增即时反馈和 TXT 分享回归中失败。v1234 的 16.02 MB 双入口浏览器夹具验证了 text/plain 文件分享正文、TXT 下载内容、导入、保存和重载；网页入口处于 Service Worker 控制下。系统分享本身由隔离夹具代替操作系统面板，真实华为 Edge 尚待用户验证。</w:t>
+      </w:r>
+    </w:p>
+    <w:p>
+      <w:pPr>
+        <w:pStyle w:val="Heading1"/>
+      </w:pPr>
+      <w:r>
+        <w:t xml:space="preserve">2026-09-11 v1236 华为 Edge 完整备份导出回归</w:t>
+      </w:r>
+    </w:p>
+    <w:p>
+      <w:r>
+        <w:t xml:space="preserve">现象：同一台华为安卓手机、同一个 Edge 浏览器在当天上午 11 点能够导出完整备份；v1233 和 v1234 上线后，点击完整数据备份没有产生可用文件。</w:t>
+      </w:r>
+    </w:p>
+    <w:p>
+      <w:r>
+        <w:t xml:space="preserve">原因：v1233 把一次点击自动下载改为生成完成后再点弹窗链接，v1234 又改为 TXT、系统分享和双下载入口。这两次改造通过桌面模拟，但没有通过目标真机；上午成功时线上仍是 v1232，回归边界因此确定在 v1233 之后。</w:t>
+      </w:r>
+    </w:p>
+    <w:p>
+      <w:r>
+        <w:t xml:space="preserve">处理：v1236 恢复 v1232 已被目标真机证明成功的一次点击 JSON 自动保存路径；保留防重复生成、失败提示、v1233 的导入图片分批写入和 v1234 TXT 导入兼容。</w:t>
+      </w:r>
+    </w:p>
+    <w:p>
+      <w:r>
+        <w:t xml:space="preserve">验证：修复前回归测试明确失败；修复后单元回归通过。Windows Edge 使用华为 Android Edge 用户代理时，网页与私人内置入口均一次点击下载约 16 MB JSON，导入、分批写入、重载后图片和设置保持，页面错误为 0。目标华为真机落盘仍待用户复验。</w:t>
+      </w:r>
+    </w:p>
+    <w:p>
+      <w:r>
+        <w:t xml:space="preserve">v1236 发布前验证：全量 Node 测试 1811/1811 通过；授权聊天发布闸门在网页和私人入口全部通过；华为 Android Edge 用户代理的一次点击 JSON 下载、约 16 MB 导入、分批写入和重载在两个入口通过，页面错误为 0。DOCX 结构校验和非正文成员校验通过；当前依赖环境缺少 LibreOffice，无法生成 PNG 视觉复核。</w:t>
       </w:r>
     </w:p>
     <w:sectPr>

--- a/docs/maintenance/AI开发项目_Bug记录模板.docx
+++ b/docs/maintenance/AI开发项目_Bug记录模板.docx
@@ -14902,6 +14902,31 @@
     <w:p>
       <w:r>
         <w:t xml:space="preserve">v1236 发布前验证：全量 Node 测试 1811/1811 通过；授权聊天发布闸门在网页和私人入口全部通过；华为 Android Edge 用户代理的一次点击 JSON 下载、约 16 MB 导入、分批写入和重载在两个入口通过，页面错误为 0。DOCX 结构校验和非正文成员校验通过；当前依赖环境缺少 LibreOffice，无法生成 PNG 视觉复核。</w:t>
+      </w:r>
+    </w:p>
+    <w:p>
+      <w:r>
+        <w:t>2026-09-12 v1237 大备份 Invalid string length、导入白屏及卡顿</w:t>
+      </w:r>
+    </w:p>
+    <w:p>
+      <w:r>
+        <w:t>新证据：华为 Android Edge 导出提示完整备份生成失败 Invalid string length。v1236 的 fullBackupState 先整体展开媒体，再 JSON.stringify 完整对象；readJsonFile 先 FileReader 读取整份文件，再 JSON.parse，导入写入期间仍保留整份原始文本。已在旧版实际函数中用约 520 MiB 样本复现同一导出报错。导入内存压力是代码支持的解释，未取得目标手机进程崩溃日志，不能断言全部白屏均出于此因。</w:t>
+      </w:r>
+    </w:p>
+    <w:p>
+      <w:r>
+        <w:t>纠正前次判断：v1233 二次下载、v1234 TXT/系统分享和 v1236 恢复自动下载均未通过该华为用户验收。上午11点成功不是排除数据规模变化的对照实验；此前把故障边界直接归因到按钮改动证据不足。原历史保留，但归因以本条补充为准。</w:t>
+      </w:r>
+    </w:p>
+    <w:p>
+      <w:r>
+        <w:t>实质不同方案：文件出口按块编码成 Blob；文件入口增量解析并逐张落盘、重复图片复用，不再先展开整个媒体池。导入中暂存图片受 GC 引用保护；解析或图片写入失败不调用状态替换，失败残留媒体清理只限尚未交给应用的暂存键。保持现有恢复快照及核心保存确认流程。</w:t>
+      </w:r>
+    </w:p>
+    <w:p>
+      <w:r>
+        <w:t>验证：缩小字符串预算的行为回归在旧实现失败、新实现通过；旧版真实 520 MiB 输入报 Invalid string length。Windows Edge 实际下载、全新浏览器存储中通过文件选择器导入、重开后设置与图片校验通过：网页约520 MiB，私人内置源码约96 MiB；重复图片只保存一份。全量 Node 1818/1818，网页和私人内置授权聊天闸门通过。目标华为手机、真实私人原生与真实模型未验证。DOCX仅追加并校验原成员与正文保留；缺少 LibreOffice，无法提供页面渲染证据。</w:t>
       </w:r>
     </w:p>
     <w:sectPr>

--- a/docs/maintenance/AI开发项目_Bug记录模板.docx
+++ b/docs/maintenance/AI开发项目_Bug记录模板.docx
@@ -14927,6 +14927,31 @@
     <w:p>
       <w:r>
         <w:t>验证：缩小字符串预算的行为回归在旧实现失败、新实现通过；旧版真实 520 MiB 输入报 Invalid string length。Windows Edge 实际下载、全新浏览器存储中通过文件选择器导入、重开后设置与图片校验通过：网页约520 MiB，私人内置源码约96 MiB；重复图片只保存一份。全量 Node 1818/1818，网页和私人内置授权聊天闸门通过。目标华为手机、真实私人原生与真实模型未验证。DOCX仅追加并校验原成员与正文保留；缺少 LibreOffice，无法提供页面渲染证据。</w:t>
+      </w:r>
+    </w:p>
+    <w:p>
+      <w:r>
+        <w:t>2026-09-12 v1238 修正v1237短字段导出退化及导入时序</w:t>
+      </w:r>
+    </w:p>
+    <w:p>
+      <w:r>
+        <w:t>v1237已被用户真机反馈否定，不能继续写成目标设备已修复。旧520 MiB样本是少量大图片字段，未覆盖真实存档的大量短字段。v1237对约1000条聊天安排366次定时器等待；实际1万条聊天4327814字节，旧单体序列化18ms，v1237导出55905ms。按12ms累计执行预算等待后，同样样本871ms、17次等待。不能把大字符串问题的证明扩展为所有手机卡顿的唯一根因。</w:t>
+      </w:r>
+    </w:p>
+    <w:p>
+      <w:r>
+        <w:t>文件导入没有等待_bootImagesPromise，旧归档回填可与新备份应用交叉；延迟旧恢复的回归在原实现应用次数1、预期0而失败，增加应用前等待后通过。原存档读取明确失败时不应用文件。共享美化导入也使用该保护。</w:t>
+      </w:r>
+    </w:p>
+    <w:p>
+      <w:r>
+        <w:t>WebKit初次重载检查发现空聊天，但数据库中10000条仍存在；原因是测试只等待页面ready而没有等待归档回填完成。更正为等待_bootImagesPromise再核对，不把这次测试误判当作磁盘丢失证据。截图大片空白未在本机复现，存储卡几何在两引擎正常，没有盲目改动全局玻璃样式。</w:t>
+      </w:r>
+    </w:p>
+    <w:p>
+      <w:r>
+        <w:t>最终验证：全量Node1820/1820；双入口授权聊天闸门通过。真实文件下载/导入/重载：1万条聊天、48张不同图片约7.3MB，Edge导出604ms，WebKit2563ms；导入与重载约1.3s和7.0s，确认成功提示后再等待实际归档恢复，10000条和48张图片保留。原520 MiB网页与96 MiB私人内置源码大备份回归继续通过。桌面WebKit不等于真实iPhone，用户设备白屏及所有卡顿原因仍未完全证实。</w:t>
       </w:r>
     </w:p>
     <w:sectPr>

--- a/docs/maintenance/AI开发项目_Bug记录模板.docx
+++ b/docs/maintenance/AI开发项目_Bug记录模板.docx
@@ -14952,6 +14952,41 @@
     <w:p>
       <w:r>
         <w:t>最终验证：全量Node1820/1820；双入口授权聊天闸门通过。真实文件下载/导入/重载：1万条聊天、48张不同图片约7.3MB，Edge导出604ms，WebKit2563ms；导入与重载约1.3s和7.0s，确认成功提示后再等待实际归档恢复，10000条和48张图片保留。原520 MiB网页与96 MiB私人内置源码大备份回归继续通过。桌面WebKit不等于真实iPhone，用户设备白屏及所有卡顿原因仍未完全证实。</w:t>
+      </w:r>
+    </w:p>
+    <w:p>
+      <w:r>
+        <w:t>2026-09-12 v1239 浏览器运行诊断 仅诊断</w:t>
+      </w:r>
+    </w:p>
+    <w:p>
+      <w:r>
+        <w:t>用户反馈多人网页卡顿、桌面图标显示异常，以及共同生活入口提示 Maximum call stack size exceeded。该提示证明入口调用栈溢出，但截图不能给出具体递归函数；不能将所有卡顿、图片缺失或页面消失归结为同一个错误，也不能把用户自己的v1238成功推广为其他存档成功。</w:t>
+      </w:r>
+    </w:p>
+    <w:p>
+      <w:r>
+        <w:t>本次采用先取证的不同方案，未改变共同生活业务、桌面布局、模型请求或存档格式。新增设置→授权与数据→浏览器运行诊断，可复制本机错误分类和经过白名单提取的脚本行号与调用帧、版本、图片状态、桌面几何、前台定时器延迟与备份阶段。入口捕获的异常需显式记录，不能仅依赖全局error。</w:t>
+      </w:r>
+    </w:p>
+    <w:p>
+      <w:r>
+        <w:t>记录最多64项，持久文本上限48000字符；不读取聊天正文、角色名字、密钥、完整网址或图片内容，不全量扫描S。大量图片阶段切换仅在内存更新，最多安排一次延迟写入；诊断存储失败不影响业务。重开读取上次记录，但多标签页可能覆盖，系统直接关闭和内存回收不一定留下证据，缺少正常结束记录不能当作已证实崩溃。</w:t>
+      </w:r>
+    </w:p>
+    <w:p>
+      <w:r>
+        <w:t>验证：v1238实际页面缺少诊断入口，新浏览器回归在旧版失败。Edge和桌面WebKit的网页及私人内置入口通过：实际共同生活入口注入递归异常后留下分类、重载保留记录、剪贴板拒绝时可长按复制、敏感错误文本不进入报告。另测64项与48000字符上限、前后台延迟区分和高频图片阶段零同步写入。</w:t>
+      </w:r>
+    </w:p>
+    <w:p>
+      <w:r>
+        <w:t>回归：网页和私人内置授权聊天闸门通过。1万条聊天48张不同图片，Edge导出684ms、导入并重载1349ms，WebKit导出2646ms、导入并重载7182ms，10000条与48张完整保留；启用Service Worker的文件备份检查也通过。目标手机具体根因尚未取得诊断，真实iPhone、安卓、模型及Mac编译未验证。</w:t>
+      </w:r>
+    </w:p>
+    <w:p>
+      <w:r>
+        <w:t>发布身份：网页及私人内置源码v1239，原生iOS1.0.355（355）、桥37不变，不制作私人包。全量测试与实际Pages发布结果见v1239_浏览器运行诊断核验.md。DOCX仅追加并验证历史正文与其余ZIP成员保留；缺少LibreOffice，未完成页面渲染验收。</w:t>
       </w:r>
     </w:p>
     <w:sectPr>
